--- a/docs/archive/mpstats_lore_weekly_history.docx
+++ b/docs/archive/mpstats_lore_weekly_history.docx
@@ -4,31 +4,42 @@
   <w:body>
     <w:p>
       <w:pPr>
-        <w:keepNext w:val="0"/>
-        <w:spacing w:before="0" w:after="120" w:line="300" w:lineRule="auto"/>
+        <w:spacing w:before="800" w:after="120"/>
       </w:pPr>
       <w:r>
         <w:rPr>
-          <w:rFonts w:ascii="Calibri" w:hAnsi="Calibri" w:eastAsia="Calibri"/>
+          <w:rFonts w:ascii="Calibri" w:hAnsi="Calibri" w:eastAsia="Calibri" w:cs="Calibri"/>
           <w:b/>
           <w:color w:val="0B2545"/>
           <w:sz w:val="48"/>
         </w:rPr>
-        <w:t>История нашего MPStats-лора</w:t>
+        <w:t>MPStats: процесс разработки ML-дедупликации SKU</w:t>
       </w:r>
     </w:p>
     <w:p>
       <w:pPr>
-        <w:keepNext w:val="0"/>
-        <w:spacing w:before="0" w:after="120" w:line="300" w:lineRule="auto"/>
+        <w:spacing w:after="280"/>
       </w:pPr>
       <w:r>
         <w:rPr>
-          <w:rFonts w:ascii="Calibri" w:hAnsi="Calibri" w:eastAsia="Calibri"/>
-          <w:color w:val="4B5563"/>
-          <w:sz w:val="24"/>
+          <w:rFonts w:ascii="Calibri" w:hAnsi="Calibri" w:eastAsia="Calibri" w:cs="Calibri"/>
+          <w:color w:val="1F4D78"/>
+          <w:sz w:val="26"/>
         </w:rPr>
-        <w:t>Что вообще происходило, по неделям и с текущим состоянием на 26 июня 2026</w:t>
+        <w:t>От research-ноутбуков до production identity layer в локальной web-app</w:t>
+      </w:r>
+    </w:p>
+    <w:p>
+      <w:pPr>
+        <w:spacing w:after="360"/>
+      </w:pPr>
+      <w:r>
+        <w:rPr>
+          <w:rFonts w:ascii="Calibri" w:hAnsi="Calibri" w:eastAsia="Calibri" w:cs="Calibri"/>
+          <w:color w:val="5B6770"/>
+          <w:sz w:val="20"/>
+        </w:rPr>
+        <w:t>Версия отчета: 1 июля 2026. Источники: текущий worktree, проектные docs, локальные research artifacts и скриншоты из /Users/exoldoff/Desktop/да.</w:t>
       </w:r>
     </w:p>
     <w:tbl>
@@ -37,15 +48,6 @@
         <w:jc w:val="center"/>
         <w:tblLayout w:type="fixed"/>
         <w:tblLook w:firstColumn="1" w:firstRow="1" w:lastColumn="0" w:lastRow="0" w:noHBand="0" w:noVBand="1" w:val="04A0"/>
-        <w:tblInd w:w="120" w:type="dxa"/>
-        <w:tblBorders>
-          <w:top w:val="single" w:sz="4" w:space="0" w:color="D9E2EC"/>
-          <w:left w:val="single" w:sz="4" w:space="0" w:color="D9E2EC"/>
-          <w:bottom w:val="single" w:sz="4" w:space="0" w:color="D9E2EC"/>
-          <w:right w:val="single" w:sz="4" w:space="0" w:color="D9E2EC"/>
-          <w:insideH w:val="single" w:sz="4" w:space="0" w:color="D9E2EC"/>
-          <w:insideV w:val="single" w:sz="4" w:space="0" w:color="D9E2EC"/>
-        </w:tblBorders>
       </w:tblPr>
       <w:tblGrid>
         <w:gridCol w:w="9360"/>
@@ -54,34 +56,46 @@
         <w:tc>
           <w:tcPr>
             <w:tcW w:type="dxa" w:w="9360"/>
+            <w:vAlign w:val="center"/>
             <w:tcMar>
               <w:top w:w="80" w:type="dxa"/>
+              <w:bottom w:w="80" w:type="dxa"/>
               <w:start w:w="120" w:type="dxa"/>
-              <w:bottom w:w="80" w:type="dxa"/>
               <w:end w:w="120" w:type="dxa"/>
             </w:tcMar>
-            <w:vAlign w:val="center"/>
-            <w:shd w:fill="F4F6F9"/>
+            <w:shd w:fill="EAF5EF"/>
+            <w:tcBorders>
+              <w:top w:val="single" w:sz="4" w:space="0" w:color="C7D1DB"/>
+              <w:left w:val="single" w:sz="4" w:space="0" w:color="C7D1DB"/>
+              <w:bottom w:val="single" w:sz="4" w:space="0" w:color="C7D1DB"/>
+              <w:right w:val="single" w:sz="4" w:space="0" w:color="C7D1DB"/>
+              <w:insideH w:val="single" w:sz="4" w:space="0" w:color="C7D1DB"/>
+              <w:insideV w:val="single" w:sz="4" w:space="0" w:color="C7D1DB"/>
+            </w:tcBorders>
           </w:tcPr>
           <w:p>
             <w:pPr>
-              <w:keepNext w:val="0"/>
-              <w:spacing w:before="40" w:after="40" w:line="288" w:lineRule="auto"/>
+              <w:spacing w:after="60"/>
             </w:pPr>
             <w:r>
               <w:rPr>
-                <w:rFonts w:ascii="Calibri" w:hAnsi="Calibri" w:eastAsia="Calibri"/>
+                <w:rFonts w:ascii="Calibri" w:hAnsi="Calibri" w:eastAsia="Calibri" w:cs="Calibri"/>
                 <w:b/>
                 <w:color w:val="1F4D78"/>
               </w:rPr>
-              <w:t xml:space="preserve">Короткая версия: </w:t>
+              <w:t>Главный итог</w:t>
             </w:r>
+          </w:p>
+          <w:p>
+            <w:pPr>
+              <w:spacing w:after="0"/>
+            </w:pPr>
             <w:r>
               <w:rPr>
-                <w:rFonts w:ascii="Calibri" w:hAnsi="Calibri" w:eastAsia="Calibri"/>
-                <w:color w:val="111827"/>
+                <w:rFonts w:ascii="Calibri" w:hAnsi="Calibri" w:eastAsia="Calibri" w:cs="Calibri"/>
+                <w:sz w:val="20"/>
               </w:rPr>
-              <w:t>за две с лишним недели работа прошла путь от тушения лагов и кубовых UX-болей до отдельного research-трека по SKU deduplication для «Соусов»: EDA, FAISS-кандидаты, ручная разметка, benchmark reranker-моделей, cost-sensitive thresholding и понятная карта дальнейших шагов.</w:t>
+              <w:t>Проект прошел путь от отдельной research-песочницы до production v1: web-app автоматически запускает ML-дедуп для Соус/Соусы, Кокосовое масло и Мыло, хранит результат в identity-таблицах и показывает канонические SKU в интерфейсе. Выбранный scorer — fine-tuned BGE reranker: на локальном frozen benchmark test precision 0.954, recall 0.846, F1 0.897, false merge 5.</w:t>
             </w:r>
           </w:p>
         </w:tc>
@@ -89,109 +103,487 @@
     </w:tbl>
     <w:p>
       <w:pPr>
-        <w:keepNext w:val="0"/>
-        <w:spacing w:after="120" w:before="0" w:line="300" w:lineRule="auto"/>
+        <w:spacing w:after="40"/>
       </w:pPr>
+    </w:p>
+    <w:tbl>
+      <w:tblPr>
+        <w:tblW w:type="dxa" w:w="9360"/>
+        <w:jc w:val="center"/>
+        <w:tblLayout w:type="fixed"/>
+        <w:tblLook w:firstColumn="1" w:firstRow="1" w:lastColumn="0" w:lastRow="0" w:noHBand="0" w:noVBand="1" w:val="04A0"/>
+      </w:tblPr>
+      <w:tblGrid>
+        <w:gridCol w:w="2300"/>
+        <w:gridCol w:w="7060"/>
+      </w:tblGrid>
+      <w:tr>
+        <w:tc>
+          <w:tcPr>
+            <w:tcW w:type="dxa" w:w="2300"/>
+            <w:vAlign w:val="center"/>
+            <w:tcMar>
+              <w:top w:w="80" w:type="dxa"/>
+              <w:bottom w:w="80" w:type="dxa"/>
+              <w:start w:w="120" w:type="dxa"/>
+              <w:end w:w="120" w:type="dxa"/>
+            </w:tcMar>
+            <w:tcBorders>
+              <w:top w:val="single" w:sz="4" w:space="0" w:color="D0D7DE"/>
+              <w:left w:val="single" w:sz="4" w:space="0" w:color="D0D7DE"/>
+              <w:bottom w:val="single" w:sz="4" w:space="0" w:color="D0D7DE"/>
+              <w:right w:val="single" w:sz="4" w:space="0" w:color="D0D7DE"/>
+              <w:insideH w:val="single" w:sz="4" w:space="0" w:color="D0D7DE"/>
+              <w:insideV w:val="single" w:sz="4" w:space="0" w:color="D0D7DE"/>
+            </w:tcBorders>
+            <w:shd w:fill="F2F4F7"/>
+          </w:tcPr>
+          <w:p>
+            <w:pPr>
+              <w:spacing w:after="0" w:line="252" w:lineRule="auto"/>
+            </w:pPr>
+            <w:r>
+              <w:rPr>
+                <w:rFonts w:ascii="Calibri" w:hAnsi="Calibri" w:eastAsia="Calibri" w:cs="Calibri"/>
+                <w:b/>
+                <w:color w:val="1F2937"/>
+                <w:sz w:val="18"/>
+              </w:rPr>
+              <w:t>Контур</w:t>
+            </w:r>
+          </w:p>
+        </w:tc>
+        <w:tc>
+          <w:tcPr>
+            <w:tcW w:type="dxa" w:w="7060"/>
+            <w:vAlign w:val="center"/>
+            <w:tcMar>
+              <w:top w:w="80" w:type="dxa"/>
+              <w:bottom w:w="80" w:type="dxa"/>
+              <w:start w:w="120" w:type="dxa"/>
+              <w:end w:w="120" w:type="dxa"/>
+            </w:tcMar>
+            <w:tcBorders>
+              <w:top w:val="single" w:sz="4" w:space="0" w:color="D0D7DE"/>
+              <w:left w:val="single" w:sz="4" w:space="0" w:color="D0D7DE"/>
+              <w:bottom w:val="single" w:sz="4" w:space="0" w:color="D0D7DE"/>
+              <w:right w:val="single" w:sz="4" w:space="0" w:color="D0D7DE"/>
+              <w:insideH w:val="single" w:sz="4" w:space="0" w:color="D0D7DE"/>
+              <w:insideV w:val="single" w:sz="4" w:space="0" w:color="D0D7DE"/>
+            </w:tcBorders>
+            <w:shd w:fill="F2F4F7"/>
+          </w:tcPr>
+          <w:p>
+            <w:pPr>
+              <w:spacing w:after="0" w:line="252" w:lineRule="auto"/>
+            </w:pPr>
+            <w:r>
+              <w:rPr>
+                <w:rFonts w:ascii="Calibri" w:hAnsi="Calibri" w:eastAsia="Calibri" w:cs="Calibri"/>
+                <w:b/>
+                <w:color w:val="1F2937"/>
+                <w:sz w:val="18"/>
+              </w:rPr>
+              <w:t>Текущее состояние</w:t>
+            </w:r>
+          </w:p>
+        </w:tc>
+      </w:tr>
+      <w:tr>
+        <w:tc>
+          <w:tcPr>
+            <w:tcW w:type="dxa" w:w="2300"/>
+            <w:tcBorders>
+              <w:top w:val="single" w:sz="4" w:space="0" w:color="D0D7DE"/>
+              <w:left w:val="single" w:sz="4" w:space="0" w:color="D0D7DE"/>
+              <w:bottom w:val="single" w:sz="4" w:space="0" w:color="D0D7DE"/>
+              <w:right w:val="single" w:sz="4" w:space="0" w:color="D0D7DE"/>
+              <w:insideH w:val="single" w:sz="4" w:space="0" w:color="D0D7DE"/>
+              <w:insideV w:val="single" w:sz="4" w:space="0" w:color="D0D7DE"/>
+            </w:tcBorders>
+          </w:tcPr>
+          <w:p>
+            <w:pPr>
+              <w:spacing w:after="0" w:line="252" w:lineRule="auto"/>
+            </w:pPr>
+            <w:r>
+              <w:rPr>
+                <w:rFonts w:ascii="Calibri" w:hAnsi="Calibri" w:eastAsia="Calibri" w:cs="Calibri"/>
+                <w:sz w:val="18"/>
+              </w:rPr>
+              <w:t>Пользовательский workflow</w:t>
+            </w:r>
+          </w:p>
+        </w:tc>
+        <w:tc>
+          <w:tcPr>
+            <w:tcW w:type="dxa" w:w="7060"/>
+            <w:tcBorders>
+              <w:top w:val="single" w:sz="4" w:space="0" w:color="D0D7DE"/>
+              <w:left w:val="single" w:sz="4" w:space="0" w:color="D0D7DE"/>
+              <w:bottom w:val="single" w:sz="4" w:space="0" w:color="D0D7DE"/>
+              <w:right w:val="single" w:sz="4" w:space="0" w:color="D0D7DE"/>
+              <w:insideH w:val="single" w:sz="4" w:space="0" w:color="D0D7DE"/>
+              <w:insideV w:val="single" w:sz="4" w:space="0" w:color="D0D7DE"/>
+            </w:tcBorders>
+          </w:tcPr>
+          <w:p>
+            <w:pPr>
+              <w:spacing w:after="0" w:line="252" w:lineRule="auto"/>
+            </w:pPr>
+            <w:r>
+              <w:rPr>
+                <w:rFonts w:ascii="Calibri" w:hAnsi="Calibri" w:eastAsia="Calibri" w:cs="Calibri"/>
+                <w:sz w:val="18"/>
+              </w:rPr>
+              <w:t>Локальная web-app mpstats_app/ + web/: запуск, куб, отчеты, выгрузки, ML-дедуп.</w:t>
+            </w:r>
+          </w:p>
+        </w:tc>
+      </w:tr>
+      <w:tr>
+        <w:tc>
+          <w:tcPr>
+            <w:tcW w:type="dxa" w:w="2300"/>
+            <w:tcBorders>
+              <w:top w:val="single" w:sz="4" w:space="0" w:color="D0D7DE"/>
+              <w:left w:val="single" w:sz="4" w:space="0" w:color="D0D7DE"/>
+              <w:bottom w:val="single" w:sz="4" w:space="0" w:color="D0D7DE"/>
+              <w:right w:val="single" w:sz="4" w:space="0" w:color="D0D7DE"/>
+              <w:insideH w:val="single" w:sz="4" w:space="0" w:color="D0D7DE"/>
+              <w:insideV w:val="single" w:sz="4" w:space="0" w:color="D0D7DE"/>
+            </w:tcBorders>
+          </w:tcPr>
+          <w:p>
+            <w:pPr>
+              <w:spacing w:after="0" w:line="252" w:lineRule="auto"/>
+            </w:pPr>
+            <w:r>
+              <w:rPr>
+                <w:rFonts w:ascii="Calibri" w:hAnsi="Calibri" w:eastAsia="Calibri" w:cs="Calibri"/>
+                <w:sz w:val="18"/>
+              </w:rPr>
+              <w:t>Research workflow</w:t>
+            </w:r>
+          </w:p>
+        </w:tc>
+        <w:tc>
+          <w:tcPr>
+            <w:tcW w:type="dxa" w:w="7060"/>
+            <w:tcBorders>
+              <w:top w:val="single" w:sz="4" w:space="0" w:color="D0D7DE"/>
+              <w:left w:val="single" w:sz="4" w:space="0" w:color="D0D7DE"/>
+              <w:bottom w:val="single" w:sz="4" w:space="0" w:color="D0D7DE"/>
+              <w:right w:val="single" w:sz="4" w:space="0" w:color="D0D7DE"/>
+              <w:insideH w:val="single" w:sz="4" w:space="0" w:color="D0D7DE"/>
+              <w:insideV w:val="single" w:sz="4" w:space="0" w:color="D0D7DE"/>
+            </w:tcBorders>
+          </w:tcPr>
+          <w:p>
+            <w:pPr>
+              <w:spacing w:after="0" w:line="252" w:lineRule="auto"/>
+            </w:pPr>
+            <w:r>
+              <w:rPr>
+                <w:rFonts w:ascii="Calibri" w:hAnsi="Calibri" w:eastAsia="Calibri" w:cs="Calibri"/>
+                <w:sz w:val="18"/>
+              </w:rPr>
+              <w:t>notebooks/00-05 + research/dedup/: EDA, FAISS candidates, labeling, model benchmark, fusion graph, demo.</w:t>
+            </w:r>
+          </w:p>
+        </w:tc>
+      </w:tr>
+      <w:tr>
+        <w:tc>
+          <w:tcPr>
+            <w:tcW w:type="dxa" w:w="2300"/>
+            <w:tcBorders>
+              <w:top w:val="single" w:sz="4" w:space="0" w:color="D0D7DE"/>
+              <w:left w:val="single" w:sz="4" w:space="0" w:color="D0D7DE"/>
+              <w:bottom w:val="single" w:sz="4" w:space="0" w:color="D0D7DE"/>
+              <w:right w:val="single" w:sz="4" w:space="0" w:color="D0D7DE"/>
+              <w:insideH w:val="single" w:sz="4" w:space="0" w:color="D0D7DE"/>
+              <w:insideV w:val="single" w:sz="4" w:space="0" w:color="D0D7DE"/>
+            </w:tcBorders>
+          </w:tcPr>
+          <w:p>
+            <w:pPr>
+              <w:spacing w:after="0" w:line="252" w:lineRule="auto"/>
+            </w:pPr>
+            <w:r>
+              <w:rPr>
+                <w:rFonts w:ascii="Calibri" w:hAnsi="Calibri" w:eastAsia="Calibri" w:cs="Calibri"/>
+                <w:sz w:val="18"/>
+              </w:rPr>
+              <w:t>Поддержанные категории</w:t>
+            </w:r>
+          </w:p>
+        </w:tc>
+        <w:tc>
+          <w:tcPr>
+            <w:tcW w:type="dxa" w:w="7060"/>
+            <w:tcBorders>
+              <w:top w:val="single" w:sz="4" w:space="0" w:color="D0D7DE"/>
+              <w:left w:val="single" w:sz="4" w:space="0" w:color="D0D7DE"/>
+              <w:bottom w:val="single" w:sz="4" w:space="0" w:color="D0D7DE"/>
+              <w:right w:val="single" w:sz="4" w:space="0" w:color="D0D7DE"/>
+              <w:insideH w:val="single" w:sz="4" w:space="0" w:color="D0D7DE"/>
+              <w:insideV w:val="single" w:sz="4" w:space="0" w:color="D0D7DE"/>
+            </w:tcBorders>
+          </w:tcPr>
+          <w:p>
+            <w:pPr>
+              <w:spacing w:after="0" w:line="252" w:lineRule="auto"/>
+            </w:pPr>
+            <w:r>
+              <w:rPr>
+                <w:rFonts w:ascii="Calibri" w:hAnsi="Calibri" w:eastAsia="Calibri" w:cs="Calibri"/>
+                <w:sz w:val="18"/>
+              </w:rPr>
+              <w:t>Соус/Соусы, Кокосовое масло, Мыло.</w:t>
+            </w:r>
+          </w:p>
+        </w:tc>
+      </w:tr>
+      <w:tr>
+        <w:tc>
+          <w:tcPr>
+            <w:tcW w:type="dxa" w:w="2300"/>
+            <w:tcBorders>
+              <w:top w:val="single" w:sz="4" w:space="0" w:color="D0D7DE"/>
+              <w:left w:val="single" w:sz="4" w:space="0" w:color="D0D7DE"/>
+              <w:bottom w:val="single" w:sz="4" w:space="0" w:color="D0D7DE"/>
+              <w:right w:val="single" w:sz="4" w:space="0" w:color="D0D7DE"/>
+              <w:insideH w:val="single" w:sz="4" w:space="0" w:color="D0D7DE"/>
+              <w:insideV w:val="single" w:sz="4" w:space="0" w:color="D0D7DE"/>
+            </w:tcBorders>
+          </w:tcPr>
+          <w:p>
+            <w:pPr>
+              <w:spacing w:after="0" w:line="252" w:lineRule="auto"/>
+            </w:pPr>
+            <w:r>
+              <w:rPr>
+                <w:rFonts w:ascii="Calibri" w:hAnsi="Calibri" w:eastAsia="Calibri" w:cs="Calibri"/>
+                <w:sz w:val="18"/>
+              </w:rPr>
+              <w:t>Production scorer</w:t>
+            </w:r>
+          </w:p>
+        </w:tc>
+        <w:tc>
+          <w:tcPr>
+            <w:tcW w:type="dxa" w:w="7060"/>
+            <w:tcBorders>
+              <w:top w:val="single" w:sz="4" w:space="0" w:color="D0D7DE"/>
+              <w:left w:val="single" w:sz="4" w:space="0" w:color="D0D7DE"/>
+              <w:bottom w:val="single" w:sz="4" w:space="0" w:color="D0D7DE"/>
+              <w:right w:val="single" w:sz="4" w:space="0" w:color="D0D7DE"/>
+              <w:insideH w:val="single" w:sz="4" w:space="0" w:color="D0D7DE"/>
+              <w:insideV w:val="single" w:sz="4" w:space="0" w:color="D0D7DE"/>
+            </w:tcBorders>
+          </w:tcPr>
+          <w:p>
+            <w:pPr>
+              <w:spacing w:after="0" w:line="252" w:lineRule="auto"/>
+            </w:pPr>
+            <w:r>
+              <w:rPr>
+                <w:rFonts w:ascii="Calibri" w:hAnsi="Calibri" w:eastAsia="Calibri" w:cs="Calibri"/>
+                <w:sz w:val="18"/>
+              </w:rPr>
+              <w:t>ft_bge_reranker_v2_m3, HF id exoldoff/bge-reranker-v2-m3-cross-encoder-marketplaces-rus.</w:t>
+            </w:r>
+          </w:p>
+        </w:tc>
+      </w:tr>
+      <w:tr>
+        <w:tc>
+          <w:tcPr>
+            <w:tcW w:type="dxa" w:w="2300"/>
+            <w:tcBorders>
+              <w:top w:val="single" w:sz="4" w:space="0" w:color="D0D7DE"/>
+              <w:left w:val="single" w:sz="4" w:space="0" w:color="D0D7DE"/>
+              <w:bottom w:val="single" w:sz="4" w:space="0" w:color="D0D7DE"/>
+              <w:right w:val="single" w:sz="4" w:space="0" w:color="D0D7DE"/>
+              <w:insideH w:val="single" w:sz="4" w:space="0" w:color="D0D7DE"/>
+              <w:insideV w:val="single" w:sz="4" w:space="0" w:color="D0D7DE"/>
+            </w:tcBorders>
+          </w:tcPr>
+          <w:p>
+            <w:pPr>
+              <w:spacing w:after="0" w:line="252" w:lineRule="auto"/>
+            </w:pPr>
+            <w:r>
+              <w:rPr>
+                <w:rFonts w:ascii="Calibri" w:hAnsi="Calibri" w:eastAsia="Calibri" w:cs="Calibri"/>
+                <w:sz w:val="18"/>
+              </w:rPr>
+              <w:t>Retrieval</w:t>
+            </w:r>
+          </w:p>
+        </w:tc>
+        <w:tc>
+          <w:tcPr>
+            <w:tcW w:type="dxa" w:w="7060"/>
+            <w:tcBorders>
+              <w:top w:val="single" w:sz="4" w:space="0" w:color="D0D7DE"/>
+              <w:left w:val="single" w:sz="4" w:space="0" w:color="D0D7DE"/>
+              <w:bottom w:val="single" w:sz="4" w:space="0" w:color="D0D7DE"/>
+              <w:right w:val="single" w:sz="4" w:space="0" w:color="D0D7DE"/>
+              <w:insideH w:val="single" w:sz="4" w:space="0" w:color="D0D7DE"/>
+              <w:insideV w:val="single" w:sz="4" w:space="0" w:color="D0D7DE"/>
+            </w:tcBorders>
+          </w:tcPr>
+          <w:p>
+            <w:pPr>
+              <w:spacing w:after="0" w:line="252" w:lineRule="auto"/>
+            </w:pPr>
+            <w:r>
+              <w:rPr>
+                <w:rFonts w:ascii="Calibri" w:hAnsi="Calibri" w:eastAsia="Calibri" w:cs="Calibri"/>
+                <w:sz w:val="18"/>
+              </w:rPr>
+              <w:t>intfloat/multilingual-e5-small embeddings + FAISS top_k=30.</w:t>
+            </w:r>
+          </w:p>
+        </w:tc>
+      </w:tr>
+      <w:tr>
+        <w:tc>
+          <w:tcPr>
+            <w:tcW w:type="dxa" w:w="2300"/>
+            <w:tcBorders>
+              <w:top w:val="single" w:sz="4" w:space="0" w:color="D0D7DE"/>
+              <w:left w:val="single" w:sz="4" w:space="0" w:color="D0D7DE"/>
+              <w:bottom w:val="single" w:sz="4" w:space="0" w:color="D0D7DE"/>
+              <w:right w:val="single" w:sz="4" w:space="0" w:color="D0D7DE"/>
+              <w:insideH w:val="single" w:sz="4" w:space="0" w:color="D0D7DE"/>
+              <w:insideV w:val="single" w:sz="4" w:space="0" w:color="D0D7DE"/>
+            </w:tcBorders>
+          </w:tcPr>
+          <w:p>
+            <w:pPr>
+              <w:spacing w:after="0" w:line="252" w:lineRule="auto"/>
+            </w:pPr>
+            <w:r>
+              <w:rPr>
+                <w:rFonts w:ascii="Calibri" w:hAnsi="Calibri" w:eastAsia="Calibri" w:cs="Calibri"/>
+                <w:sz w:val="18"/>
+              </w:rPr>
+              <w:t>Хранение результата</w:t>
+            </w:r>
+          </w:p>
+        </w:tc>
+        <w:tc>
+          <w:tcPr>
+            <w:tcW w:type="dxa" w:w="7060"/>
+            <w:tcBorders>
+              <w:top w:val="single" w:sz="4" w:space="0" w:color="D0D7DE"/>
+              <w:left w:val="single" w:sz="4" w:space="0" w:color="D0D7DE"/>
+              <w:bottom w:val="single" w:sz="4" w:space="0" w:color="D0D7DE"/>
+              <w:right w:val="single" w:sz="4" w:space="0" w:color="D0D7DE"/>
+              <w:insideH w:val="single" w:sz="4" w:space="0" w:color="D0D7DE"/>
+              <w:insideV w:val="single" w:sz="4" w:space="0" w:color="D0D7DE"/>
+            </w:tcBorders>
+          </w:tcPr>
+          <w:p>
+            <w:pPr>
+              <w:spacing w:after="0" w:line="252" w:lineRule="auto"/>
+            </w:pPr>
+            <w:r>
+              <w:rPr>
+                <w:rFonts w:ascii="Calibri" w:hAnsi="Calibri" w:eastAsia="Calibri" w:cs="Calibri"/>
+                <w:sz w:val="18"/>
+              </w:rPr>
+              <w:t>dedup_* identity tables + materialized mpstats_products_dedup; исходные факты не схлопываются.</w:t>
+            </w:r>
+          </w:p>
+        </w:tc>
+      </w:tr>
+    </w:tbl>
+    <w:p>
+      <w:r>
+        <w:br w:type="page"/>
+      </w:r>
     </w:p>
     <w:p>
       <w:pPr>
         <w:pStyle w:val="Heading1"/>
-        <w:keepNext/>
-        <w:spacing w:before="360" w:after="200" w:line="300" w:lineRule="auto"/>
       </w:pPr>
       <w:r>
         <w:rPr>
-          <w:rFonts w:ascii="Calibri" w:hAnsi="Calibri" w:eastAsia="Calibri"/>
-          <w:b/>
-          <w:color w:val="2E74B5"/>
-          <w:sz w:val="32"/>
+          <w:rFonts w:ascii="Calibri" w:hAnsi="Calibri" w:eastAsia="Calibri" w:cs="Calibri"/>
         </w:rPr>
-        <w:t>1. Сюжет одним экраном</w:t>
+        <w:t>1. Что изменилось относительно старого отчета</w:t>
       </w:r>
     </w:p>
     <w:p>
-      <w:pPr>
-        <w:keepNext w:val="0"/>
-        <w:spacing w:before="0" w:after="120" w:line="300" w:lineRule="auto"/>
-      </w:pPr>
       <w:r>
         <w:rPr>
-          <w:rFonts w:ascii="Calibri" w:hAnsi="Calibri" w:eastAsia="Calibri"/>
-          <w:color w:val="111827"/>
+          <w:rFonts w:ascii="Calibri" w:hAnsi="Calibri" w:eastAsia="Calibri" w:cs="Calibri"/>
         </w:rPr>
-        <w:t>Это не полный протокол всех сообщений, а сжатая реконструкция по памяти Codex и текущим проектным документам. Главный фокус — MPStats; в конце есть короткий appendix по соседним эпизодам: Excel/PL3 и дипломный MVP.</w:t>
+        <w:t>Старый документ фиксировал состояние на 26 июня 2026: research-only дедуп, запрет переносить код в pipeline/web-app до выбора технологии, один основной фокус на «Соусах» и первые threshold reports. Сейчас это уже неактуальная середина истории.</w:t>
+      </w:r>
+    </w:p>
+    <w:p>
+      <w:r>
+        <w:rPr>
+          <w:rFonts w:ascii="Calibri" w:hAnsi="Calibri" w:eastAsia="Calibri" w:cs="Calibri"/>
+        </w:rPr>
+        <w:t>Текущий отчет переписан под новую стадию: выбран supervised scorer, добавлен production ML-дедуп в основной web workflow, появились category-specific thresholds, инкрементальные cache-слои и пользовательская вкладка «Данные -&gt; ML-дедуп».</w:t>
       </w:r>
     </w:p>
     <w:p>
       <w:pPr>
         <w:pStyle w:val="ListBullet"/>
-        <w:keepNext w:val="0"/>
-        <w:spacing w:before="0" w:after="80" w:line="300" w:lineRule="auto"/>
       </w:pPr>
       <w:r>
         <w:rPr>
-          <w:rFonts w:ascii="Calibri" w:hAnsi="Calibri" w:eastAsia="Calibri"/>
-          <w:color w:val="111827"/>
+          <w:rFonts w:ascii="Calibri" w:hAnsi="Calibri" w:eastAsia="Calibri" w:cs="Calibri"/>
         </w:rPr>
-        <w:t>Production-ветка MPStats стабилизировалась вокруг локальной web-app: меньше скрытых тяжёлых polling-paths, понятнее ошибки запуска, нормальное массовое удаление кубовых срезов, явная карта pipeline.</w:t>
+        <w:t>Research остался прозрачным: notebook-цепочка 00-05 показывает, как мы пришли к решению.</w:t>
       </w:r>
     </w:p>
     <w:p>
       <w:pPr>
         <w:pStyle w:val="ListBullet"/>
-        <w:keepNext w:val="0"/>
-        <w:spacing w:before="0" w:after="80" w:line="300" w:lineRule="auto"/>
       </w:pPr>
       <w:r>
         <w:rPr>
-          <w:rFonts w:ascii="Calibri" w:hAnsi="Calibri" w:eastAsia="Calibri"/>
-          <w:color w:val="111827"/>
+          <w:rFonts w:ascii="Calibri" w:hAnsi="Calibri" w:eastAsia="Calibri" w:cs="Calibri"/>
         </w:rPr>
-        <w:t>Research-ветка SKU dedup была вынесена в песочницу `research/dedup/` + `notebooks/`: никаких переносов в `pipeline/` и `mpstats_app/` до выбора технологии.</w:t>
+        <w:t>Production слой отделен от фактов: дедуп добавляет идентичность и каноны, но не мутирует mpstats_products.</w:t>
       </w:r>
     </w:p>
     <w:p>
       <w:pPr>
         <w:pStyle w:val="ListBullet"/>
-        <w:keepNext w:val="0"/>
-        <w:spacing w:before="0" w:after="80" w:line="300" w:lineRule="auto"/>
       </w:pPr>
       <w:r>
         <w:rPr>
-          <w:rFonts w:ascii="Calibri" w:hAnsi="Calibri" w:eastAsia="Calibri"/>
-          <w:color w:val="111827"/>
+          <w:rFonts w:ascii="Calibri" w:hAnsi="Calibri" w:eastAsia="Calibri" w:cs="Calibri"/>
         </w:rPr>
-        <w:t>Для категории «Соусы» появился полный исследовательский маршрут: EDA -&gt; embedding/FAISS candidates -&gt; ручная разметка -&gt; matching benchmark -&gt; clustering/report -&gt; threshold calibration.</w:t>
-      </w:r>
-    </w:p>
-    <w:p>
-      <w:pPr>
-        <w:pStyle w:val="ListBullet"/>
-        <w:keepNext w:val="0"/>
-        <w:spacing w:before="0" w:after="80" w:line="300" w:lineRule="auto"/>
-      </w:pPr>
-      <w:r>
-        <w:rPr>
-          <w:rFonts w:ascii="Calibri" w:hAnsi="Calibri" w:eastAsia="Calibri"/>
-          <w:color w:val="111827"/>
-        </w:rPr>
-        <w:t>Ключевой бизнес-принцип: false merge дороже false split. Лучше пропустить дубль, чем автоматически склеить разные товары и испортить справочник.</w:t>
+        <w:t>Главный риск по-прежнему false merge: ложная склейка разных товаров дороже, чем пропущенный дубль.</w:t>
       </w:r>
     </w:p>
     <w:p>
       <w:pPr>
         <w:pStyle w:val="Heading1"/>
-        <w:keepNext/>
-        <w:spacing w:before="360" w:after="200" w:line="300" w:lineRule="auto"/>
       </w:pPr>
       <w:r>
         <w:rPr>
-          <w:rFonts w:ascii="Calibri" w:hAnsi="Calibri" w:eastAsia="Calibri"/>
-          <w:b/>
-          <w:color w:val="2E74B5"/>
-          <w:sz w:val="32"/>
+          <w:rFonts w:ascii="Calibri" w:hAnsi="Calibri" w:eastAsia="Calibri" w:cs="Calibri"/>
         </w:rPr>
-        <w:t>2. История по неделям</w:t>
+        <w:t>2. Сквозной workflow проекта</w:t>
+      </w:r>
+    </w:p>
+    <w:p>
+      <w:r>
+        <w:rPr>
+          <w:rFonts w:ascii="Calibri" w:hAnsi="Calibri" w:eastAsia="Calibri" w:cs="Calibri"/>
+        </w:rPr>
+        <w:t>Пользовательский контур начинается в web-app: загрузка MPStats, нормализация, парсинг веса/объема, классификация, запись в DuckDB и формирование куба. После сохранения classified-файлов ML-дедуп запускается для поддержанных категорий автоматически, а вручную его можно перезапустить из отдельной вкладки.</w:t>
       </w:r>
     </w:p>
     <w:tbl>
@@ -200,689 +592,113 @@
         <w:jc w:val="center"/>
         <w:tblLayout w:type="fixed"/>
         <w:tblLook w:firstColumn="1" w:firstRow="1" w:lastColumn="0" w:lastRow="0" w:noHBand="0" w:noVBand="1" w:val="04A0"/>
-        <w:tblInd w:w="120" w:type="dxa"/>
-        <w:tblBorders>
-          <w:top w:val="single" w:sz="4" w:space="0" w:color="D9E2EC"/>
-          <w:left w:val="single" w:sz="4" w:space="0" w:color="D9E2EC"/>
-          <w:bottom w:val="single" w:sz="4" w:space="0" w:color="D9E2EC"/>
-          <w:right w:val="single" w:sz="4" w:space="0" w:color="D9E2EC"/>
-          <w:insideH w:val="single" w:sz="4" w:space="0" w:color="D9E2EC"/>
-          <w:insideV w:val="single" w:sz="4" w:space="0" w:color="D9E2EC"/>
-        </w:tblBorders>
       </w:tblPr>
       <w:tblGrid>
         <w:gridCol w:w="1500"/>
-        <w:gridCol w:w="4300"/>
-        <w:gridCol w:w="3560"/>
+        <w:gridCol w:w="5300"/>
+        <w:gridCol w:w="2560"/>
       </w:tblGrid>
       <w:tr>
         <w:tc>
           <w:tcPr>
             <w:tcW w:type="dxa" w:w="1500"/>
+            <w:vAlign w:val="center"/>
             <w:tcMar>
               <w:top w:w="80" w:type="dxa"/>
+              <w:bottom w:w="80" w:type="dxa"/>
               <w:start w:w="120" w:type="dxa"/>
-              <w:bottom w:w="80" w:type="dxa"/>
               <w:end w:w="120" w:type="dxa"/>
             </w:tcMar>
-            <w:vAlign w:val="center"/>
-            <w:shd w:fill="E8EEF5"/>
+            <w:tcBorders>
+              <w:top w:val="single" w:sz="4" w:space="0" w:color="D0D7DE"/>
+              <w:left w:val="single" w:sz="4" w:space="0" w:color="D0D7DE"/>
+              <w:bottom w:val="single" w:sz="4" w:space="0" w:color="D0D7DE"/>
+              <w:right w:val="single" w:sz="4" w:space="0" w:color="D0D7DE"/>
+              <w:insideH w:val="single" w:sz="4" w:space="0" w:color="D0D7DE"/>
+              <w:insideV w:val="single" w:sz="4" w:space="0" w:color="D0D7DE"/>
+            </w:tcBorders>
+            <w:shd w:fill="F2F4F7"/>
           </w:tcPr>
           <w:p>
             <w:pPr>
-              <w:keepNext w:val="0"/>
-              <w:spacing w:before="0" w:after="0" w:line="259" w:lineRule="auto"/>
-              <w:jc w:val="center"/>
+              <w:spacing w:after="0" w:line="252" w:lineRule="auto"/>
             </w:pPr>
             <w:r>
               <w:rPr>
-                <w:rFonts w:ascii="Calibri" w:hAnsi="Calibri" w:eastAsia="Calibri"/>
+                <w:rFonts w:ascii="Calibri" w:hAnsi="Calibri" w:eastAsia="Calibri" w:cs="Calibri"/>
                 <w:b/>
-                <w:color w:val="111827"/>
-                <w:sz w:val="19"/>
+                <w:color w:val="1F2937"/>
+                <w:sz w:val="17"/>
               </w:rPr>
-              <w:t>Период</w:t>
+              <w:t>Шаг</w:t>
             </w:r>
           </w:p>
         </w:tc>
         <w:tc>
           <w:tcPr>
-            <w:tcW w:type="dxa" w:w="4300"/>
+            <w:tcW w:type="dxa" w:w="5300"/>
+            <w:vAlign w:val="center"/>
             <w:tcMar>
               <w:top w:w="80" w:type="dxa"/>
+              <w:bottom w:w="80" w:type="dxa"/>
               <w:start w:w="120" w:type="dxa"/>
-              <w:bottom w:w="80" w:type="dxa"/>
               <w:end w:w="120" w:type="dxa"/>
             </w:tcMar>
-            <w:vAlign w:val="center"/>
-            <w:shd w:fill="E8EEF5"/>
+            <w:tcBorders>
+              <w:top w:val="single" w:sz="4" w:space="0" w:color="D0D7DE"/>
+              <w:left w:val="single" w:sz="4" w:space="0" w:color="D0D7DE"/>
+              <w:bottom w:val="single" w:sz="4" w:space="0" w:color="D0D7DE"/>
+              <w:right w:val="single" w:sz="4" w:space="0" w:color="D0D7DE"/>
+              <w:insideH w:val="single" w:sz="4" w:space="0" w:color="D0D7DE"/>
+              <w:insideV w:val="single" w:sz="4" w:space="0" w:color="D0D7DE"/>
+            </w:tcBorders>
+            <w:shd w:fill="F2F4F7"/>
           </w:tcPr>
           <w:p>
             <w:pPr>
-              <w:keepNext w:val="0"/>
-              <w:spacing w:before="0" w:after="0" w:line="259" w:lineRule="auto"/>
-              <w:jc w:val="left"/>
+              <w:spacing w:after="0" w:line="252" w:lineRule="auto"/>
             </w:pPr>
             <w:r>
               <w:rPr>
-                <w:rFonts w:ascii="Calibri" w:hAnsi="Calibri" w:eastAsia="Calibri"/>
+                <w:rFonts w:ascii="Calibri" w:hAnsi="Calibri" w:eastAsia="Calibri" w:cs="Calibri"/>
                 <w:b/>
-                <w:color w:val="111827"/>
-                <w:sz w:val="19"/>
+                <w:color w:val="1F2937"/>
+                <w:sz w:val="17"/>
               </w:rPr>
-              <w:t>Что было</w:t>
+              <w:t>Что происходит</w:t>
             </w:r>
           </w:p>
         </w:tc>
         <w:tc>
           <w:tcPr>
-            <w:tcW w:type="dxa" w:w="3560"/>
+            <w:tcW w:type="dxa" w:w="2560"/>
+            <w:vAlign w:val="center"/>
             <w:tcMar>
               <w:top w:w="80" w:type="dxa"/>
+              <w:bottom w:w="80" w:type="dxa"/>
               <w:start w:w="120" w:type="dxa"/>
-              <w:bottom w:w="80" w:type="dxa"/>
               <w:end w:w="120" w:type="dxa"/>
             </w:tcMar>
-            <w:vAlign w:val="center"/>
-            <w:shd w:fill="E8EEF5"/>
+            <w:tcBorders>
+              <w:top w:val="single" w:sz="4" w:space="0" w:color="D0D7DE"/>
+              <w:left w:val="single" w:sz="4" w:space="0" w:color="D0D7DE"/>
+              <w:bottom w:val="single" w:sz="4" w:space="0" w:color="D0D7DE"/>
+              <w:right w:val="single" w:sz="4" w:space="0" w:color="D0D7DE"/>
+              <w:insideH w:val="single" w:sz="4" w:space="0" w:color="D0D7DE"/>
+              <w:insideV w:val="single" w:sz="4" w:space="0" w:color="D0D7DE"/>
+            </w:tcBorders>
+            <w:shd w:fill="F2F4F7"/>
           </w:tcPr>
           <w:p>
             <w:pPr>
-              <w:keepNext w:val="0"/>
-              <w:spacing w:before="0" w:after="0" w:line="259" w:lineRule="auto"/>
-              <w:jc w:val="left"/>
+              <w:spacing w:after="0" w:line="252" w:lineRule="auto"/>
             </w:pPr>
             <w:r>
               <w:rPr>
-                <w:rFonts w:ascii="Calibri" w:hAnsi="Calibri" w:eastAsia="Calibri"/>
+                <w:rFonts w:ascii="Calibri" w:hAnsi="Calibri" w:eastAsia="Calibri" w:cs="Calibri"/>
                 <w:b/>
-                <w:color w:val="111827"/>
-                <w:sz w:val="19"/>
-              </w:rPr>
-              <w:t>Ключевой результат</w:t>
-            </w:r>
-          </w:p>
-        </w:tc>
-      </w:tr>
-      <w:tr>
-        <w:tc>
-          <w:tcPr>
-            <w:tcW w:type="dxa" w:w="1500"/>
-          </w:tcPr>
-          <w:p>
-            <w:pPr>
-              <w:keepNext w:val="0"/>
-              <w:spacing w:before="0" w:after="0" w:line="259" w:lineRule="auto"/>
-              <w:jc w:val="center"/>
-            </w:pPr>
-            <w:r>
-              <w:rPr>
-                <w:rFonts w:ascii="Calibri" w:hAnsi="Calibri" w:eastAsia="Calibri"/>
-                <w:color w:val="111827"/>
+                <w:color w:val="1F2937"/>
                 <w:sz w:val="17"/>
-              </w:rPr>
-              <w:t>12-16 июня</w:t>
-            </w:r>
-          </w:p>
-        </w:tc>
-        <w:tc>
-          <w:tcPr>
-            <w:tcW w:type="dxa" w:w="4300"/>
-          </w:tcPr>
-          <w:p>
-            <w:pPr>
-              <w:keepNext w:val="0"/>
-              <w:spacing w:before="0" w:after="0" w:line="259" w:lineRule="auto"/>
-            </w:pPr>
-            <w:r>
-              <w:rPr>
-                <w:rFonts w:ascii="Calibri" w:hAnsi="Calibri" w:eastAsia="Calibri"/>
-                <w:color w:val="111827"/>
-                <w:sz w:val="17"/>
-              </w:rPr>
-              <w:t>Production MPStats: лаги/polling, классификатор, quality-tab, bulk delete кубов, pipeline map; рядом — workbook и diploma старт.</w:t>
-            </w:r>
-          </w:p>
-        </w:tc>
-        <w:tc>
-          <w:tcPr>
-            <w:tcW w:type="dxa" w:w="3560"/>
-          </w:tcPr>
-          <w:p>
-            <w:pPr>
-              <w:keepNext w:val="0"/>
-              <w:spacing w:before="0" w:after="0" w:line="259" w:lineRule="auto"/>
-            </w:pPr>
-            <w:r>
-              <w:rPr>
-                <w:rFonts w:ascii="Calibri" w:hAnsi="Calibri" w:eastAsia="Calibri"/>
-                <w:color w:val="111827"/>
-                <w:sz w:val="17"/>
-              </w:rPr>
-              <w:t>Hotpaths замерены и исправлены точечно; закреплены правила: мерить, не трогать чужое, не дублировать поля.</w:t>
-            </w:r>
-          </w:p>
-        </w:tc>
-      </w:tr>
-      <w:tr>
-        <w:tc>
-          <w:tcPr>
-            <w:tcW w:type="dxa" w:w="1500"/>
-          </w:tcPr>
-          <w:p>
-            <w:pPr>
-              <w:keepNext w:val="0"/>
-              <w:spacing w:before="0" w:after="0" w:line="259" w:lineRule="auto"/>
-              <w:jc w:val="center"/>
-            </w:pPr>
-            <w:r>
-              <w:rPr>
-                <w:rFonts w:ascii="Calibri" w:hAnsi="Calibri" w:eastAsia="Calibri"/>
-                <w:color w:val="111827"/>
-                <w:sz w:val="17"/>
-              </w:rPr>
-              <w:t>17-23 июня</w:t>
-            </w:r>
-          </w:p>
-        </w:tc>
-        <w:tc>
-          <w:tcPr>
-            <w:tcW w:type="dxa" w:w="4300"/>
-          </w:tcPr>
-          <w:p>
-            <w:pPr>
-              <w:keepNext w:val="0"/>
-              <w:spacing w:before="0" w:after="0" w:line="259" w:lineRule="auto"/>
-            </w:pPr>
-            <w:r>
-              <w:rPr>
-                <w:rFonts w:ascii="Calibri" w:hAnsi="Calibri" w:eastAsia="Calibri"/>
-                <w:color w:val="111827"/>
-                <w:sz w:val="17"/>
-              </w:rPr>
-              <w:t>Notebook/research: embedding flow, Polza.ai, EDA по «Соусам», research-only dedup sandbox, cross-marketplace пары и FAISS blocking.</w:t>
-            </w:r>
-          </w:p>
-        </w:tc>
-        <w:tc>
-          <w:tcPr>
-            <w:tcW w:type="dxa" w:w="3560"/>
-          </w:tcPr>
-          <w:p>
-            <w:pPr>
-              <w:keepNext w:val="0"/>
-              <w:spacing w:before="0" w:after="0" w:line="259" w:lineRule="auto"/>
-            </w:pPr>
-            <w:r>
-              <w:rPr>
-                <w:rFonts w:ascii="Calibri" w:hAnsi="Calibri" w:eastAsia="Calibri"/>
-                <w:color w:val="111827"/>
-                <w:sz w:val="17"/>
-              </w:rPr>
-              <w:t>Появился отдельный контур dedup: `ARCHITECTURE`, `AI_INDEX`, `ARCHITECTURE_PROGRESS`, `research/dedup`, `notebooks/00-03`.</w:t>
-            </w:r>
-          </w:p>
-        </w:tc>
-      </w:tr>
-      <w:tr>
-        <w:tc>
-          <w:tcPr>
-            <w:tcW w:type="dxa" w:w="1500"/>
-          </w:tcPr>
-          <w:p>
-            <w:pPr>
-              <w:keepNext w:val="0"/>
-              <w:spacing w:before="0" w:after="0" w:line="259" w:lineRule="auto"/>
-              <w:jc w:val="center"/>
-            </w:pPr>
-            <w:r>
-              <w:rPr>
-                <w:rFonts w:ascii="Calibri" w:hAnsi="Calibri" w:eastAsia="Calibri"/>
-                <w:color w:val="111827"/>
-                <w:sz w:val="17"/>
-              </w:rPr>
-              <w:t>24-26 июня</w:t>
-            </w:r>
-          </w:p>
-        </w:tc>
-        <w:tc>
-          <w:tcPr>
-            <w:tcW w:type="dxa" w:w="4300"/>
-          </w:tcPr>
-          <w:p>
-            <w:pPr>
-              <w:keepNext w:val="0"/>
-              <w:spacing w:before="0" w:after="0" w:line="259" w:lineRule="auto"/>
-            </w:pPr>
-            <w:r>
-              <w:rPr>
-                <w:rFonts w:ascii="Calibri" w:hAnsi="Calibri" w:eastAsia="Calibri"/>
-                <w:color w:val="111827"/>
-                <w:sz w:val="17"/>
-              </w:rPr>
-              <w:t>Gold-set и benchmark: calibrated matching, clustering/report, cross-encoder, Qwen/BGE/Jina, model registry, Polza backend, binary labels, thresholds.</w:t>
-            </w:r>
-          </w:p>
-        </w:tc>
-        <w:tc>
-          <w:tcPr>
-            <w:tcW w:type="dxa" w:w="3560"/>
-          </w:tcPr>
-          <w:p>
-            <w:pPr>
-              <w:keepNext w:val="0"/>
-              <w:spacing w:before="0" w:after="0" w:line="259" w:lineRule="auto"/>
-            </w:pPr>
-            <w:r>
-              <w:rPr>
-                <w:rFonts w:ascii="Calibri" w:hAnsi="Calibri" w:eastAsia="Calibri"/>
-                <w:color w:val="111827"/>
-                <w:sz w:val="17"/>
-              </w:rPr>
-              <w:t>Есть сравнимые цифры и направление: Qwen reranker силён, но автосклейка требует cost-sensitive порога и разбора false merge.</w:t>
-            </w:r>
-          </w:p>
-        </w:tc>
-      </w:tr>
-    </w:tbl>
-    <w:p>
-      <w:pPr>
-        <w:keepNext w:val="0"/>
-        <w:spacing w:after="120" w:before="0" w:line="300" w:lineRule="auto"/>
-      </w:pPr>
-    </w:p>
-    <w:p>
-      <w:pPr>
-        <w:pStyle w:val="Heading2"/>
-        <w:keepNext/>
-        <w:spacing w:before="280" w:after="140" w:line="300" w:lineRule="auto"/>
-      </w:pPr>
-      <w:r>
-        <w:rPr>
-          <w:rFonts w:ascii="Calibri" w:hAnsi="Calibri" w:eastAsia="Calibri"/>
-          <w:b/>
-          <w:color w:val="2E74B5"/>
-          <w:sz w:val="26"/>
-        </w:rPr>
-        <w:t>Неделя 12-16 июня: тушим реальные боли web-app и данных</w:t>
-      </w:r>
-    </w:p>
-    <w:p>
-      <w:pPr>
-        <w:pStyle w:val="ListBullet"/>
-        <w:keepNext w:val="0"/>
-        <w:spacing w:before="0" w:after="80" w:line="300" w:lineRule="auto"/>
-      </w:pPr>
-      <w:r>
-        <w:rPr>
-          <w:rFonts w:ascii="Calibri" w:hAnsi="Calibri" w:eastAsia="Calibri"/>
-          <w:color w:val="111827"/>
-        </w:rPr>
-        <w:t>Лаги в web-app стали диагностироваться через фактические timings и code paths: `SmartPipelineService.get_run()`, `SmartPlanService.get_run_plan()`, polling каждые 1.5 секунды, скрытые writes, тяжёлые пересчёты и frontend-filter costs.</w:t>
-      </w:r>
-    </w:p>
-    <w:p>
-      <w:pPr>
-        <w:pStyle w:val="ListBullet"/>
-        <w:keepNext w:val="0"/>
-        <w:spacing w:before="0" w:after="80" w:line="300" w:lineRule="auto"/>
-      </w:pPr>
-      <w:r>
-        <w:rPr>
-          <w:rFonts w:ascii="Calibri" w:hAnsi="Calibri" w:eastAsia="Calibri"/>
-          <w:color w:val="111827"/>
-        </w:rPr>
-        <w:t>Оптимизации попали в конкретные места: убрать write-heavy work из read-status endpoints, батчить cube lookups, не пересчитывать SHA1 без нужды, читать stored `rows_count`, ускорять `classifiers/engine.py` и weight-parser без изменения семантики.</w:t>
-      </w:r>
-    </w:p>
-    <w:p>
-      <w:pPr>
-        <w:pStyle w:val="ListBullet"/>
-        <w:keepNext w:val="0"/>
-        <w:spacing w:before="0" w:after="80" w:line="300" w:lineRule="auto"/>
-      </w:pPr>
-      <w:r>
-        <w:rPr>
-          <w:rFonts w:ascii="Calibri" w:hAnsi="Calibri" w:eastAsia="Calibri"/>
-          <w:color w:val="111827"/>
-        </w:rPr>
-        <w:t>Для кубов добавлен нормальный batch delete: отдельный API path `POST /api/workflow/pipeline/cube/bulk-delete`, transactional repository method, UI с checkbox-выбором и frontend build/test coverage.</w:t>
-      </w:r>
-    </w:p>
-    <w:p>
-      <w:pPr>
-        <w:pStyle w:val="ListBullet"/>
-        <w:keepNext w:val="0"/>
-        <w:spacing w:before="0" w:after="80" w:line="300" w:lineRule="auto"/>
-      </w:pPr>
-      <w:r>
-        <w:rPr>
-          <w:rFonts w:ascii="Calibri" w:hAnsi="Calibri" w:eastAsia="Calibri"/>
-          <w:color w:val="111827"/>
-        </w:rPr>
-        <w:t>Появился короткий `docs/PIPELINE_OVERVIEW.md`: raw download -&gt; processed preprocessing -&gt; pandas classification -&gt; DuckDB cube import -&gt; registry -&gt; reports/export/quality.</w:t>
-      </w:r>
-    </w:p>
-    <w:p>
-      <w:pPr>
-        <w:pStyle w:val="ListBullet"/>
-        <w:keepNext w:val="0"/>
-        <w:spacing w:before="0" w:after="80" w:line="300" w:lineRule="auto"/>
-      </w:pPr>
-      <w:r>
-        <w:rPr>
-          <w:rFonts w:ascii="Calibri" w:hAnsi="Calibri" w:eastAsia="Calibri"/>
-          <w:color w:val="111827"/>
-        </w:rPr>
-        <w:t>В workbook-задачах закрепился стиль: сначала точный файл, затем sheet/cell-level reconciliation, потом проверка totals и rollback при неверной трактовке.</w:t>
-      </w:r>
-    </w:p>
-    <w:p>
-      <w:pPr>
-        <w:pStyle w:val="Heading2"/>
-        <w:keepNext/>
-        <w:spacing w:before="280" w:after="140" w:line="300" w:lineRule="auto"/>
-      </w:pPr>
-      <w:r>
-        <w:rPr>
-          <w:rFonts w:ascii="Calibri" w:hAnsi="Calibri" w:eastAsia="Calibri"/>
-          <w:b/>
-          <w:color w:val="2E74B5"/>
-          <w:sz w:val="26"/>
-        </w:rPr>
-        <w:t>Неделя 17-23 июня: research начинает жить отдельно</w:t>
-      </w:r>
-    </w:p>
-    <w:p>
-      <w:pPr>
-        <w:pStyle w:val="ListBullet"/>
-        <w:keepNext w:val="0"/>
-        <w:spacing w:before="0" w:after="80" w:line="300" w:lineRule="auto"/>
-      </w:pPr>
-      <w:r>
-        <w:rPr>
-          <w:rFonts w:ascii="Calibri" w:hAnsi="Calibri" w:eastAsia="Calibri"/>
-          <w:color w:val="111827"/>
-        </w:rPr>
-        <w:t>Embedding notebook строился двухфазно: сначала создать файл для ручной разметки, остановиться, и только потом идти к API/моделям. Это стало важным пользовательским паттерном.</w:t>
-      </w:r>
-    </w:p>
-    <w:p>
-      <w:pPr>
-        <w:pStyle w:val="ListBullet"/>
-        <w:keepNext w:val="0"/>
-        <w:spacing w:before="0" w:after="80" w:line="300" w:lineRule="auto"/>
-      </w:pPr>
-      <w:r>
-        <w:rPr>
-          <w:rFonts w:ascii="Calibri" w:hAnsi="Calibri" w:eastAsia="Calibri"/>
-          <w:color w:val="111827"/>
-        </w:rPr>
-        <w:t>Polza.ai стал единственным online embedding provider в этом контексте: проверка live model catalog, рабочие model ids вроде `openai/text-embedding-3-small`, без старых AIMLAPI-переменных.</w:t>
-      </w:r>
-    </w:p>
-    <w:p>
-      <w:pPr>
-        <w:pStyle w:val="ListBullet"/>
-        <w:keepNext w:val="0"/>
-        <w:spacing w:before="0" w:after="80" w:line="300" w:lineRule="auto"/>
-      </w:pPr>
-      <w:r>
-        <w:rPr>
-          <w:rFonts w:ascii="Calibri" w:hAnsi="Calibri" w:eastAsia="Calibri"/>
-          <w:color w:val="111827"/>
-        </w:rPr>
-        <w:t>EDA по «Соусам» подтвердила рабочий data contract: `mpstats_products`, категория `Соус`, поля `Артикул`, `SKU`, `Бренд`, `Вес, кг`, `Вес, кг (ед.)`, marketplace; notebook оставлен visual/beginner-friendly.</w:t>
-      </w:r>
-    </w:p>
-    <w:p>
-      <w:pPr>
-        <w:pStyle w:val="ListBullet"/>
-        <w:keepNext w:val="0"/>
-        <w:spacing w:before="0" w:after="80" w:line="300" w:lineRule="auto"/>
-      </w:pPr>
-      <w:r>
-        <w:rPr>
-          <w:rFonts w:ascii="Calibri" w:hAnsi="Calibri" w:eastAsia="Calibri"/>
-          <w:color w:val="111827"/>
-        </w:rPr>
-        <w:t>Dedup sandbox стал research-only: `research/dedup/` не импортирует production pipeline, brand/weight/pack экспортируются как признаки пары, но не используются как жёсткие фильтры на candidate generation.</w:t>
-      </w:r>
-    </w:p>
-    <w:p>
-      <w:pPr>
-        <w:pStyle w:val="ListBullet"/>
-        <w:keepNext w:val="0"/>
-        <w:spacing w:before="0" w:after="80" w:line="300" w:lineRule="auto"/>
-      </w:pPr>
-      <w:r>
-        <w:rPr>
-          <w:rFonts w:ascii="Calibri" w:hAnsi="Calibri" w:eastAsia="Calibri"/>
-          <w:color w:val="111827"/>
-        </w:rPr>
-        <w:t>Candidate generation сначала научился не терять cross-marketplace пары через ключ `marketplace + Артикул`, затем перешёл на FAISS top-k по dense embeddings как primary blocking.</w:t>
-      </w:r>
-    </w:p>
-    <w:p>
-      <w:pPr>
-        <w:pStyle w:val="Heading2"/>
-        <w:keepNext/>
-        <w:spacing w:before="280" w:after="140" w:line="300" w:lineRule="auto"/>
-      </w:pPr>
-      <w:r>
-        <w:rPr>
-          <w:rFonts w:ascii="Calibri" w:hAnsi="Calibri" w:eastAsia="Calibri"/>
-          <w:b/>
-          <w:color w:val="2E74B5"/>
-          <w:sz w:val="26"/>
-        </w:rPr>
-        <w:t>Неделя 24-26 июня: метрики, rerankers и цена ошибок</w:t>
-      </w:r>
-    </w:p>
-    <w:p>
-      <w:pPr>
-        <w:pStyle w:val="ListBullet"/>
-        <w:keepNext w:val="0"/>
-        <w:spacing w:before="0" w:after="80" w:line="300" w:lineRule="auto"/>
-      </w:pPr>
-      <w:r>
-        <w:rPr>
-          <w:rFonts w:ascii="Calibri" w:hAnsi="Calibri" w:eastAsia="Calibri"/>
-          <w:color w:val="111827"/>
-        </w:rPr>
-        <w:t>Размеченный `labeling_sauces.csv` дал 400 пар: 379 входят в evaluation, 21 `uncertain` оставлена вне метрик. Появились dev/test split, matching summary, false-merge examples и первые graph metrics.</w:t>
-      </w:r>
-    </w:p>
-    <w:p>
-      <w:pPr>
-        <w:pStyle w:val="ListBullet"/>
-        <w:keepNext w:val="0"/>
-        <w:spacing w:before="0" w:after="80" w:line="300" w:lineRule="auto"/>
-      </w:pPr>
-      <w:r>
-        <w:rPr>
-          <w:rFonts w:ascii="Calibri" w:hAnsi="Calibri" w:eastAsia="Calibri"/>
-          <w:color w:val="111827"/>
-        </w:rPr>
-        <w:t>Rule-based baseline оказался полезным стартом, но на held-out test имел заметную false-merge проблему. Готовый cross-encoder сам по себе не решил товарный matching.</w:t>
-      </w:r>
-    </w:p>
-    <w:p>
-      <w:pPr>
-        <w:pStyle w:val="ListBullet"/>
-        <w:keepNext w:val="0"/>
-        <w:spacing w:before="0" w:after="80" w:line="300" w:lineRule="auto"/>
-      </w:pPr>
-      <w:r>
-        <w:rPr>
-          <w:rFonts w:ascii="Calibri" w:hAnsi="Calibri" w:eastAsia="Calibri"/>
-          <w:color w:val="111827"/>
-        </w:rPr>
-        <w:t>В benchmark добавлены сильные reranker-модели: Qwen3, BGE v2 m3, Jina v3. Потом их загрузка была переведена через `model_registry.py`, aliases, cache dir и offline mode.</w:t>
-      </w:r>
-    </w:p>
-    <w:p>
-      <w:pPr>
-        <w:pStyle w:val="ListBullet"/>
-        <w:keepNext w:val="0"/>
-        <w:spacing w:before="0" w:after="80" w:line="300" w:lineRule="auto"/>
-      </w:pPr>
-      <w:r>
-        <w:rPr>
-          <w:rFonts w:ascii="Calibri" w:hAnsi="Calibri" w:eastAsia="Calibri"/>
-          <w:color w:val="111827"/>
-        </w:rPr>
-        <w:t>Qwen3-4B переведён на CPU по умолчанию из-за MPS OOM; добавлен лёгкий `qwen3_0_6b` для smoke-прогонов.</w:t>
-      </w:r>
-    </w:p>
-    <w:p>
-      <w:pPr>
-        <w:pStyle w:val="ListBullet"/>
-        <w:keepNext w:val="0"/>
-        <w:spacing w:before="0" w:after="80" w:line="300" w:lineRule="auto"/>
-      </w:pPr>
-      <w:r>
-        <w:rPr>
-          <w:rFonts w:ascii="Calibri" w:hAnsi="Calibri" w:eastAsia="Calibri"/>
-          <w:color w:val="111827"/>
-        </w:rPr>
-        <w:t>Label contract упростили до binary ML-слоя: `exact_duplicate` vs `different_product`; pack/multipack вынесен в deterministic post-processing.</w:t>
-      </w:r>
-    </w:p>
-    <w:p>
-      <w:pPr>
-        <w:pStyle w:val="ListBullet"/>
-        <w:keepNext w:val="0"/>
-        <w:spacing w:before="0" w:after="80" w:line="300" w:lineRule="auto"/>
-      </w:pPr>
-      <w:r>
-        <w:rPr>
-          <w:rFonts w:ascii="Calibri" w:hAnsi="Calibri" w:eastAsia="Calibri"/>
-          <w:color w:val="111827"/>
-        </w:rPr>
-        <w:t>Threshold benchmark перешёл к forced binary: один `threshold_same`, dev выбирает порог, test только проверяет. Главные отчёты — `binary_threshold_summary.csv`, `binary_threshold_predictions.csv`, `binary_threshold_by_volume_bucket.csv`.</w:t>
-      </w:r>
-    </w:p>
-    <w:p>
-      <w:pPr>
-        <w:pStyle w:val="Heading1"/>
-        <w:keepNext/>
-        <w:spacing w:before="360" w:after="200" w:line="300" w:lineRule="auto"/>
-      </w:pPr>
-      <w:r>
-        <w:rPr>
-          <w:rFonts w:ascii="Calibri" w:hAnsi="Calibri" w:eastAsia="Calibri"/>
-          <w:b/>
-          <w:color w:val="2E74B5"/>
-          <w:sz w:val="32"/>
-        </w:rPr>
-        <w:t>3. Текущая карта MPStats</w:t>
-      </w:r>
-    </w:p>
-    <w:tbl>
-      <w:tblPr>
-        <w:tblW w:type="dxa" w:w="9360"/>
-        <w:jc w:val="center"/>
-        <w:tblLayout w:type="fixed"/>
-        <w:tblLook w:firstColumn="1" w:firstRow="1" w:lastColumn="0" w:lastRow="0" w:noHBand="0" w:noVBand="1" w:val="04A0"/>
-        <w:tblInd w:w="120" w:type="dxa"/>
-        <w:tblBorders>
-          <w:top w:val="single" w:sz="4" w:space="0" w:color="D9E2EC"/>
-          <w:left w:val="single" w:sz="4" w:space="0" w:color="D9E2EC"/>
-          <w:bottom w:val="single" w:sz="4" w:space="0" w:color="D9E2EC"/>
-          <w:right w:val="single" w:sz="4" w:space="0" w:color="D9E2EC"/>
-          <w:insideH w:val="single" w:sz="4" w:space="0" w:color="D9E2EC"/>
-          <w:insideV w:val="single" w:sz="4" w:space="0" w:color="D9E2EC"/>
-        </w:tblBorders>
-      </w:tblPr>
-      <w:tblGrid>
-        <w:gridCol w:w="1900"/>
-        <w:gridCol w:w="4380"/>
-        <w:gridCol w:w="3080"/>
-      </w:tblGrid>
-      <w:tr>
-        <w:tc>
-          <w:tcPr>
-            <w:tcW w:type="dxa" w:w="1900"/>
-            <w:tcMar>
-              <w:top w:w="80" w:type="dxa"/>
-              <w:start w:w="120" w:type="dxa"/>
-              <w:bottom w:w="80" w:type="dxa"/>
-              <w:end w:w="120" w:type="dxa"/>
-            </w:tcMar>
-            <w:vAlign w:val="center"/>
-            <w:shd w:fill="E8EEF5"/>
-          </w:tcPr>
-          <w:p>
-            <w:pPr>
-              <w:keepNext w:val="0"/>
-              <w:spacing w:before="0" w:after="0" w:line="276" w:lineRule="auto"/>
-              <w:jc w:val="center"/>
-            </w:pPr>
-            <w:r>
-              <w:rPr>
-                <w:rFonts w:ascii="Calibri" w:hAnsi="Calibri" w:eastAsia="Calibri"/>
-                <w:b/>
-                <w:color w:val="111827"/>
-                <w:sz w:val="18"/>
-              </w:rPr>
-              <w:t>Трек</w:t>
-            </w:r>
-          </w:p>
-        </w:tc>
-        <w:tc>
-          <w:tcPr>
-            <w:tcW w:type="dxa" w:w="4380"/>
-            <w:tcMar>
-              <w:top w:w="80" w:type="dxa"/>
-              <w:start w:w="120" w:type="dxa"/>
-              <w:bottom w:w="80" w:type="dxa"/>
-              <w:end w:w="120" w:type="dxa"/>
-            </w:tcMar>
-            <w:vAlign w:val="center"/>
-            <w:shd w:fill="E8EEF5"/>
-          </w:tcPr>
-          <w:p>
-            <w:pPr>
-              <w:keepNext w:val="0"/>
-              <w:spacing w:before="0" w:after="0" w:line="276" w:lineRule="auto"/>
-              <w:jc w:val="left"/>
-            </w:pPr>
-            <w:r>
-              <w:rPr>
-                <w:rFonts w:ascii="Calibri" w:hAnsi="Calibri" w:eastAsia="Calibri"/>
-                <w:b/>
-                <w:color w:val="111827"/>
-                <w:sz w:val="18"/>
-              </w:rPr>
-              <w:t>Состояние</w:t>
-            </w:r>
-          </w:p>
-        </w:tc>
-        <w:tc>
-          <w:tcPr>
-            <w:tcW w:type="dxa" w:w="3080"/>
-            <w:tcMar>
-              <w:top w:w="80" w:type="dxa"/>
-              <w:start w:w="120" w:type="dxa"/>
-              <w:bottom w:w="80" w:type="dxa"/>
-              <w:end w:w="120" w:type="dxa"/>
-            </w:tcMar>
-            <w:vAlign w:val="center"/>
-            <w:shd w:fill="E8EEF5"/>
-          </w:tcPr>
-          <w:p>
-            <w:pPr>
-              <w:keepNext w:val="0"/>
-              <w:spacing w:before="0" w:after="0" w:line="276" w:lineRule="auto"/>
-              <w:jc w:val="left"/>
-            </w:pPr>
-            <w:r>
-              <w:rPr>
-                <w:rFonts w:ascii="Calibri" w:hAnsi="Calibri" w:eastAsia="Calibri"/>
-                <w:b/>
-                <w:color w:val="111827"/>
-                <w:sz w:val="18"/>
               </w:rPr>
               <w:t>Где смотреть</w:t>
             </w:r>
@@ -892,58 +708,76 @@
       <w:tr>
         <w:tc>
           <w:tcPr>
-            <w:tcW w:type="dxa" w:w="1900"/>
+            <w:tcW w:type="dxa" w:w="1500"/>
+            <w:tcBorders>
+              <w:top w:val="single" w:sz="4" w:space="0" w:color="D0D7DE"/>
+              <w:left w:val="single" w:sz="4" w:space="0" w:color="D0D7DE"/>
+              <w:bottom w:val="single" w:sz="4" w:space="0" w:color="D0D7DE"/>
+              <w:right w:val="single" w:sz="4" w:space="0" w:color="D0D7DE"/>
+              <w:insideH w:val="single" w:sz="4" w:space="0" w:color="D0D7DE"/>
+              <w:insideV w:val="single" w:sz="4" w:space="0" w:color="D0D7DE"/>
+            </w:tcBorders>
           </w:tcPr>
           <w:p>
             <w:pPr>
-              <w:keepNext w:val="0"/>
-              <w:spacing w:before="0" w:after="0" w:line="276" w:lineRule="auto"/>
+              <w:spacing w:after="0" w:line="252" w:lineRule="auto"/>
             </w:pPr>
             <w:r>
               <w:rPr>
-                <w:rFonts w:ascii="Calibri" w:hAnsi="Calibri" w:eastAsia="Calibri"/>
-                <w:color w:val="111827"/>
-                <w:sz w:val="18"/>
+                <w:rFonts w:ascii="Calibri" w:hAnsi="Calibri" w:eastAsia="Calibri" w:cs="Calibri"/>
+                <w:sz w:val="17"/>
               </w:rPr>
-              <w:t>Production web-app</w:t>
+              <w:t>1. MPStats export</w:t>
             </w:r>
           </w:p>
         </w:tc>
         <w:tc>
           <w:tcPr>
-            <w:tcW w:type="dxa" w:w="4380"/>
+            <w:tcW w:type="dxa" w:w="5300"/>
+            <w:tcBorders>
+              <w:top w:val="single" w:sz="4" w:space="0" w:color="D0D7DE"/>
+              <w:left w:val="single" w:sz="4" w:space="0" w:color="D0D7DE"/>
+              <w:bottom w:val="single" w:sz="4" w:space="0" w:color="D0D7DE"/>
+              <w:right w:val="single" w:sz="4" w:space="0" w:color="D0D7DE"/>
+              <w:insideH w:val="single" w:sz="4" w:space="0" w:color="D0D7DE"/>
+              <w:insideV w:val="single" w:sz="4" w:space="0" w:color="D0D7DE"/>
+            </w:tcBorders>
           </w:tcPr>
           <w:p>
             <w:pPr>
-              <w:keepNext w:val="0"/>
-              <w:spacing w:before="0" w:after="0" w:line="276" w:lineRule="auto"/>
+              <w:spacing w:after="0" w:line="252" w:lineRule="auto"/>
             </w:pPr>
             <w:r>
               <w:rPr>
-                <w:rFonts w:ascii="Calibri" w:hAnsi="Calibri" w:eastAsia="Calibri"/>
-                <w:color w:val="111827"/>
-                <w:sz w:val="18"/>
+                <w:rFonts w:ascii="Calibri" w:hAnsi="Calibri" w:eastAsia="Calibri" w:cs="Calibri"/>
+                <w:sz w:val="17"/>
               </w:rPr>
-              <w:t>Основной пользовательский workflow остаётся в `mpstats_app/` + `web/`. Тонкий transport/UI, бизнес-логика в services, SQL/file work в repositories/data layer.</w:t>
+              <w:t>Данные выгружаются по задачам, маркетплейсам, категориям, периодам и фильтрам.</w:t>
             </w:r>
           </w:p>
         </w:tc>
         <w:tc>
           <w:tcPr>
-            <w:tcW w:type="dxa" w:w="3080"/>
+            <w:tcW w:type="dxa" w:w="2560"/>
+            <w:tcBorders>
+              <w:top w:val="single" w:sz="4" w:space="0" w:color="D0D7DE"/>
+              <w:left w:val="single" w:sz="4" w:space="0" w:color="D0D7DE"/>
+              <w:bottom w:val="single" w:sz="4" w:space="0" w:color="D0D7DE"/>
+              <w:right w:val="single" w:sz="4" w:space="0" w:color="D0D7DE"/>
+              <w:insideH w:val="single" w:sz="4" w:space="0" w:color="D0D7DE"/>
+              <w:insideV w:val="single" w:sz="4" w:space="0" w:color="D0D7DE"/>
+            </w:tcBorders>
           </w:tcPr>
           <w:p>
             <w:pPr>
-              <w:keepNext w:val="0"/>
-              <w:spacing w:before="0" w:after="0" w:line="276" w:lineRule="auto"/>
+              <w:spacing w:after="0" w:line="252" w:lineRule="auto"/>
             </w:pPr>
             <w:r>
               <w:rPr>
-                <w:rFonts w:ascii="Calibri" w:hAnsi="Calibri" w:eastAsia="Calibri"/>
-                <w:color w:val="111827"/>
-                <w:sz w:val="18"/>
+                <w:rFonts w:ascii="Calibri" w:hAnsi="Calibri" w:eastAsia="Calibri" w:cs="Calibri"/>
+                <w:sz w:val="17"/>
               </w:rPr>
-              <w:t>`mpstats_app/`, `web/`, `pipeline/`, `classifiers/`, `docs/USER_GUIDE.md`</w:t>
+              <w:t>web-app, pipeline/services</w:t>
             </w:r>
           </w:p>
         </w:tc>
@@ -951,58 +785,76 @@
       <w:tr>
         <w:tc>
           <w:tcPr>
-            <w:tcW w:type="dxa" w:w="1900"/>
+            <w:tcW w:type="dxa" w:w="1500"/>
+            <w:tcBorders>
+              <w:top w:val="single" w:sz="4" w:space="0" w:color="D0D7DE"/>
+              <w:left w:val="single" w:sz="4" w:space="0" w:color="D0D7DE"/>
+              <w:bottom w:val="single" w:sz="4" w:space="0" w:color="D0D7DE"/>
+              <w:right w:val="single" w:sz="4" w:space="0" w:color="D0D7DE"/>
+              <w:insideH w:val="single" w:sz="4" w:space="0" w:color="D0D7DE"/>
+              <w:insideV w:val="single" w:sz="4" w:space="0" w:color="D0D7DE"/>
+            </w:tcBorders>
           </w:tcPr>
           <w:p>
             <w:pPr>
-              <w:keepNext w:val="0"/>
-              <w:spacing w:before="0" w:after="0" w:line="276" w:lineRule="auto"/>
+              <w:spacing w:after="0" w:line="252" w:lineRule="auto"/>
             </w:pPr>
             <w:r>
               <w:rPr>
-                <w:rFonts w:ascii="Calibri" w:hAnsi="Calibri" w:eastAsia="Calibri"/>
-                <w:color w:val="111827"/>
-                <w:sz w:val="18"/>
+                <w:rFonts w:ascii="Calibri" w:hAnsi="Calibri" w:eastAsia="Calibri" w:cs="Calibri"/>
+                <w:sz w:val="17"/>
               </w:rPr>
-              <w:t>Pipeline/classifier</w:t>
+              <w:t>2. Preprocessing</w:t>
             </w:r>
           </w:p>
         </w:tc>
         <w:tc>
           <w:tcPr>
-            <w:tcW w:type="dxa" w:w="4380"/>
+            <w:tcW w:type="dxa" w:w="5300"/>
+            <w:tcBorders>
+              <w:top w:val="single" w:sz="4" w:space="0" w:color="D0D7DE"/>
+              <w:left w:val="single" w:sz="4" w:space="0" w:color="D0D7DE"/>
+              <w:bottom w:val="single" w:sz="4" w:space="0" w:color="D0D7DE"/>
+              <w:right w:val="single" w:sz="4" w:space="0" w:color="D0D7DE"/>
+              <w:insideH w:val="single" w:sz="4" w:space="0" w:color="D0D7DE"/>
+              <w:insideV w:val="single" w:sz="4" w:space="0" w:color="D0D7DE"/>
+            </w:tcBorders>
           </w:tcPr>
           <w:p>
             <w:pPr>
-              <w:keepNext w:val="0"/>
-              <w:spacing w:before="0" w:after="0" w:line="276" w:lineRule="auto"/>
+              <w:spacing w:after="0" w:line="252" w:lineRule="auto"/>
             </w:pPr>
             <w:r>
               <w:rPr>
-                <w:rFonts w:ascii="Calibri" w:hAnsi="Calibri" w:eastAsia="Calibri"/>
-                <w:color w:val="111827"/>
-                <w:sz w:val="18"/>
+                <w:rFonts w:ascii="Calibri" w:hAnsi="Calibri" w:eastAsia="Calibri" w:cs="Calibri"/>
+                <w:sz w:val="17"/>
               </w:rPr>
-              <w:t>Классификация всё ещё pandas-first: rules, priority, fill/overwrite, `otherwise`, missing target columns. DuckDB уже отвечает за storage/import/export/reporting, но не заменяет rule engine.</w:t>
+              <w:t>Колонки приводятся к единой схеме, парсятся вес, объем, цена за кг, продажи.</w:t>
             </w:r>
           </w:p>
         </w:tc>
         <w:tc>
           <w:tcPr>
-            <w:tcW w:type="dxa" w:w="3080"/>
+            <w:tcW w:type="dxa" w:w="2560"/>
+            <w:tcBorders>
+              <w:top w:val="single" w:sz="4" w:space="0" w:color="D0D7DE"/>
+              <w:left w:val="single" w:sz="4" w:space="0" w:color="D0D7DE"/>
+              <w:bottom w:val="single" w:sz="4" w:space="0" w:color="D0D7DE"/>
+              <w:right w:val="single" w:sz="4" w:space="0" w:color="D0D7DE"/>
+              <w:insideH w:val="single" w:sz="4" w:space="0" w:color="D0D7DE"/>
+              <w:insideV w:val="single" w:sz="4" w:space="0" w:color="D0D7DE"/>
+            </w:tcBorders>
           </w:tcPr>
           <w:p>
             <w:pPr>
-              <w:keepNext w:val="0"/>
-              <w:spacing w:before="0" w:after="0" w:line="276" w:lineRule="auto"/>
+              <w:spacing w:after="0" w:line="252" w:lineRule="auto"/>
             </w:pPr>
             <w:r>
               <w:rPr>
-                <w:rFonts w:ascii="Calibri" w:hAnsi="Calibri" w:eastAsia="Calibri"/>
-                <w:color w:val="111827"/>
-                <w:sz w:val="18"/>
+                <w:rFonts w:ascii="Calibri" w:hAnsi="Calibri" w:eastAsia="Calibri" w:cs="Calibri"/>
+                <w:sz w:val="17"/>
               </w:rPr>
-              <w:t>`classification_service.py`, `classifiers/engine.py`, `docs/PIPELINE_OVERVIEW.md`</w:t>
+              <w:t>pipeline/</w:t>
             </w:r>
           </w:p>
         </w:tc>
@@ -1010,59 +862,76 @@
       <w:tr>
         <w:tc>
           <w:tcPr>
-            <w:tcW w:type="dxa" w:w="1900"/>
+            <w:tcW w:type="dxa" w:w="1500"/>
+            <w:tcBorders>
+              <w:top w:val="single" w:sz="4" w:space="0" w:color="D0D7DE"/>
+              <w:left w:val="single" w:sz="4" w:space="0" w:color="D0D7DE"/>
+              <w:bottom w:val="single" w:sz="4" w:space="0" w:color="D0D7DE"/>
+              <w:right w:val="single" w:sz="4" w:space="0" w:color="D0D7DE"/>
+              <w:insideH w:val="single" w:sz="4" w:space="0" w:color="D0D7DE"/>
+              <w:insideV w:val="single" w:sz="4" w:space="0" w:color="D0D7DE"/>
+            </w:tcBorders>
           </w:tcPr>
           <w:p>
             <w:pPr>
-              <w:keepNext w:val="0"/>
-              <w:spacing w:before="0" w:after="0" w:line="276" w:lineRule="auto"/>
-              <w:jc w:val="center"/>
+              <w:spacing w:after="0" w:line="252" w:lineRule="auto"/>
             </w:pPr>
             <w:r>
               <w:rPr>
-                <w:rFonts w:ascii="Calibri" w:hAnsi="Calibri" w:eastAsia="Calibri"/>
-                <w:color w:val="111827"/>
-                <w:sz w:val="18"/>
+                <w:rFonts w:ascii="Calibri" w:hAnsi="Calibri" w:eastAsia="Calibri" w:cs="Calibri"/>
+                <w:sz w:val="17"/>
               </w:rPr>
-              <w:t>Research dedup</w:t>
+              <w:t>3. Classification</w:t>
             </w:r>
           </w:p>
         </w:tc>
         <w:tc>
           <w:tcPr>
-            <w:tcW w:type="dxa" w:w="4380"/>
+            <w:tcW w:type="dxa" w:w="5300"/>
+            <w:tcBorders>
+              <w:top w:val="single" w:sz="4" w:space="0" w:color="D0D7DE"/>
+              <w:left w:val="single" w:sz="4" w:space="0" w:color="D0D7DE"/>
+              <w:bottom w:val="single" w:sz="4" w:space="0" w:color="D0D7DE"/>
+              <w:right w:val="single" w:sz="4" w:space="0" w:color="D0D7DE"/>
+              <w:insideH w:val="single" w:sz="4" w:space="0" w:color="D0D7DE"/>
+              <w:insideV w:val="single" w:sz="4" w:space="0" w:color="D0D7DE"/>
+            </w:tcBorders>
           </w:tcPr>
           <w:p>
             <w:pPr>
-              <w:keepNext w:val="0"/>
-              <w:spacing w:before="0" w:after="0" w:line="276" w:lineRule="auto"/>
+              <w:spacing w:after="0" w:line="252" w:lineRule="auto"/>
             </w:pPr>
             <w:r>
               <w:rPr>
-                <w:rFonts w:ascii="Calibri" w:hAnsi="Calibri" w:eastAsia="Calibri"/>
-                <w:color w:val="111827"/>
-                <w:sz w:val="18"/>
+                <w:rFonts w:ascii="Calibri" w:hAnsi="Calibri" w:eastAsia="Calibri" w:cs="Calibri"/>
+                <w:sz w:val="17"/>
               </w:rPr>
-              <w:t>Отдельная песочница для SKU matching по «Соусам». До выбора технологии не переносить в production.</w:t>
+              <w:t>Товары классифицируются по rules.csv и web-редактору классификатора.</w:t>
             </w:r>
           </w:p>
         </w:tc>
         <w:tc>
           <w:tcPr>
-            <w:tcW w:type="dxa" w:w="3080"/>
+            <w:tcW w:type="dxa" w:w="2560"/>
+            <w:tcBorders>
+              <w:top w:val="single" w:sz="4" w:space="0" w:color="D0D7DE"/>
+              <w:left w:val="single" w:sz="4" w:space="0" w:color="D0D7DE"/>
+              <w:bottom w:val="single" w:sz="4" w:space="0" w:color="D0D7DE"/>
+              <w:right w:val="single" w:sz="4" w:space="0" w:color="D0D7DE"/>
+              <w:insideH w:val="single" w:sz="4" w:space="0" w:color="D0D7DE"/>
+              <w:insideV w:val="single" w:sz="4" w:space="0" w:color="D0D7DE"/>
+            </w:tcBorders>
           </w:tcPr>
           <w:p>
             <w:pPr>
-              <w:keepNext w:val="0"/>
-              <w:spacing w:before="0" w:after="0" w:line="276" w:lineRule="auto"/>
+              <w:spacing w:after="0" w:line="252" w:lineRule="auto"/>
             </w:pPr>
             <w:r>
               <w:rPr>
-                <w:rFonts w:ascii="Calibri" w:hAnsi="Calibri" w:eastAsia="Calibri"/>
-                <w:color w:val="111827"/>
-                <w:sz w:val="18"/>
+                <w:rFonts w:ascii="Calibri" w:hAnsi="Calibri" w:eastAsia="Calibri" w:cs="Calibri"/>
+                <w:sz w:val="17"/>
               </w:rPr>
-              <w:t>`research/dedup/`, `notebooks/00-05`, `docs/ARCHITECTURE_PROGRESS.md`</w:t>
+              <w:t>classifiers/, mpstats_app/</w:t>
             </w:r>
           </w:p>
         </w:tc>
@@ -1070,58 +939,76 @@
       <w:tr>
         <w:tc>
           <w:tcPr>
-            <w:tcW w:type="dxa" w:w="1900"/>
+            <w:tcW w:type="dxa" w:w="1500"/>
+            <w:tcBorders>
+              <w:top w:val="single" w:sz="4" w:space="0" w:color="D0D7DE"/>
+              <w:left w:val="single" w:sz="4" w:space="0" w:color="D0D7DE"/>
+              <w:bottom w:val="single" w:sz="4" w:space="0" w:color="D0D7DE"/>
+              <w:right w:val="single" w:sz="4" w:space="0" w:color="D0D7DE"/>
+              <w:insideH w:val="single" w:sz="4" w:space="0" w:color="D0D7DE"/>
+              <w:insideV w:val="single" w:sz="4" w:space="0" w:color="D0D7DE"/>
+            </w:tcBorders>
           </w:tcPr>
           <w:p>
             <w:pPr>
-              <w:keepNext w:val="0"/>
-              <w:spacing w:before="0" w:after="0" w:line="276" w:lineRule="auto"/>
+              <w:spacing w:after="0" w:line="252" w:lineRule="auto"/>
             </w:pPr>
             <w:r>
               <w:rPr>
-                <w:rFonts w:ascii="Calibri" w:hAnsi="Calibri" w:eastAsia="Calibri"/>
-                <w:color w:val="111827"/>
-                <w:sz w:val="18"/>
+                <w:rFonts w:ascii="Calibri" w:hAnsi="Calibri" w:eastAsia="Calibri" w:cs="Calibri"/>
+                <w:sz w:val="17"/>
               </w:rPr>
-              <w:t>Gold-set и метрики</w:t>
+              <w:t>4. DuckDB cube</w:t>
             </w:r>
           </w:p>
         </w:tc>
         <w:tc>
           <w:tcPr>
-            <w:tcW w:type="dxa" w:w="4380"/>
+            <w:tcW w:type="dxa" w:w="5300"/>
+            <w:tcBorders>
+              <w:top w:val="single" w:sz="4" w:space="0" w:color="D0D7DE"/>
+              <w:left w:val="single" w:sz="4" w:space="0" w:color="D0D7DE"/>
+              <w:bottom w:val="single" w:sz="4" w:space="0" w:color="D0D7DE"/>
+              <w:right w:val="single" w:sz="4" w:space="0" w:color="D0D7DE"/>
+              <w:insideH w:val="single" w:sz="4" w:space="0" w:color="D0D7DE"/>
+              <w:insideV w:val="single" w:sz="4" w:space="0" w:color="D0D7DE"/>
+            </w:tcBorders>
           </w:tcPr>
           <w:p>
             <w:pPr>
-              <w:keepNext w:val="0"/>
-              <w:spacing w:before="0" w:after="0" w:line="276" w:lineRule="auto"/>
+              <w:spacing w:after="0" w:line="252" w:lineRule="auto"/>
             </w:pPr>
             <w:r>
               <w:rPr>
-                <w:rFonts w:ascii="Calibri" w:hAnsi="Calibri" w:eastAsia="Calibri"/>
-                <w:color w:val="111827"/>
-                <w:sz w:val="18"/>
+                <w:rFonts w:ascii="Calibri" w:hAnsi="Calibri" w:eastAsia="Calibri" w:cs="Calibri"/>
+                <w:sz w:val="17"/>
               </w:rPr>
-              <w:t>400 размеченных пар, 379 usable, dev/test split. Главный риск — false merge; recall важен, но не ценой грязных автосклеек.</w:t>
+              <w:t>Срезы сохраняются в mpstats_products и cube_registry.</w:t>
             </w:r>
           </w:p>
         </w:tc>
         <w:tc>
           <w:tcPr>
-            <w:tcW w:type="dxa" w:w="3080"/>
+            <w:tcW w:type="dxa" w:w="2560"/>
+            <w:tcBorders>
+              <w:top w:val="single" w:sz="4" w:space="0" w:color="D0D7DE"/>
+              <w:left w:val="single" w:sz="4" w:space="0" w:color="D0D7DE"/>
+              <w:bottom w:val="single" w:sz="4" w:space="0" w:color="D0D7DE"/>
+              <w:right w:val="single" w:sz="4" w:space="0" w:color="D0D7DE"/>
+              <w:insideH w:val="single" w:sz="4" w:space="0" w:color="D0D7DE"/>
+              <w:insideV w:val="single" w:sz="4" w:space="0" w:color="D0D7DE"/>
+            </w:tcBorders>
           </w:tcPr>
           <w:p>
             <w:pPr>
-              <w:keepNext w:val="0"/>
-              <w:spacing w:before="0" w:after="0" w:line="276" w:lineRule="auto"/>
+              <w:spacing w:after="0" w:line="252" w:lineRule="auto"/>
             </w:pPr>
             <w:r>
               <w:rPr>
-                <w:rFonts w:ascii="Calibri" w:hAnsi="Calibri" w:eastAsia="Calibri"/>
-                <w:color w:val="111827"/>
-                <w:sz w:val="18"/>
+                <w:rFonts w:ascii="Calibri" w:hAnsi="Calibri" w:eastAsia="Calibri" w:cs="Calibri"/>
+                <w:sz w:val="17"/>
               </w:rPr>
-              <w:t>`research/dedup/data/labeling_sauces.csv`, `artifacts/reports/binary_threshold_*.csv`</w:t>
+              <w:t>mpstats.duckdb, repositories</w:t>
             </w:r>
           </w:p>
         </w:tc>
@@ -1129,58 +1016,212 @@
       <w:tr>
         <w:tc>
           <w:tcPr>
-            <w:tcW w:type="dxa" w:w="1900"/>
+            <w:tcW w:type="dxa" w:w="1500"/>
+            <w:tcBorders>
+              <w:top w:val="single" w:sz="4" w:space="0" w:color="D0D7DE"/>
+              <w:left w:val="single" w:sz="4" w:space="0" w:color="D0D7DE"/>
+              <w:bottom w:val="single" w:sz="4" w:space="0" w:color="D0D7DE"/>
+              <w:right w:val="single" w:sz="4" w:space="0" w:color="D0D7DE"/>
+              <w:insideH w:val="single" w:sz="4" w:space="0" w:color="D0D7DE"/>
+              <w:insideV w:val="single" w:sz="4" w:space="0" w:color="D0D7DE"/>
+            </w:tcBorders>
           </w:tcPr>
           <w:p>
             <w:pPr>
-              <w:keepNext w:val="0"/>
-              <w:spacing w:before="0" w:after="0" w:line="276" w:lineRule="auto"/>
+              <w:spacing w:after="0" w:line="252" w:lineRule="auto"/>
             </w:pPr>
             <w:r>
               <w:rPr>
-                <w:rFonts w:ascii="Calibri" w:hAnsi="Calibri" w:eastAsia="Calibri"/>
-                <w:color w:val="111827"/>
-                <w:sz w:val="18"/>
+                <w:rFonts w:ascii="Calibri" w:hAnsi="Calibri" w:eastAsia="Calibri" w:cs="Calibri"/>
+                <w:sz w:val="17"/>
               </w:rPr>
-              <w:t>Документация для агентов</w:t>
+              <w:t>5. ML-дедуп</w:t>
             </w:r>
           </w:p>
         </w:tc>
         <w:tc>
           <w:tcPr>
-            <w:tcW w:type="dxa" w:w="4380"/>
+            <w:tcW w:type="dxa" w:w="5300"/>
+            <w:tcBorders>
+              <w:top w:val="single" w:sz="4" w:space="0" w:color="D0D7DE"/>
+              <w:left w:val="single" w:sz="4" w:space="0" w:color="D0D7DE"/>
+              <w:bottom w:val="single" w:sz="4" w:space="0" w:color="D0D7DE"/>
+              <w:right w:val="single" w:sz="4" w:space="0" w:color="D0D7DE"/>
+              <w:insideH w:val="single" w:sz="4" w:space="0" w:color="D0D7DE"/>
+              <w:insideV w:val="single" w:sz="4" w:space="0" w:color="D0D7DE"/>
+            </w:tcBorders>
           </w:tcPr>
           <w:p>
             <w:pPr>
-              <w:keepNext w:val="0"/>
-              <w:spacing w:before="0" w:after="0" w:line="276" w:lineRule="auto"/>
+              <w:spacing w:after="0" w:line="252" w:lineRule="auto"/>
             </w:pPr>
             <w:r>
               <w:rPr>
-                <w:rFonts w:ascii="Calibri" w:hAnsi="Calibri" w:eastAsia="Calibri"/>
-                <w:color w:val="111827"/>
-                <w:sz w:val="18"/>
+                <w:rFonts w:ascii="Calibri" w:hAnsi="Calibri" w:eastAsia="Calibri" w:cs="Calibri"/>
+                <w:sz w:val="17"/>
               </w:rPr>
-              <w:t>AGENTS -&gt; AI_INDEX -&gt; ARCHITECTURE -&gt; ARCHITECTURE_PROGRESS стали обязательным маршрутом входа.</w:t>
+              <w:t>SKU-node проходят embedding retrieval, cross-encoder scoring, threshold decision и graph grouping.</w:t>
             </w:r>
           </w:p>
         </w:tc>
         <w:tc>
           <w:tcPr>
-            <w:tcW w:type="dxa" w:w="3080"/>
+            <w:tcW w:type="dxa" w:w="2560"/>
+            <w:tcBorders>
+              <w:top w:val="single" w:sz="4" w:space="0" w:color="D0D7DE"/>
+              <w:left w:val="single" w:sz="4" w:space="0" w:color="D0D7DE"/>
+              <w:bottom w:val="single" w:sz="4" w:space="0" w:color="D0D7DE"/>
+              <w:right w:val="single" w:sz="4" w:space="0" w:color="D0D7DE"/>
+              <w:insideH w:val="single" w:sz="4" w:space="0" w:color="D0D7DE"/>
+              <w:insideV w:val="single" w:sz="4" w:space="0" w:color="D0D7DE"/>
+            </w:tcBorders>
           </w:tcPr>
           <w:p>
             <w:pPr>
-              <w:keepNext w:val="0"/>
-              <w:spacing w:before="0" w:after="0" w:line="276" w:lineRule="auto"/>
+              <w:spacing w:after="0" w:line="252" w:lineRule="auto"/>
             </w:pPr>
             <w:r>
               <w:rPr>
-                <w:rFonts w:ascii="Calibri" w:hAnsi="Calibri" w:eastAsia="Calibri"/>
-                <w:color w:val="111827"/>
-                <w:sz w:val="18"/>
+                <w:rFonts w:ascii="Calibri" w:hAnsi="Calibri" w:eastAsia="Calibri" w:cs="Calibri"/>
+                <w:sz w:val="17"/>
               </w:rPr>
-              <w:t>`AGENTS.md`, `docs/AI_INDEX.md`, `docs/ARCHITECTURE.md`</w:t>
+              <w:t>pipeline/services/dedup/</w:t>
+            </w:r>
+          </w:p>
+        </w:tc>
+      </w:tr>
+      <w:tr>
+        <w:tc>
+          <w:tcPr>
+            <w:tcW w:type="dxa" w:w="1500"/>
+            <w:tcBorders>
+              <w:top w:val="single" w:sz="4" w:space="0" w:color="D0D7DE"/>
+              <w:left w:val="single" w:sz="4" w:space="0" w:color="D0D7DE"/>
+              <w:bottom w:val="single" w:sz="4" w:space="0" w:color="D0D7DE"/>
+              <w:right w:val="single" w:sz="4" w:space="0" w:color="D0D7DE"/>
+              <w:insideH w:val="single" w:sz="4" w:space="0" w:color="D0D7DE"/>
+              <w:insideV w:val="single" w:sz="4" w:space="0" w:color="D0D7DE"/>
+            </w:tcBorders>
+          </w:tcPr>
+          <w:p>
+            <w:pPr>
+              <w:spacing w:after="0" w:line="252" w:lineRule="auto"/>
+            </w:pPr>
+            <w:r>
+              <w:rPr>
+                <w:rFonts w:ascii="Calibri" w:hAnsi="Calibri" w:eastAsia="Calibri" w:cs="Calibri"/>
+                <w:sz w:val="17"/>
+              </w:rPr>
+              <w:t>6. Просмотр/выгрузка</w:t>
+            </w:r>
+          </w:p>
+        </w:tc>
+        <w:tc>
+          <w:tcPr>
+            <w:tcW w:type="dxa" w:w="5300"/>
+            <w:tcBorders>
+              <w:top w:val="single" w:sz="4" w:space="0" w:color="D0D7DE"/>
+              <w:left w:val="single" w:sz="4" w:space="0" w:color="D0D7DE"/>
+              <w:bottom w:val="single" w:sz="4" w:space="0" w:color="D0D7DE"/>
+              <w:right w:val="single" w:sz="4" w:space="0" w:color="D0D7DE"/>
+              <w:insideH w:val="single" w:sz="4" w:space="0" w:color="D0D7DE"/>
+              <w:insideV w:val="single" w:sz="4" w:space="0" w:color="D0D7DE"/>
+            </w:tcBorders>
+          </w:tcPr>
+          <w:p>
+            <w:pPr>
+              <w:spacing w:after="0" w:line="252" w:lineRule="auto"/>
+            </w:pPr>
+            <w:r>
+              <w:rPr>
+                <w:rFonts w:ascii="Calibri" w:hAnsi="Calibri" w:eastAsia="Calibri" w:cs="Calibri"/>
+                <w:sz w:val="17"/>
+              </w:rPr>
+              <w:t>mpstats_products_dedup добавляет ML-группы, канонический SKU и статус без изменения числа фактов.</w:t>
+            </w:r>
+          </w:p>
+        </w:tc>
+        <w:tc>
+          <w:tcPr>
+            <w:tcW w:type="dxa" w:w="2560"/>
+            <w:tcBorders>
+              <w:top w:val="single" w:sz="4" w:space="0" w:color="D0D7DE"/>
+              <w:left w:val="single" w:sz="4" w:space="0" w:color="D0D7DE"/>
+              <w:bottom w:val="single" w:sz="4" w:space="0" w:color="D0D7DE"/>
+              <w:right w:val="single" w:sz="4" w:space="0" w:color="D0D7DE"/>
+              <w:insideH w:val="single" w:sz="4" w:space="0" w:color="D0D7DE"/>
+              <w:insideV w:val="single" w:sz="4" w:space="0" w:color="D0D7DE"/>
+            </w:tcBorders>
+          </w:tcPr>
+          <w:p>
+            <w:pPr>
+              <w:spacing w:after="0" w:line="252" w:lineRule="auto"/>
+            </w:pPr>
+            <w:r>
+              <w:rPr>
+                <w:rFonts w:ascii="Calibri" w:hAnsi="Calibri" w:eastAsia="Calibri" w:cs="Calibri"/>
+                <w:sz w:val="17"/>
+              </w:rPr>
+              <w:t>Данные -&gt; ML-дедуп / Выгрузка</w:t>
+            </w:r>
+          </w:p>
+        </w:tc>
+      </w:tr>
+    </w:tbl>
+    <w:tbl>
+      <w:tblPr>
+        <w:tblW w:type="dxa" w:w="9360"/>
+        <w:jc w:val="center"/>
+        <w:tblLayout w:type="fixed"/>
+        <w:tblLook w:firstColumn="1" w:firstRow="1" w:lastColumn="0" w:lastRow="0" w:noHBand="0" w:noVBand="1" w:val="04A0"/>
+      </w:tblPr>
+      <w:tblGrid>
+        <w:gridCol w:w="9360"/>
+      </w:tblGrid>
+      <w:tr>
+        <w:tc>
+          <w:tcPr>
+            <w:tcW w:type="dxa" w:w="9360"/>
+            <w:vAlign w:val="center"/>
+            <w:tcMar>
+              <w:top w:w="80" w:type="dxa"/>
+              <w:bottom w:w="80" w:type="dxa"/>
+              <w:start w:w="120" w:type="dxa"/>
+              <w:end w:w="120" w:type="dxa"/>
+            </w:tcMar>
+            <w:shd w:fill="F4F6F9"/>
+            <w:tcBorders>
+              <w:top w:val="single" w:sz="4" w:space="0" w:color="C7D1DB"/>
+              <w:left w:val="single" w:sz="4" w:space="0" w:color="C7D1DB"/>
+              <w:bottom w:val="single" w:sz="4" w:space="0" w:color="C7D1DB"/>
+              <w:right w:val="single" w:sz="4" w:space="0" w:color="C7D1DB"/>
+              <w:insideH w:val="single" w:sz="4" w:space="0" w:color="C7D1DB"/>
+              <w:insideV w:val="single" w:sz="4" w:space="0" w:color="C7D1DB"/>
+            </w:tcBorders>
+          </w:tcPr>
+          <w:p>
+            <w:pPr>
+              <w:spacing w:after="60"/>
+            </w:pPr>
+            <w:r>
+              <w:rPr>
+                <w:rFonts w:ascii="Calibri" w:hAnsi="Calibri" w:eastAsia="Calibri" w:cs="Calibri"/>
+                <w:b/>
+                <w:color w:val="1F4D78"/>
+              </w:rPr>
+              <w:t>DB impact текущего решения</w:t>
+            </w:r>
+          </w:p>
+          <w:p>
+            <w:pPr>
+              <w:spacing w:after="0"/>
+            </w:pPr>
+            <w:r>
+              <w:rPr>
+                <w:rFonts w:ascii="Calibri" w:hAnsi="Calibri" w:eastAsia="Calibri" w:cs="Calibri"/>
+                <w:sz w:val="20"/>
+              </w:rPr>
+              <w:t>Дедуп не заменяет production-факты и не схлопывает monthly rows. Он пишет отдельный identity layer: run, SKU nodes, scored edges, groups и materialized mpstats_products_dedup для браузера/экспорта.</w:t>
             </w:r>
           </w:p>
         </w:tc>
@@ -1188,38 +1229,26 @@
     </w:tbl>
     <w:p>
       <w:pPr>
-        <w:keepNext w:val="0"/>
-        <w:spacing w:after="120" w:before="0" w:line="300" w:lineRule="auto"/>
+        <w:spacing w:after="40"/>
       </w:pPr>
     </w:p>
     <w:p>
       <w:pPr>
         <w:pStyle w:val="Heading1"/>
-        <w:keepNext/>
-        <w:pageBreakBefore/>
-        <w:spacing w:before="360" w:after="200" w:line="300" w:lineRule="auto"/>
       </w:pPr>
       <w:r>
         <w:rPr>
-          <w:rFonts w:ascii="Calibri" w:hAnsi="Calibri" w:eastAsia="Calibri"/>
-          <w:b/>
-          <w:color w:val="2E74B5"/>
-          <w:sz w:val="32"/>
+          <w:rFonts w:ascii="Calibri" w:hAnsi="Calibri" w:eastAsia="Calibri" w:cs="Calibri"/>
         </w:rPr>
-        <w:t>4. Последний research-срез по dedup</w:t>
+        <w:t>3. Research notebook-история 00-05</w:t>
       </w:r>
     </w:p>
     <w:p>
-      <w:pPr>
-        <w:keepNext w:val="0"/>
-        <w:spacing w:before="0" w:after="120" w:line="300" w:lineRule="auto"/>
-      </w:pPr>
       <w:r>
         <w:rPr>
-          <w:rFonts w:ascii="Calibri" w:hAnsi="Calibri" w:eastAsia="Calibri"/>
-          <w:color w:val="111827"/>
+          <w:rFonts w:ascii="Calibri" w:hAnsi="Calibri" w:eastAsia="Calibri" w:cs="Calibri"/>
         </w:rPr>
-        <w:t>На текущем этапе хороший F1 сам по себе не является победой: если модель склеивает разные вкусы/типы одного бренда, она ломает справочник. Поэтому читать метрики нужно через две линзы: качество поиска дублей и цена опасных ошибок.</w:t>
+        <w:t>Ноутбуки очищены от outputs в git, но построены как читаемый конкурсный рассказ: каждый шаг показывает вход, решение и артефакт, а настройки вынесены в первые MY_* ячейки.</w:t>
       </w:r>
     </w:p>
     <w:tbl>
@@ -1228,106 +1257,115 @@
         <w:jc w:val="center"/>
         <w:tblLayout w:type="fixed"/>
         <w:tblLook w:firstColumn="1" w:firstRow="1" w:lastColumn="0" w:lastRow="0" w:noHBand="0" w:noVBand="1" w:val="04A0"/>
-        <w:tblInd w:w="120" w:type="dxa"/>
-        <w:tblBorders>
-          <w:top w:val="single" w:sz="4" w:space="0" w:color="D9E2EC"/>
-          <w:left w:val="single" w:sz="4" w:space="0" w:color="D9E2EC"/>
-          <w:bottom w:val="single" w:sz="4" w:space="0" w:color="D9E2EC"/>
-          <w:right w:val="single" w:sz="4" w:space="0" w:color="D9E2EC"/>
-          <w:insideH w:val="single" w:sz="4" w:space="0" w:color="D9E2EC"/>
-          <w:insideV w:val="single" w:sz="4" w:space="0" w:color="D9E2EC"/>
-        </w:tblBorders>
       </w:tblPr>
       <w:tblGrid>
-        <w:gridCol w:w="2200"/>
-        <w:gridCol w:w="3300"/>
-        <w:gridCol w:w="3860"/>
+        <w:gridCol w:w="1850"/>
+        <w:gridCol w:w="4550"/>
+        <w:gridCol w:w="2960"/>
       </w:tblGrid>
       <w:tr>
         <w:tc>
           <w:tcPr>
-            <w:tcW w:type="dxa" w:w="2200"/>
+            <w:tcW w:type="dxa" w:w="1850"/>
+            <w:vAlign w:val="center"/>
             <w:tcMar>
               <w:top w:w="80" w:type="dxa"/>
+              <w:bottom w:w="80" w:type="dxa"/>
               <w:start w:w="120" w:type="dxa"/>
-              <w:bottom w:w="80" w:type="dxa"/>
               <w:end w:w="120" w:type="dxa"/>
             </w:tcMar>
-            <w:vAlign w:val="center"/>
+            <w:tcBorders>
+              <w:top w:val="single" w:sz="4" w:space="0" w:color="D0D7DE"/>
+              <w:left w:val="single" w:sz="4" w:space="0" w:color="D0D7DE"/>
+              <w:bottom w:val="single" w:sz="4" w:space="0" w:color="D0D7DE"/>
+              <w:right w:val="single" w:sz="4" w:space="0" w:color="D0D7DE"/>
+              <w:insideH w:val="single" w:sz="4" w:space="0" w:color="D0D7DE"/>
+              <w:insideV w:val="single" w:sz="4" w:space="0" w:color="D0D7DE"/>
+            </w:tcBorders>
             <w:shd w:fill="E8EEF5"/>
           </w:tcPr>
           <w:p>
             <w:pPr>
-              <w:keepNext w:val="0"/>
-              <w:spacing w:before="0" w:after="0" w:line="276" w:lineRule="auto"/>
-              <w:jc w:val="center"/>
+              <w:spacing w:after="0" w:line="252" w:lineRule="auto"/>
             </w:pPr>
             <w:r>
               <w:rPr>
-                <w:rFonts w:ascii="Calibri" w:hAnsi="Calibri" w:eastAsia="Calibri"/>
+                <w:rFonts w:ascii="Calibri" w:hAnsi="Calibri" w:eastAsia="Calibri" w:cs="Calibri"/>
                 <w:b/>
-                <w:color w:val="111827"/>
-                <w:sz w:val="18"/>
+                <w:color w:val="1F2937"/>
+                <w:sz w:val="17"/>
               </w:rPr>
-              <w:t>Вариант</w:t>
+              <w:t>Notebook</w:t>
             </w:r>
           </w:p>
         </w:tc>
         <w:tc>
           <w:tcPr>
-            <w:tcW w:type="dxa" w:w="3300"/>
+            <w:tcW w:type="dxa" w:w="4550"/>
+            <w:vAlign w:val="center"/>
             <w:tcMar>
               <w:top w:w="80" w:type="dxa"/>
+              <w:bottom w:w="80" w:type="dxa"/>
               <w:start w:w="120" w:type="dxa"/>
-              <w:bottom w:w="80" w:type="dxa"/>
               <w:end w:w="120" w:type="dxa"/>
             </w:tcMar>
-            <w:vAlign w:val="center"/>
+            <w:tcBorders>
+              <w:top w:val="single" w:sz="4" w:space="0" w:color="D0D7DE"/>
+              <w:left w:val="single" w:sz="4" w:space="0" w:color="D0D7DE"/>
+              <w:bottom w:val="single" w:sz="4" w:space="0" w:color="D0D7DE"/>
+              <w:right w:val="single" w:sz="4" w:space="0" w:color="D0D7DE"/>
+              <w:insideH w:val="single" w:sz="4" w:space="0" w:color="D0D7DE"/>
+              <w:insideV w:val="single" w:sz="4" w:space="0" w:color="D0D7DE"/>
+            </w:tcBorders>
             <w:shd w:fill="E8EEF5"/>
           </w:tcPr>
           <w:p>
             <w:pPr>
-              <w:keepNext w:val="0"/>
-              <w:spacing w:before="0" w:after="0" w:line="276" w:lineRule="auto"/>
-              <w:jc w:val="left"/>
+              <w:spacing w:after="0" w:line="252" w:lineRule="auto"/>
             </w:pPr>
             <w:r>
               <w:rPr>
-                <w:rFonts w:ascii="Calibri" w:hAnsi="Calibri" w:eastAsia="Calibri"/>
+                <w:rFonts w:ascii="Calibri" w:hAnsi="Calibri" w:eastAsia="Calibri" w:cs="Calibri"/>
                 <w:b/>
-                <w:color w:val="111827"/>
-                <w:sz w:val="18"/>
+                <w:color w:val="1F2937"/>
+                <w:sz w:val="17"/>
               </w:rPr>
-              <w:t>Что показывает</w:t>
+              <w:t>Роль</w:t>
             </w:r>
           </w:p>
         </w:tc>
         <w:tc>
           <w:tcPr>
-            <w:tcW w:type="dxa" w:w="3860"/>
+            <w:tcW w:type="dxa" w:w="2960"/>
+            <w:vAlign w:val="center"/>
             <w:tcMar>
               <w:top w:w="80" w:type="dxa"/>
+              <w:bottom w:w="80" w:type="dxa"/>
               <w:start w:w="120" w:type="dxa"/>
-              <w:bottom w:w="80" w:type="dxa"/>
               <w:end w:w="120" w:type="dxa"/>
             </w:tcMar>
-            <w:vAlign w:val="center"/>
+            <w:tcBorders>
+              <w:top w:val="single" w:sz="4" w:space="0" w:color="D0D7DE"/>
+              <w:left w:val="single" w:sz="4" w:space="0" w:color="D0D7DE"/>
+              <w:bottom w:val="single" w:sz="4" w:space="0" w:color="D0D7DE"/>
+              <w:right w:val="single" w:sz="4" w:space="0" w:color="D0D7DE"/>
+              <w:insideH w:val="single" w:sz="4" w:space="0" w:color="D0D7DE"/>
+              <w:insideV w:val="single" w:sz="4" w:space="0" w:color="D0D7DE"/>
+            </w:tcBorders>
             <w:shd w:fill="E8EEF5"/>
           </w:tcPr>
           <w:p>
             <w:pPr>
-              <w:keepNext w:val="0"/>
-              <w:spacing w:before="0" w:after="0" w:line="276" w:lineRule="auto"/>
-              <w:jc w:val="left"/>
+              <w:spacing w:after="0" w:line="252" w:lineRule="auto"/>
             </w:pPr>
             <w:r>
               <w:rPr>
-                <w:rFonts w:ascii="Calibri" w:hAnsi="Calibri" w:eastAsia="Calibri"/>
+                <w:rFonts w:ascii="Calibri" w:hAnsi="Calibri" w:eastAsia="Calibri" w:cs="Calibri"/>
                 <w:b/>
-                <w:color w:val="111827"/>
-                <w:sz w:val="18"/>
+                <w:color w:val="1F2937"/>
+                <w:sz w:val="17"/>
               </w:rPr>
-              <w:t>Интерпретация</w:t>
+              <w:t>Ключевой выход</w:t>
             </w:r>
           </w:p>
         </w:tc>
@@ -1335,58 +1373,69 @@
       <w:tr>
         <w:tc>
           <w:tcPr>
-            <w:tcW w:type="dxa" w:w="2200"/>
+            <w:tcW w:type="dxa" w:w="1850"/>
+            <w:tcBorders>
+              <w:top w:val="single" w:sz="4" w:space="0" w:color="D0D7DE"/>
+              <w:left w:val="single" w:sz="4" w:space="0" w:color="D0D7DE"/>
+              <w:bottom w:val="single" w:sz="4" w:space="0" w:color="D0D7DE"/>
+              <w:right w:val="single" w:sz="4" w:space="0" w:color="D0D7DE"/>
+              <w:insideH w:val="single" w:sz="4" w:space="0" w:color="D0D7DE"/>
+              <w:insideV w:val="single" w:sz="4" w:space="0" w:color="D0D7DE"/>
+            </w:tcBorders>
           </w:tcPr>
           <w:p>
-            <w:pPr>
-              <w:keepNext w:val="0"/>
-              <w:spacing w:before="0" w:after="0" w:line="276" w:lineRule="auto"/>
-            </w:pPr>
             <w:r>
-              <w:rPr>
-                <w:rFonts w:ascii="Calibri" w:hAnsi="Calibri" w:eastAsia="Calibri"/>
-                <w:color w:val="111827"/>
-                <w:sz w:val="18"/>
-              </w:rPr>
-              <w:t>Qwen3-4B + max F1</w:t>
+              <w:t>00 EDA</w:t>
             </w:r>
           </w:p>
         </w:tc>
         <w:tc>
           <w:tcPr>
-            <w:tcW w:type="dxa" w:w="3300"/>
+            <w:tcW w:type="dxa" w:w="4550"/>
+            <w:tcBorders>
+              <w:top w:val="single" w:sz="4" w:space="0" w:color="D0D7DE"/>
+              <w:left w:val="single" w:sz="4" w:space="0" w:color="D0D7DE"/>
+              <w:bottom w:val="single" w:sz="4" w:space="0" w:color="D0D7DE"/>
+              <w:right w:val="single" w:sz="4" w:space="0" w:color="D0D7DE"/>
+              <w:insideH w:val="single" w:sz="4" w:space="0" w:color="D0D7DE"/>
+              <w:insideV w:val="single" w:sz="4" w:space="0" w:color="D0D7DE"/>
+            </w:tcBorders>
           </w:tcPr>
           <w:p>
             <w:pPr>
-              <w:keepNext w:val="0"/>
-              <w:spacing w:before="0" w:after="0" w:line="276" w:lineRule="auto"/>
+              <w:spacing w:after="0" w:line="252" w:lineRule="auto"/>
             </w:pPr>
             <w:r>
               <w:rPr>
-                <w:rFonts w:ascii="Calibri" w:hAnsi="Calibri" w:eastAsia="Calibri"/>
-                <w:color w:val="111827"/>
-                <w:sz w:val="18"/>
+                <w:rFonts w:ascii="Calibri" w:hAnsi="Calibri" w:eastAsia="Calibri" w:cs="Calibri"/>
+                <w:sz w:val="17"/>
               </w:rPr>
-              <w:t>Test F1 около 0.80, recall высокий, но false merge много.</w:t>
+              <w:t>Проверка data contract, brand/weight/pack/title-полей по category-run.</w:t>
             </w:r>
           </w:p>
         </w:tc>
         <w:tc>
           <w:tcPr>
-            <w:tcW w:type="dxa" w:w="3860"/>
+            <w:tcW w:type="dxa" w:w="2960"/>
+            <w:tcBorders>
+              <w:top w:val="single" w:sz="4" w:space="0" w:color="D0D7DE"/>
+              <w:left w:val="single" w:sz="4" w:space="0" w:color="D0D7DE"/>
+              <w:bottom w:val="single" w:sz="4" w:space="0" w:color="D0D7DE"/>
+              <w:right w:val="single" w:sz="4" w:space="0" w:color="D0D7DE"/>
+              <w:insideH w:val="single" w:sz="4" w:space="0" w:color="D0D7DE"/>
+              <w:insideV w:val="single" w:sz="4" w:space="0" w:color="D0D7DE"/>
+            </w:tcBorders>
           </w:tcPr>
           <w:p>
             <w:pPr>
-              <w:keepNext w:val="0"/>
-              <w:spacing w:before="0" w:after="0" w:line="276" w:lineRule="auto"/>
+              <w:spacing w:after="0" w:line="252" w:lineRule="auto"/>
             </w:pPr>
             <w:r>
               <w:rPr>
-                <w:rFonts w:ascii="Calibri" w:hAnsi="Calibri" w:eastAsia="Calibri"/>
-                <w:color w:val="111827"/>
-                <w:sz w:val="18"/>
+                <w:rFonts w:ascii="Calibri" w:hAnsi="Calibri" w:eastAsia="Calibri" w:cs="Calibri"/>
+                <w:sz w:val="17"/>
               </w:rPr>
-              <w:t>Силен как scorer, но не годится как безусловный auto-merge threshold.</w:t>
+              <w:t>Понимание качества входа и ограничений.</w:t>
             </w:r>
           </w:p>
         </w:tc>
@@ -1394,58 +1443,69 @@
       <w:tr>
         <w:tc>
           <w:tcPr>
-            <w:tcW w:type="dxa" w:w="2200"/>
+            <w:tcW w:type="dxa" w:w="1850"/>
+            <w:tcBorders>
+              <w:top w:val="single" w:sz="4" w:space="0" w:color="D0D7DE"/>
+              <w:left w:val="single" w:sz="4" w:space="0" w:color="D0D7DE"/>
+              <w:bottom w:val="single" w:sz="4" w:space="0" w:color="D0D7DE"/>
+              <w:right w:val="single" w:sz="4" w:space="0" w:color="D0D7DE"/>
+              <w:insideH w:val="single" w:sz="4" w:space="0" w:color="D0D7DE"/>
+              <w:insideV w:val="single" w:sz="4" w:space="0" w:color="D0D7DE"/>
+            </w:tcBorders>
           </w:tcPr>
           <w:p>
-            <w:pPr>
-              <w:keepNext w:val="0"/>
-              <w:spacing w:before="0" w:after="0" w:line="276" w:lineRule="auto"/>
-            </w:pPr>
             <w:r>
-              <w:rPr>
-                <w:rFonts w:ascii="Calibri" w:hAnsi="Calibri" w:eastAsia="Calibri"/>
-                <w:color w:val="111827"/>
-                <w:sz w:val="18"/>
-              </w:rPr>
-              <w:t>Qwen3-4B + cost-sensitive</w:t>
+              <w:t>01 Candidates</w:t>
             </w:r>
           </w:p>
         </w:tc>
         <w:tc>
           <w:tcPr>
-            <w:tcW w:type="dxa" w:w="3300"/>
+            <w:tcW w:type="dxa" w:w="4550"/>
+            <w:tcBorders>
+              <w:top w:val="single" w:sz="4" w:space="0" w:color="D0D7DE"/>
+              <w:left w:val="single" w:sz="4" w:space="0" w:color="D0D7DE"/>
+              <w:bottom w:val="single" w:sz="4" w:space="0" w:color="D0D7DE"/>
+              <w:right w:val="single" w:sz="4" w:space="0" w:color="D0D7DE"/>
+              <w:insideH w:val="single" w:sz="4" w:space="0" w:color="D0D7DE"/>
+              <w:insideV w:val="single" w:sz="4" w:space="0" w:color="D0D7DE"/>
+            </w:tcBorders>
           </w:tcPr>
           <w:p>
             <w:pPr>
-              <w:keepNext w:val="0"/>
-              <w:spacing w:before="0" w:after="0" w:line="276" w:lineRule="auto"/>
+              <w:spacing w:after="0" w:line="252" w:lineRule="auto"/>
             </w:pPr>
             <w:r>
               <w:rPr>
-                <w:rFonts w:ascii="Calibri" w:hAnsi="Calibri" w:eastAsia="Calibri"/>
-                <w:color w:val="111827"/>
-                <w:sz w:val="18"/>
+                <w:rFonts w:ascii="Calibri" w:hAnsi="Calibri" w:eastAsia="Calibri" w:cs="Calibri"/>
+                <w:sz w:val="17"/>
               </w:rPr>
-              <w:t>False merge резко меньше, recall ниже.</w:t>
+              <w:t>Dense embeddings + FAISS top-k, subcategory-aware blocking, supplemental pairs.</w:t>
             </w:r>
           </w:p>
         </w:tc>
         <w:tc>
           <w:tcPr>
-            <w:tcW w:type="dxa" w:w="3860"/>
+            <w:tcW w:type="dxa" w:w="2960"/>
+            <w:tcBorders>
+              <w:top w:val="single" w:sz="4" w:space="0" w:color="D0D7DE"/>
+              <w:left w:val="single" w:sz="4" w:space="0" w:color="D0D7DE"/>
+              <w:bottom w:val="single" w:sz="4" w:space="0" w:color="D0D7DE"/>
+              <w:right w:val="single" w:sz="4" w:space="0" w:color="D0D7DE"/>
+              <w:insideH w:val="single" w:sz="4" w:space="0" w:color="D0D7DE"/>
+              <w:insideV w:val="single" w:sz="4" w:space="0" w:color="D0D7DE"/>
+            </w:tcBorders>
           </w:tcPr>
           <w:p>
             <w:pPr>
-              <w:keepNext w:val="0"/>
-              <w:spacing w:before="0" w:after="0" w:line="276" w:lineRule="auto"/>
+              <w:spacing w:after="0" w:line="252" w:lineRule="auto"/>
             </w:pPr>
             <w:r>
               <w:rPr>
-                <w:rFonts w:ascii="Calibri" w:hAnsi="Calibri" w:eastAsia="Calibri"/>
-                <w:color w:val="111827"/>
-                <w:sz w:val="18"/>
+                <w:rFonts w:ascii="Calibri" w:hAnsi="Calibri" w:eastAsia="Calibri" w:cs="Calibri"/>
+                <w:sz w:val="17"/>
               </w:rPr>
-              <w:t>Похоже на лучший практический компромисс для уверенной автосклейки.</w:t>
+              <w:t>candidates_&lt;suffix&gt;.csv.</w:t>
             </w:r>
           </w:p>
         </w:tc>
@@ -1453,58 +1513,69 @@
       <w:tr>
         <w:tc>
           <w:tcPr>
-            <w:tcW w:type="dxa" w:w="2200"/>
+            <w:tcW w:type="dxa" w:w="1850"/>
+            <w:tcBorders>
+              <w:top w:val="single" w:sz="4" w:space="0" w:color="D0D7DE"/>
+              <w:left w:val="single" w:sz="4" w:space="0" w:color="D0D7DE"/>
+              <w:bottom w:val="single" w:sz="4" w:space="0" w:color="D0D7DE"/>
+              <w:right w:val="single" w:sz="4" w:space="0" w:color="D0D7DE"/>
+              <w:insideH w:val="single" w:sz="4" w:space="0" w:color="D0D7DE"/>
+              <w:insideV w:val="single" w:sz="4" w:space="0" w:color="D0D7DE"/>
+            </w:tcBorders>
           </w:tcPr>
           <w:p>
-            <w:pPr>
-              <w:keepNext w:val="0"/>
-              <w:spacing w:before="0" w:after="0" w:line="276" w:lineRule="auto"/>
-            </w:pPr>
             <w:r>
-              <w:rPr>
-                <w:rFonts w:ascii="Calibri" w:hAnsi="Calibri" w:eastAsia="Calibri"/>
-                <w:color w:val="111827"/>
-                <w:sz w:val="18"/>
-              </w:rPr>
-              <w:t>Qwen3-0.6B / Jina conservative</w:t>
+              <w:t>02 Labeling</w:t>
             </w:r>
           </w:p>
         </w:tc>
         <w:tc>
           <w:tcPr>
-            <w:tcW w:type="dxa" w:w="3300"/>
+            <w:tcW w:type="dxa" w:w="4550"/>
+            <w:tcBorders>
+              <w:top w:val="single" w:sz="4" w:space="0" w:color="D0D7DE"/>
+              <w:left w:val="single" w:sz="4" w:space="0" w:color="D0D7DE"/>
+              <w:bottom w:val="single" w:sz="4" w:space="0" w:color="D0D7DE"/>
+              <w:right w:val="single" w:sz="4" w:space="0" w:color="D0D7DE"/>
+              <w:insideH w:val="single" w:sz="4" w:space="0" w:color="D0D7DE"/>
+              <w:insideV w:val="single" w:sz="4" w:space="0" w:color="D0D7DE"/>
+            </w:tcBorders>
           </w:tcPr>
           <w:p>
             <w:pPr>
-              <w:keepNext w:val="0"/>
-              <w:spacing w:before="0" w:after="0" w:line="276" w:lineRule="auto"/>
+              <w:spacing w:after="0" w:line="252" w:lineRule="auto"/>
             </w:pPr>
             <w:r>
               <w:rPr>
-                <w:rFonts w:ascii="Calibri" w:hAnsi="Calibri" w:eastAsia="Calibri"/>
-                <w:color w:val="111827"/>
-                <w:sz w:val="18"/>
+                <w:rFonts w:ascii="Calibri" w:hAnsi="Calibri" w:eastAsia="Calibri" w:cs="Calibri"/>
+                <w:sz w:val="17"/>
               </w:rPr>
-              <w:t>Может давать 0 false merge, но пропускает большую часть дублей.</w:t>
+              <w:t>Стратифицированный CSV для ручной разметки и multi-category режим на 3000 строк.</w:t>
             </w:r>
           </w:p>
         </w:tc>
         <w:tc>
           <w:tcPr>
-            <w:tcW w:type="dxa" w:w="3860"/>
+            <w:tcW w:type="dxa" w:w="2960"/>
+            <w:tcBorders>
+              <w:top w:val="single" w:sz="4" w:space="0" w:color="D0D7DE"/>
+              <w:left w:val="single" w:sz="4" w:space="0" w:color="D0D7DE"/>
+              <w:bottom w:val="single" w:sz="4" w:space="0" w:color="D0D7DE"/>
+              <w:right w:val="single" w:sz="4" w:space="0" w:color="D0D7DE"/>
+              <w:insideH w:val="single" w:sz="4" w:space="0" w:color="D0D7DE"/>
+              <w:insideV w:val="single" w:sz="4" w:space="0" w:color="D0D7DE"/>
+            </w:tcBorders>
           </w:tcPr>
           <w:p>
             <w:pPr>
-              <w:keepNext w:val="0"/>
-              <w:spacing w:before="0" w:after="0" w:line="276" w:lineRule="auto"/>
+              <w:spacing w:after="0" w:line="252" w:lineRule="auto"/>
             </w:pPr>
             <w:r>
               <w:rPr>
-                <w:rFonts w:ascii="Calibri" w:hAnsi="Calibri" w:eastAsia="Calibri"/>
-                <w:color w:val="111827"/>
-                <w:sz w:val="18"/>
+                <w:rFonts w:ascii="Calibri" w:hAnsi="Calibri" w:eastAsia="Calibri" w:cs="Calibri"/>
+                <w:sz w:val="17"/>
               </w:rPr>
-              <w:t>Безопасно, но слишком трусливо как основной режим.</w:t>
+              <w:t>labeling_sauces_coconut_oil_soap.csv.</w:t>
             </w:r>
           </w:p>
         </w:tc>
@@ -1512,58 +1583,209 @@
       <w:tr>
         <w:tc>
           <w:tcPr>
-            <w:tcW w:type="dxa" w:w="2200"/>
+            <w:tcW w:type="dxa" w:w="1850"/>
+            <w:tcBorders>
+              <w:top w:val="single" w:sz="4" w:space="0" w:color="D0D7DE"/>
+              <w:left w:val="single" w:sz="4" w:space="0" w:color="D0D7DE"/>
+              <w:bottom w:val="single" w:sz="4" w:space="0" w:color="D0D7DE"/>
+              <w:right w:val="single" w:sz="4" w:space="0" w:color="D0D7DE"/>
+              <w:insideH w:val="single" w:sz="4" w:space="0" w:color="D0D7DE"/>
+              <w:insideV w:val="single" w:sz="4" w:space="0" w:color="D0D7DE"/>
+            </w:tcBorders>
           </w:tcPr>
           <w:p>
-            <w:pPr>
-              <w:keepNext w:val="0"/>
-              <w:spacing w:before="0" w:after="0" w:line="276" w:lineRule="auto"/>
-            </w:pPr>
             <w:r>
-              <w:rPr>
-                <w:rFonts w:ascii="Calibri" w:hAnsi="Calibri" w:eastAsia="Calibri"/>
-                <w:color w:val="111827"/>
-                <w:sz w:val="18"/>
-              </w:rPr>
-              <w:t>Rule-based / bi-encoder</w:t>
+              <w:t>03 Matching</w:t>
             </w:r>
           </w:p>
         </w:tc>
         <w:tc>
           <w:tcPr>
-            <w:tcW w:type="dxa" w:w="3300"/>
+            <w:tcW w:type="dxa" w:w="4550"/>
+            <w:tcBorders>
+              <w:top w:val="single" w:sz="4" w:space="0" w:color="D0D7DE"/>
+              <w:left w:val="single" w:sz="4" w:space="0" w:color="D0D7DE"/>
+              <w:bottom w:val="single" w:sz="4" w:space="0" w:color="D0D7DE"/>
+              <w:right w:val="single" w:sz="4" w:space="0" w:color="D0D7DE"/>
+              <w:insideH w:val="single" w:sz="4" w:space="0" w:color="D0D7DE"/>
+              <w:insideV w:val="single" w:sz="4" w:space="0" w:color="D0D7DE"/>
+            </w:tcBorders>
           </w:tcPr>
           <w:p>
             <w:pPr>
-              <w:keepNext w:val="0"/>
-              <w:spacing w:before="0" w:after="0" w:line="276" w:lineRule="auto"/>
+              <w:spacing w:after="0" w:line="252" w:lineRule="auto"/>
             </w:pPr>
             <w:r>
               <w:rPr>
-                <w:rFonts w:ascii="Calibri" w:hAnsi="Calibri" w:eastAsia="Calibri"/>
-                <w:color w:val="111827"/>
-                <w:sz w:val="18"/>
+                <w:rFonts w:ascii="Calibri" w:hAnsi="Calibri" w:eastAsia="Calibri" w:cs="Calibri"/>
+                <w:sz w:val="17"/>
               </w:rPr>
-              <w:t>Полезны как baseline и retrieval/context, но уступают reranker-слою.</w:t>
+              <w:t>Benchmark baseline/zero-shot/fine-tuned scorers, dev threshold, test readout.</w:t>
             </w:r>
           </w:p>
         </w:tc>
         <w:tc>
           <w:tcPr>
-            <w:tcW w:type="dxa" w:w="3860"/>
+            <w:tcW w:type="dxa" w:w="2960"/>
+            <w:tcBorders>
+              <w:top w:val="single" w:sz="4" w:space="0" w:color="D0D7DE"/>
+              <w:left w:val="single" w:sz="4" w:space="0" w:color="D0D7DE"/>
+              <w:bottom w:val="single" w:sz="4" w:space="0" w:color="D0D7DE"/>
+              <w:right w:val="single" w:sz="4" w:space="0" w:color="D0D7DE"/>
+              <w:insideH w:val="single" w:sz="4" w:space="0" w:color="D0D7DE"/>
+              <w:insideV w:val="single" w:sz="4" w:space="0" w:color="D0D7DE"/>
+            </w:tcBorders>
           </w:tcPr>
           <w:p>
             <w:pPr>
-              <w:keepNext w:val="0"/>
-              <w:spacing w:before="0" w:after="0" w:line="276" w:lineRule="auto"/>
+              <w:spacing w:after="0" w:line="252" w:lineRule="auto"/>
             </w:pPr>
             <w:r>
               <w:rPr>
-                <w:rFonts w:ascii="Calibri" w:hAnsi="Calibri" w:eastAsia="Calibri"/>
-                <w:color w:val="111827"/>
-                <w:sz w:val="18"/>
+                <w:rFonts w:ascii="Calibri" w:hAnsi="Calibri" w:eastAsia="Calibri" w:cs="Calibri"/>
+                <w:sz w:val="17"/>
               </w:rPr>
-              <w:t>Не стоит продавать как финальное ML-ядро.</w:t>
+              <w:t>binary_threshold_*.csv.</w:t>
+            </w:r>
+          </w:p>
+        </w:tc>
+      </w:tr>
+      <w:tr>
+        <w:tc>
+          <w:tcPr>
+            <w:tcW w:type="dxa" w:w="1850"/>
+            <w:tcBorders>
+              <w:top w:val="single" w:sz="4" w:space="0" w:color="D0D7DE"/>
+              <w:left w:val="single" w:sz="4" w:space="0" w:color="D0D7DE"/>
+              <w:bottom w:val="single" w:sz="4" w:space="0" w:color="D0D7DE"/>
+              <w:right w:val="single" w:sz="4" w:space="0" w:color="D0D7DE"/>
+              <w:insideH w:val="single" w:sz="4" w:space="0" w:color="D0D7DE"/>
+              <w:insideV w:val="single" w:sz="4" w:space="0" w:color="D0D7DE"/>
+            </w:tcBorders>
+          </w:tcPr>
+          <w:p>
+            <w:r>
+              <w:t>04 Fusion</w:t>
+            </w:r>
+          </w:p>
+        </w:tc>
+        <w:tc>
+          <w:tcPr>
+            <w:tcW w:type="dxa" w:w="4550"/>
+            <w:tcBorders>
+              <w:top w:val="single" w:sz="4" w:space="0" w:color="D0D7DE"/>
+              <w:left w:val="single" w:sz="4" w:space="0" w:color="D0D7DE"/>
+              <w:bottom w:val="single" w:sz="4" w:space="0" w:color="D0D7DE"/>
+              <w:right w:val="single" w:sz="4" w:space="0" w:color="D0D7DE"/>
+              <w:insideH w:val="single" w:sz="4" w:space="0" w:color="D0D7DE"/>
+              <w:insideV w:val="single" w:sz="4" w:space="0" w:color="D0D7DE"/>
+            </w:tcBorders>
+          </w:tcPr>
+          <w:p>
+            <w:pPr>
+              <w:spacing w:after="0" w:line="252" w:lineRule="auto"/>
+            </w:pPr>
+            <w:r>
+              <w:rPr>
+                <w:rFonts w:ascii="Calibri" w:hAnsi="Calibri" w:eastAsia="Calibri" w:cs="Calibri"/>
+                <w:sz w:val="17"/>
+              </w:rPr>
+              <w:t>Превращение pairwise decisions в family/pack graph groups через Leiden.</w:t>
+            </w:r>
+          </w:p>
+        </w:tc>
+        <w:tc>
+          <w:tcPr>
+            <w:tcW w:type="dxa" w:w="2960"/>
+            <w:tcBorders>
+              <w:top w:val="single" w:sz="4" w:space="0" w:color="D0D7DE"/>
+              <w:left w:val="single" w:sz="4" w:space="0" w:color="D0D7DE"/>
+              <w:bottom w:val="single" w:sz="4" w:space="0" w:color="D0D7DE"/>
+              <w:right w:val="single" w:sz="4" w:space="0" w:color="D0D7DE"/>
+              <w:insideH w:val="single" w:sz="4" w:space="0" w:color="D0D7DE"/>
+              <w:insideV w:val="single" w:sz="4" w:space="0" w:color="D0D7DE"/>
+            </w:tcBorders>
+          </w:tcPr>
+          <w:p>
+            <w:pPr>
+              <w:spacing w:after="0" w:line="252" w:lineRule="auto"/>
+            </w:pPr>
+            <w:r>
+              <w:rPr>
+                <w:rFonts w:ascii="Calibri" w:hAnsi="Calibri" w:eastAsia="Calibri" w:cs="Calibri"/>
+                <w:sz w:val="17"/>
+              </w:rPr>
+              <w:t>fusion_components_* и fusion_pair_eval_*.</w:t>
+            </w:r>
+          </w:p>
+        </w:tc>
+      </w:tr>
+      <w:tr>
+        <w:tc>
+          <w:tcPr>
+            <w:tcW w:type="dxa" w:w="1850"/>
+            <w:tcBorders>
+              <w:top w:val="single" w:sz="4" w:space="0" w:color="D0D7DE"/>
+              <w:left w:val="single" w:sz="4" w:space="0" w:color="D0D7DE"/>
+              <w:bottom w:val="single" w:sz="4" w:space="0" w:color="D0D7DE"/>
+              <w:right w:val="single" w:sz="4" w:space="0" w:color="D0D7DE"/>
+              <w:insideH w:val="single" w:sz="4" w:space="0" w:color="D0D7DE"/>
+              <w:insideV w:val="single" w:sz="4" w:space="0" w:color="D0D7DE"/>
+            </w:tcBorders>
+          </w:tcPr>
+          <w:p>
+            <w:r>
+              <w:t>05 Demo</w:t>
+            </w:r>
+          </w:p>
+        </w:tc>
+        <w:tc>
+          <w:tcPr>
+            <w:tcW w:type="dxa" w:w="4550"/>
+            <w:tcBorders>
+              <w:top w:val="single" w:sz="4" w:space="0" w:color="D0D7DE"/>
+              <w:left w:val="single" w:sz="4" w:space="0" w:color="D0D7DE"/>
+              <w:bottom w:val="single" w:sz="4" w:space="0" w:color="D0D7DE"/>
+              <w:right w:val="single" w:sz="4" w:space="0" w:color="D0D7DE"/>
+              <w:insideH w:val="single" w:sz="4" w:space="0" w:color="D0D7DE"/>
+              <w:insideV w:val="single" w:sz="4" w:space="0" w:color="D0D7DE"/>
+            </w:tcBorders>
+          </w:tcPr>
+          <w:p>
+            <w:pPr>
+              <w:spacing w:after="0" w:line="252" w:lineRule="auto"/>
+            </w:pPr>
+            <w:r>
+              <w:rPr>
+                <w:rFonts w:ascii="Calibri" w:hAnsi="Calibri" w:eastAsia="Calibri" w:cs="Calibri"/>
+                <w:sz w:val="17"/>
+              </w:rPr>
+              <w:t>Живое demo: DuckDB slice -&gt; candidates -&gt; FAISS -&gt; cross-encoder -&gt; дерево SKU.</w:t>
+            </w:r>
+          </w:p>
+        </w:tc>
+        <w:tc>
+          <w:tcPr>
+            <w:tcW w:type="dxa" w:w="2960"/>
+            <w:tcBorders>
+              <w:top w:val="single" w:sz="4" w:space="0" w:color="D0D7DE"/>
+              <w:left w:val="single" w:sz="4" w:space="0" w:color="D0D7DE"/>
+              <w:bottom w:val="single" w:sz="4" w:space="0" w:color="D0D7DE"/>
+              <w:right w:val="single" w:sz="4" w:space="0" w:color="D0D7DE"/>
+              <w:insideH w:val="single" w:sz="4" w:space="0" w:color="D0D7DE"/>
+              <w:insideV w:val="single" w:sz="4" w:space="0" w:color="D0D7DE"/>
+            </w:tcBorders>
+          </w:tcPr>
+          <w:p>
+            <w:pPr>
+              <w:spacing w:after="0" w:line="252" w:lineRule="auto"/>
+            </w:pPr>
+            <w:r>
+              <w:rPr>
+                <w:rFonts w:ascii="Calibri" w:hAnsi="Calibri" w:eastAsia="Calibri" w:cs="Calibri"/>
+                <w:sz w:val="17"/>
+              </w:rPr>
+              <w:t>grouped_sku_demo_&lt;suffix&gt;.csv.</w:t>
             </w:r>
           </w:p>
         </w:tc>
@@ -1571,9 +1793,82 @@
     </w:tbl>
     <w:p>
       <w:pPr>
-        <w:keepNext w:val="0"/>
-        <w:spacing w:after="120" w:before="0" w:line="300" w:lineRule="auto"/>
+        <w:jc w:val="center"/>
       </w:pPr>
+      <w:r>
+        <w:drawing>
+          <wp:inline xmlns:a="http://schemas.openxmlformats.org/drawingml/2006/main" xmlns:pic="http://schemas.openxmlformats.org/drawingml/2006/picture">
+            <wp:extent cx="5715000" cy="3443288"/>
+            <wp:docPr id="2" name="Picture 2"/>
+            <wp:cNvGraphicFramePr>
+              <a:graphicFrameLocks noChangeAspect="1"/>
+            </wp:cNvGraphicFramePr>
+            <a:graphic>
+              <a:graphicData uri="http://schemas.openxmlformats.org/drawingml/2006/picture">
+                <pic:pic>
+                  <pic:nvPicPr>
+                    <pic:cNvPr id="0" name="notebook_fusion_settings.jpg"/>
+                    <pic:cNvPicPr/>
+                  </pic:nvPicPr>
+                  <pic:blipFill>
+                    <a:blip r:embed="rId12"/>
+                    <a:stretch>
+                      <a:fillRect/>
+                    </a:stretch>
+                  </pic:blipFill>
+                  <pic:spPr>
+                    <a:xfrm>
+                      <a:off x="0" y="0"/>
+                      <a:ext cx="5715000" cy="3443288"/>
+                    </a:xfrm>
+                    <a:prstGeom prst="rect"/>
+                  </pic:spPr>
+                </pic:pic>
+              </a:graphicData>
+            </a:graphic>
+          </wp:inline>
+        </w:drawing>
+      </w:r>
+    </w:p>
+    <w:p>
+      <w:pPr>
+        <w:pStyle w:val="Caption"/>
+        <w:jc w:val="center"/>
+      </w:pPr>
+      <w:r>
+        <w:rPr>
+          <w:rFonts w:ascii="Calibri" w:hAnsi="Calibri" w:eastAsia="Calibri" w:cs="Calibri"/>
+          <w:color w:val="5B6770"/>
+          <w:sz w:val="18"/>
+        </w:rPr>
+      </w:r>
+      <w:r>
+        <w:rPr>
+          <w:rFonts w:ascii="Calibri" w:hAnsi="Calibri" w:eastAsia="Calibri" w:cs="Calibri"/>
+          <w:color w:val="5B6770"/>
+          <w:sz w:val="18"/>
+        </w:rPr>
+        <w:t>Рисунок 1. Notebook 04/05: явные пути и override-переменные вместо скрытых настроек.</w:t>
+      </w:r>
+    </w:p>
+    <w:p>
+      <w:pPr>
+        <w:pStyle w:val="Heading1"/>
+      </w:pPr>
+      <w:r>
+        <w:rPr>
+          <w:rFonts w:ascii="Calibri" w:hAnsi="Calibri" w:eastAsia="Calibri" w:cs="Calibri"/>
+        </w:rPr>
+        <w:t>4. Данные, разметка и frozen benchmark</w:t>
+      </w:r>
+    </w:p>
+    <w:p>
+      <w:r>
+        <w:rPr>
+          <w:rFonts w:ascii="Calibri" w:hAnsi="Calibri" w:eastAsia="Calibri" w:cs="Calibri"/>
+        </w:rPr>
+        <w:t>Research расширился с «Соусов» до трех category-runs: sauces, coconut_oil, soap. Для обучения и проверки используется отдельный frozen snapshot, чтобы сравнивать модели на одном и том же наборе пар.</w:t>
+      </w:r>
     </w:p>
     <w:tbl>
       <w:tblPr>
@@ -1581,15 +1876,2437 @@
         <w:jc w:val="center"/>
         <w:tblLayout w:type="fixed"/>
         <w:tblLook w:firstColumn="1" w:firstRow="1" w:lastColumn="0" w:lastRow="0" w:noHBand="0" w:noVBand="1" w:val="04A0"/>
-        <w:tblInd w:w="120" w:type="dxa"/>
-        <w:tblBorders>
-          <w:top w:val="single" w:sz="4" w:space="0" w:color="D9E2EC"/>
-          <w:left w:val="single" w:sz="4" w:space="0" w:color="D9E2EC"/>
-          <w:bottom w:val="single" w:sz="4" w:space="0" w:color="D9E2EC"/>
-          <w:right w:val="single" w:sz="4" w:space="0" w:color="D9E2EC"/>
-          <w:insideH w:val="single" w:sz="4" w:space="0" w:color="D9E2EC"/>
-          <w:insideV w:val="single" w:sz="4" w:space="0" w:color="D9E2EC"/>
-        </w:tblBorders>
+      </w:tblPr>
+      <w:tblGrid>
+        <w:gridCol w:w="3100"/>
+        <w:gridCol w:w="1100"/>
+        <w:gridCol w:w="5160"/>
+      </w:tblGrid>
+      <w:tr>
+        <w:tc>
+          <w:tcPr>
+            <w:tcW w:type="dxa" w:w="3100"/>
+            <w:vAlign w:val="center"/>
+            <w:tcMar>
+              <w:top w:w="80" w:type="dxa"/>
+              <w:bottom w:w="80" w:type="dxa"/>
+              <w:start w:w="120" w:type="dxa"/>
+              <w:end w:w="120" w:type="dxa"/>
+            </w:tcMar>
+            <w:tcBorders>
+              <w:top w:val="single" w:sz="4" w:space="0" w:color="D0D7DE"/>
+              <w:left w:val="single" w:sz="4" w:space="0" w:color="D0D7DE"/>
+              <w:bottom w:val="single" w:sz="4" w:space="0" w:color="D0D7DE"/>
+              <w:right w:val="single" w:sz="4" w:space="0" w:color="D0D7DE"/>
+              <w:insideH w:val="single" w:sz="4" w:space="0" w:color="D0D7DE"/>
+              <w:insideV w:val="single" w:sz="4" w:space="0" w:color="D0D7DE"/>
+            </w:tcBorders>
+            <w:shd w:fill="F2F4F7"/>
+          </w:tcPr>
+          <w:p>
+            <w:pPr>
+              <w:spacing w:after="0" w:line="252" w:lineRule="auto"/>
+            </w:pPr>
+            <w:r>
+              <w:rPr>
+                <w:rFonts w:ascii="Calibri" w:hAnsi="Calibri" w:eastAsia="Calibri" w:cs="Calibri"/>
+                <w:b/>
+                <w:color w:val="1F2937"/>
+                <w:sz w:val="16"/>
+              </w:rPr>
+              <w:t>Артефакт</w:t>
+            </w:r>
+          </w:p>
+        </w:tc>
+        <w:tc>
+          <w:tcPr>
+            <w:tcW w:type="dxa" w:w="1100"/>
+            <w:vAlign w:val="center"/>
+            <w:tcMar>
+              <w:top w:w="80" w:type="dxa"/>
+              <w:bottom w:w="80" w:type="dxa"/>
+              <w:start w:w="120" w:type="dxa"/>
+              <w:end w:w="120" w:type="dxa"/>
+            </w:tcMar>
+            <w:tcBorders>
+              <w:top w:val="single" w:sz="4" w:space="0" w:color="D0D7DE"/>
+              <w:left w:val="single" w:sz="4" w:space="0" w:color="D0D7DE"/>
+              <w:bottom w:val="single" w:sz="4" w:space="0" w:color="D0D7DE"/>
+              <w:right w:val="single" w:sz="4" w:space="0" w:color="D0D7DE"/>
+              <w:insideH w:val="single" w:sz="4" w:space="0" w:color="D0D7DE"/>
+              <w:insideV w:val="single" w:sz="4" w:space="0" w:color="D0D7DE"/>
+            </w:tcBorders>
+            <w:shd w:fill="F2F4F7"/>
+          </w:tcPr>
+          <w:p>
+            <w:pPr>
+              <w:spacing w:after="0" w:line="252" w:lineRule="auto"/>
+            </w:pPr>
+            <w:r>
+              <w:rPr>
+                <w:rFonts w:ascii="Calibri" w:hAnsi="Calibri" w:eastAsia="Calibri" w:cs="Calibri"/>
+                <w:b/>
+                <w:color w:val="1F2937"/>
+                <w:sz w:val="16"/>
+              </w:rPr>
+              <w:t>Строк</w:t>
+            </w:r>
+          </w:p>
+        </w:tc>
+        <w:tc>
+          <w:tcPr>
+            <w:tcW w:type="dxa" w:w="5160"/>
+            <w:vAlign w:val="center"/>
+            <w:tcMar>
+              <w:top w:w="80" w:type="dxa"/>
+              <w:bottom w:w="80" w:type="dxa"/>
+              <w:start w:w="120" w:type="dxa"/>
+              <w:end w:w="120" w:type="dxa"/>
+            </w:tcMar>
+            <w:tcBorders>
+              <w:top w:val="single" w:sz="4" w:space="0" w:color="D0D7DE"/>
+              <w:left w:val="single" w:sz="4" w:space="0" w:color="D0D7DE"/>
+              <w:bottom w:val="single" w:sz="4" w:space="0" w:color="D0D7DE"/>
+              <w:right w:val="single" w:sz="4" w:space="0" w:color="D0D7DE"/>
+              <w:insideH w:val="single" w:sz="4" w:space="0" w:color="D0D7DE"/>
+              <w:insideV w:val="single" w:sz="4" w:space="0" w:color="D0D7DE"/>
+            </w:tcBorders>
+            <w:shd w:fill="F2F4F7"/>
+          </w:tcPr>
+          <w:p>
+            <w:pPr>
+              <w:spacing w:after="0" w:line="252" w:lineRule="auto"/>
+            </w:pPr>
+            <w:r>
+              <w:rPr>
+                <w:rFonts w:ascii="Calibri" w:hAnsi="Calibri" w:eastAsia="Calibri" w:cs="Calibri"/>
+                <w:b/>
+                <w:color w:val="1F2937"/>
+                <w:sz w:val="16"/>
+              </w:rPr>
+              <w:t>Путь</w:t>
+            </w:r>
+          </w:p>
+        </w:tc>
+      </w:tr>
+      <w:tr>
+        <w:tc>
+          <w:tcPr>
+            <w:tcW w:type="dxa" w:w="3100"/>
+            <w:tcBorders>
+              <w:top w:val="single" w:sz="4" w:space="0" w:color="D0D7DE"/>
+              <w:left w:val="single" w:sz="4" w:space="0" w:color="D0D7DE"/>
+              <w:bottom w:val="single" w:sz="4" w:space="0" w:color="D0D7DE"/>
+              <w:right w:val="single" w:sz="4" w:space="0" w:color="D0D7DE"/>
+              <w:insideH w:val="single" w:sz="4" w:space="0" w:color="D0D7DE"/>
+              <w:insideV w:val="single" w:sz="4" w:space="0" w:color="D0D7DE"/>
+            </w:tcBorders>
+          </w:tcPr>
+          <w:p>
+            <w:pPr>
+              <w:spacing w:after="0" w:line="252" w:lineRule="auto"/>
+            </w:pPr>
+            <w:r>
+              <w:rPr>
+                <w:rFonts w:ascii="Calibri" w:hAnsi="Calibri" w:eastAsia="Calibri" w:cs="Calibri"/>
+                <w:sz w:val="16"/>
+              </w:rPr>
+              <w:t>Candidate pairs: sauces</w:t>
+            </w:r>
+          </w:p>
+        </w:tc>
+        <w:tc>
+          <w:tcPr>
+            <w:tcW w:type="dxa" w:w="1100"/>
+            <w:tcBorders>
+              <w:top w:val="single" w:sz="4" w:space="0" w:color="D0D7DE"/>
+              <w:left w:val="single" w:sz="4" w:space="0" w:color="D0D7DE"/>
+              <w:bottom w:val="single" w:sz="4" w:space="0" w:color="D0D7DE"/>
+              <w:right w:val="single" w:sz="4" w:space="0" w:color="D0D7DE"/>
+              <w:insideH w:val="single" w:sz="4" w:space="0" w:color="D0D7DE"/>
+              <w:insideV w:val="single" w:sz="4" w:space="0" w:color="D0D7DE"/>
+            </w:tcBorders>
+          </w:tcPr>
+          <w:p>
+            <w:pPr>
+              <w:spacing w:after="0" w:line="252" w:lineRule="auto"/>
+            </w:pPr>
+            <w:r>
+              <w:rPr>
+                <w:rFonts w:ascii="Calibri" w:hAnsi="Calibri" w:eastAsia="Calibri" w:cs="Calibri"/>
+                <w:sz w:val="16"/>
+              </w:rPr>
+              <w:t>107 539</w:t>
+            </w:r>
+          </w:p>
+        </w:tc>
+        <w:tc>
+          <w:tcPr>
+            <w:tcW w:type="dxa" w:w="5160"/>
+            <w:tcBorders>
+              <w:top w:val="single" w:sz="4" w:space="0" w:color="D0D7DE"/>
+              <w:left w:val="single" w:sz="4" w:space="0" w:color="D0D7DE"/>
+              <w:bottom w:val="single" w:sz="4" w:space="0" w:color="D0D7DE"/>
+              <w:right w:val="single" w:sz="4" w:space="0" w:color="D0D7DE"/>
+              <w:insideH w:val="single" w:sz="4" w:space="0" w:color="D0D7DE"/>
+              <w:insideV w:val="single" w:sz="4" w:space="0" w:color="D0D7DE"/>
+            </w:tcBorders>
+          </w:tcPr>
+          <w:p>
+            <w:pPr>
+              <w:spacing w:after="0" w:line="252" w:lineRule="auto"/>
+            </w:pPr>
+            <w:r>
+              <w:rPr>
+                <w:rFonts w:ascii="Calibri" w:hAnsi="Calibri" w:eastAsia="Calibri" w:cs="Calibri"/>
+                <w:sz w:val="16"/>
+              </w:rPr>
+              <w:t>research/dedup/data/candidates_sauces.csv</w:t>
+            </w:r>
+          </w:p>
+        </w:tc>
+      </w:tr>
+      <w:tr>
+        <w:tc>
+          <w:tcPr>
+            <w:tcW w:type="dxa" w:w="3100"/>
+            <w:tcBorders>
+              <w:top w:val="single" w:sz="4" w:space="0" w:color="D0D7DE"/>
+              <w:left w:val="single" w:sz="4" w:space="0" w:color="D0D7DE"/>
+              <w:bottom w:val="single" w:sz="4" w:space="0" w:color="D0D7DE"/>
+              <w:right w:val="single" w:sz="4" w:space="0" w:color="D0D7DE"/>
+              <w:insideH w:val="single" w:sz="4" w:space="0" w:color="D0D7DE"/>
+              <w:insideV w:val="single" w:sz="4" w:space="0" w:color="D0D7DE"/>
+            </w:tcBorders>
+          </w:tcPr>
+          <w:p>
+            <w:pPr>
+              <w:spacing w:after="0" w:line="252" w:lineRule="auto"/>
+            </w:pPr>
+            <w:r>
+              <w:rPr>
+                <w:rFonts w:ascii="Calibri" w:hAnsi="Calibri" w:eastAsia="Calibri" w:cs="Calibri"/>
+                <w:sz w:val="16"/>
+              </w:rPr>
+              <w:t>Candidate pairs: coconut_oil</w:t>
+            </w:r>
+          </w:p>
+        </w:tc>
+        <w:tc>
+          <w:tcPr>
+            <w:tcW w:type="dxa" w:w="1100"/>
+            <w:tcBorders>
+              <w:top w:val="single" w:sz="4" w:space="0" w:color="D0D7DE"/>
+              <w:left w:val="single" w:sz="4" w:space="0" w:color="D0D7DE"/>
+              <w:bottom w:val="single" w:sz="4" w:space="0" w:color="D0D7DE"/>
+              <w:right w:val="single" w:sz="4" w:space="0" w:color="D0D7DE"/>
+              <w:insideH w:val="single" w:sz="4" w:space="0" w:color="D0D7DE"/>
+              <w:insideV w:val="single" w:sz="4" w:space="0" w:color="D0D7DE"/>
+            </w:tcBorders>
+          </w:tcPr>
+          <w:p>
+            <w:pPr>
+              <w:spacing w:after="0" w:line="252" w:lineRule="auto"/>
+            </w:pPr>
+            <w:r>
+              <w:rPr>
+                <w:rFonts w:ascii="Calibri" w:hAnsi="Calibri" w:eastAsia="Calibri" w:cs="Calibri"/>
+                <w:sz w:val="16"/>
+              </w:rPr>
+              <w:t>21 640</w:t>
+            </w:r>
+          </w:p>
+        </w:tc>
+        <w:tc>
+          <w:tcPr>
+            <w:tcW w:type="dxa" w:w="5160"/>
+            <w:tcBorders>
+              <w:top w:val="single" w:sz="4" w:space="0" w:color="D0D7DE"/>
+              <w:left w:val="single" w:sz="4" w:space="0" w:color="D0D7DE"/>
+              <w:bottom w:val="single" w:sz="4" w:space="0" w:color="D0D7DE"/>
+              <w:right w:val="single" w:sz="4" w:space="0" w:color="D0D7DE"/>
+              <w:insideH w:val="single" w:sz="4" w:space="0" w:color="D0D7DE"/>
+              <w:insideV w:val="single" w:sz="4" w:space="0" w:color="D0D7DE"/>
+            </w:tcBorders>
+          </w:tcPr>
+          <w:p>
+            <w:pPr>
+              <w:spacing w:after="0" w:line="252" w:lineRule="auto"/>
+            </w:pPr>
+            <w:r>
+              <w:rPr>
+                <w:rFonts w:ascii="Calibri" w:hAnsi="Calibri" w:eastAsia="Calibri" w:cs="Calibri"/>
+                <w:sz w:val="16"/>
+              </w:rPr>
+              <w:t>research/dedup/data/coconut_oil/candidates_coconut_oil.csv</w:t>
+            </w:r>
+          </w:p>
+        </w:tc>
+      </w:tr>
+      <w:tr>
+        <w:tc>
+          <w:tcPr>
+            <w:tcW w:type="dxa" w:w="3100"/>
+            <w:tcBorders>
+              <w:top w:val="single" w:sz="4" w:space="0" w:color="D0D7DE"/>
+              <w:left w:val="single" w:sz="4" w:space="0" w:color="D0D7DE"/>
+              <w:bottom w:val="single" w:sz="4" w:space="0" w:color="D0D7DE"/>
+              <w:right w:val="single" w:sz="4" w:space="0" w:color="D0D7DE"/>
+              <w:insideH w:val="single" w:sz="4" w:space="0" w:color="D0D7DE"/>
+              <w:insideV w:val="single" w:sz="4" w:space="0" w:color="D0D7DE"/>
+            </w:tcBorders>
+          </w:tcPr>
+          <w:p>
+            <w:pPr>
+              <w:spacing w:after="0" w:line="252" w:lineRule="auto"/>
+            </w:pPr>
+            <w:r>
+              <w:rPr>
+                <w:rFonts w:ascii="Calibri" w:hAnsi="Calibri" w:eastAsia="Calibri" w:cs="Calibri"/>
+                <w:sz w:val="16"/>
+              </w:rPr>
+              <w:t>Candidate pairs: soap</w:t>
+            </w:r>
+          </w:p>
+        </w:tc>
+        <w:tc>
+          <w:tcPr>
+            <w:tcW w:type="dxa" w:w="1100"/>
+            <w:tcBorders>
+              <w:top w:val="single" w:sz="4" w:space="0" w:color="D0D7DE"/>
+              <w:left w:val="single" w:sz="4" w:space="0" w:color="D0D7DE"/>
+              <w:bottom w:val="single" w:sz="4" w:space="0" w:color="D0D7DE"/>
+              <w:right w:val="single" w:sz="4" w:space="0" w:color="D0D7DE"/>
+              <w:insideH w:val="single" w:sz="4" w:space="0" w:color="D0D7DE"/>
+              <w:insideV w:val="single" w:sz="4" w:space="0" w:color="D0D7DE"/>
+            </w:tcBorders>
+          </w:tcPr>
+          <w:p>
+            <w:pPr>
+              <w:spacing w:after="0" w:line="252" w:lineRule="auto"/>
+            </w:pPr>
+            <w:r>
+              <w:rPr>
+                <w:rFonts w:ascii="Calibri" w:hAnsi="Calibri" w:eastAsia="Calibri" w:cs="Calibri"/>
+                <w:sz w:val="16"/>
+              </w:rPr>
+              <w:t>479 288</w:t>
+            </w:r>
+          </w:p>
+        </w:tc>
+        <w:tc>
+          <w:tcPr>
+            <w:tcW w:type="dxa" w:w="5160"/>
+            <w:tcBorders>
+              <w:top w:val="single" w:sz="4" w:space="0" w:color="D0D7DE"/>
+              <w:left w:val="single" w:sz="4" w:space="0" w:color="D0D7DE"/>
+              <w:bottom w:val="single" w:sz="4" w:space="0" w:color="D0D7DE"/>
+              <w:right w:val="single" w:sz="4" w:space="0" w:color="D0D7DE"/>
+              <w:insideH w:val="single" w:sz="4" w:space="0" w:color="D0D7DE"/>
+              <w:insideV w:val="single" w:sz="4" w:space="0" w:color="D0D7DE"/>
+            </w:tcBorders>
+          </w:tcPr>
+          <w:p>
+            <w:pPr>
+              <w:spacing w:after="0" w:line="252" w:lineRule="auto"/>
+            </w:pPr>
+            <w:r>
+              <w:rPr>
+                <w:rFonts w:ascii="Calibri" w:hAnsi="Calibri" w:eastAsia="Calibri" w:cs="Calibri"/>
+                <w:sz w:val="16"/>
+              </w:rPr>
+              <w:t>research/dedup/data/soap/candidates_soap.csv</w:t>
+            </w:r>
+          </w:p>
+        </w:tc>
+      </w:tr>
+      <w:tr>
+        <w:tc>
+          <w:tcPr>
+            <w:tcW w:type="dxa" w:w="3100"/>
+            <w:tcBorders>
+              <w:top w:val="single" w:sz="4" w:space="0" w:color="D0D7DE"/>
+              <w:left w:val="single" w:sz="4" w:space="0" w:color="D0D7DE"/>
+              <w:bottom w:val="single" w:sz="4" w:space="0" w:color="D0D7DE"/>
+              <w:right w:val="single" w:sz="4" w:space="0" w:color="D0D7DE"/>
+              <w:insideH w:val="single" w:sz="4" w:space="0" w:color="D0D7DE"/>
+              <w:insideV w:val="single" w:sz="4" w:space="0" w:color="D0D7DE"/>
+            </w:tcBorders>
+          </w:tcPr>
+          <w:p>
+            <w:pPr>
+              <w:spacing w:after="0" w:line="252" w:lineRule="auto"/>
+            </w:pPr>
+            <w:r>
+              <w:rPr>
+                <w:rFonts w:ascii="Calibri" w:hAnsi="Calibri" w:eastAsia="Calibri" w:cs="Calibri"/>
+                <w:sz w:val="16"/>
+              </w:rPr>
+              <w:t>Multi-category labeling CSV</w:t>
+            </w:r>
+          </w:p>
+        </w:tc>
+        <w:tc>
+          <w:tcPr>
+            <w:tcW w:type="dxa" w:w="1100"/>
+            <w:tcBorders>
+              <w:top w:val="single" w:sz="4" w:space="0" w:color="D0D7DE"/>
+              <w:left w:val="single" w:sz="4" w:space="0" w:color="D0D7DE"/>
+              <w:bottom w:val="single" w:sz="4" w:space="0" w:color="D0D7DE"/>
+              <w:right w:val="single" w:sz="4" w:space="0" w:color="D0D7DE"/>
+              <w:insideH w:val="single" w:sz="4" w:space="0" w:color="D0D7DE"/>
+              <w:insideV w:val="single" w:sz="4" w:space="0" w:color="D0D7DE"/>
+            </w:tcBorders>
+          </w:tcPr>
+          <w:p>
+            <w:pPr>
+              <w:spacing w:after="0" w:line="252" w:lineRule="auto"/>
+            </w:pPr>
+            <w:r>
+              <w:rPr>
+                <w:rFonts w:ascii="Calibri" w:hAnsi="Calibri" w:eastAsia="Calibri" w:cs="Calibri"/>
+                <w:sz w:val="16"/>
+              </w:rPr>
+              <w:t>3 000</w:t>
+            </w:r>
+          </w:p>
+        </w:tc>
+        <w:tc>
+          <w:tcPr>
+            <w:tcW w:type="dxa" w:w="5160"/>
+            <w:tcBorders>
+              <w:top w:val="single" w:sz="4" w:space="0" w:color="D0D7DE"/>
+              <w:left w:val="single" w:sz="4" w:space="0" w:color="D0D7DE"/>
+              <w:bottom w:val="single" w:sz="4" w:space="0" w:color="D0D7DE"/>
+              <w:right w:val="single" w:sz="4" w:space="0" w:color="D0D7DE"/>
+              <w:insideH w:val="single" w:sz="4" w:space="0" w:color="D0D7DE"/>
+              <w:insideV w:val="single" w:sz="4" w:space="0" w:color="D0D7DE"/>
+            </w:tcBorders>
+          </w:tcPr>
+          <w:p>
+            <w:pPr>
+              <w:spacing w:after="0" w:line="252" w:lineRule="auto"/>
+            </w:pPr>
+            <w:r>
+              <w:rPr>
+                <w:rFonts w:ascii="Calibri" w:hAnsi="Calibri" w:eastAsia="Calibri" w:cs="Calibri"/>
+                <w:sz w:val="16"/>
+              </w:rPr>
+              <w:t>research/dedup/data/labeling_sauces_coconut_oil_soap.csv</w:t>
+            </w:r>
+          </w:p>
+        </w:tc>
+      </w:tr>
+      <w:tr>
+        <w:tc>
+          <w:tcPr>
+            <w:tcW w:type="dxa" w:w="3100"/>
+            <w:tcBorders>
+              <w:top w:val="single" w:sz="4" w:space="0" w:color="D0D7DE"/>
+              <w:left w:val="single" w:sz="4" w:space="0" w:color="D0D7DE"/>
+              <w:bottom w:val="single" w:sz="4" w:space="0" w:color="D0D7DE"/>
+              <w:right w:val="single" w:sz="4" w:space="0" w:color="D0D7DE"/>
+              <w:insideH w:val="single" w:sz="4" w:space="0" w:color="D0D7DE"/>
+              <w:insideV w:val="single" w:sz="4" w:space="0" w:color="D0D7DE"/>
+            </w:tcBorders>
+          </w:tcPr>
+          <w:p>
+            <w:pPr>
+              <w:spacing w:after="0" w:line="252" w:lineRule="auto"/>
+            </w:pPr>
+            <w:r>
+              <w:rPr>
+                <w:rFonts w:ascii="Calibri" w:hAnsi="Calibri" w:eastAsia="Calibri" w:cs="Calibri"/>
+                <w:sz w:val="16"/>
+              </w:rPr>
+              <w:t>Frozen pair-stratified benchmark</w:t>
+            </w:r>
+          </w:p>
+        </w:tc>
+        <w:tc>
+          <w:tcPr>
+            <w:tcW w:type="dxa" w:w="1100"/>
+            <w:tcBorders>
+              <w:top w:val="single" w:sz="4" w:space="0" w:color="D0D7DE"/>
+              <w:left w:val="single" w:sz="4" w:space="0" w:color="D0D7DE"/>
+              <w:bottom w:val="single" w:sz="4" w:space="0" w:color="D0D7DE"/>
+              <w:right w:val="single" w:sz="4" w:space="0" w:color="D0D7DE"/>
+              <w:insideH w:val="single" w:sz="4" w:space="0" w:color="D0D7DE"/>
+              <w:insideV w:val="single" w:sz="4" w:space="0" w:color="D0D7DE"/>
+            </w:tcBorders>
+          </w:tcPr>
+          <w:p>
+            <w:pPr>
+              <w:spacing w:after="0" w:line="252" w:lineRule="auto"/>
+            </w:pPr>
+            <w:r>
+              <w:rPr>
+                <w:rFonts w:ascii="Calibri" w:hAnsi="Calibri" w:eastAsia="Calibri" w:cs="Calibri"/>
+                <w:sz w:val="16"/>
+              </w:rPr>
+              <w:t>2 465</w:t>
+            </w:r>
+          </w:p>
+        </w:tc>
+        <w:tc>
+          <w:tcPr>
+            <w:tcW w:type="dxa" w:w="5160"/>
+            <w:tcBorders>
+              <w:top w:val="single" w:sz="4" w:space="0" w:color="D0D7DE"/>
+              <w:left w:val="single" w:sz="4" w:space="0" w:color="D0D7DE"/>
+              <w:bottom w:val="single" w:sz="4" w:space="0" w:color="D0D7DE"/>
+              <w:right w:val="single" w:sz="4" w:space="0" w:color="D0D7DE"/>
+              <w:insideH w:val="single" w:sz="4" w:space="0" w:color="D0D7DE"/>
+              <w:insideV w:val="single" w:sz="4" w:space="0" w:color="D0D7DE"/>
+            </w:tcBorders>
+          </w:tcPr>
+          <w:p>
+            <w:pPr>
+              <w:spacing w:after="0" w:line="252" w:lineRule="auto"/>
+            </w:pPr>
+            <w:r>
+              <w:rPr>
+                <w:rFonts w:ascii="Calibri" w:hAnsi="Calibri" w:eastAsia="Calibri" w:cs="Calibri"/>
+                <w:sz w:val="16"/>
+              </w:rPr>
+              <w:t>research/dedup/data/training/dedup_pairs_final_pair_stratified_split.csv</w:t>
+            </w:r>
+          </w:p>
+        </w:tc>
+      </w:tr>
+      <w:tr>
+        <w:tc>
+          <w:tcPr>
+            <w:tcW w:type="dxa" w:w="3100"/>
+            <w:tcBorders>
+              <w:top w:val="single" w:sz="4" w:space="0" w:color="D0D7DE"/>
+              <w:left w:val="single" w:sz="4" w:space="0" w:color="D0D7DE"/>
+              <w:bottom w:val="single" w:sz="4" w:space="0" w:color="D0D7DE"/>
+              <w:right w:val="single" w:sz="4" w:space="0" w:color="D0D7DE"/>
+              <w:insideH w:val="single" w:sz="4" w:space="0" w:color="D0D7DE"/>
+              <w:insideV w:val="single" w:sz="4" w:space="0" w:color="D0D7DE"/>
+            </w:tcBorders>
+          </w:tcPr>
+          <w:p>
+            <w:pPr>
+              <w:spacing w:after="0" w:line="252" w:lineRule="auto"/>
+            </w:pPr>
+            <w:r>
+              <w:rPr>
+                <w:rFonts w:ascii="Calibri" w:hAnsi="Calibri" w:eastAsia="Calibri" w:cs="Calibri"/>
+                <w:sz w:val="16"/>
+              </w:rPr>
+              <w:t>No-leak training split</w:t>
+            </w:r>
+          </w:p>
+        </w:tc>
+        <w:tc>
+          <w:tcPr>
+            <w:tcW w:type="dxa" w:w="1100"/>
+            <w:tcBorders>
+              <w:top w:val="single" w:sz="4" w:space="0" w:color="D0D7DE"/>
+              <w:left w:val="single" w:sz="4" w:space="0" w:color="D0D7DE"/>
+              <w:bottom w:val="single" w:sz="4" w:space="0" w:color="D0D7DE"/>
+              <w:right w:val="single" w:sz="4" w:space="0" w:color="D0D7DE"/>
+              <w:insideH w:val="single" w:sz="4" w:space="0" w:color="D0D7DE"/>
+              <w:insideV w:val="single" w:sz="4" w:space="0" w:color="D0D7DE"/>
+            </w:tcBorders>
+          </w:tcPr>
+          <w:p>
+            <w:pPr>
+              <w:spacing w:after="0" w:line="252" w:lineRule="auto"/>
+            </w:pPr>
+            <w:r>
+              <w:rPr>
+                <w:rFonts w:ascii="Calibri" w:hAnsi="Calibri" w:eastAsia="Calibri" w:cs="Calibri"/>
+                <w:sz w:val="16"/>
+              </w:rPr>
+              <w:t>1 736</w:t>
+            </w:r>
+          </w:p>
+        </w:tc>
+        <w:tc>
+          <w:tcPr>
+            <w:tcW w:type="dxa" w:w="5160"/>
+            <w:tcBorders>
+              <w:top w:val="single" w:sz="4" w:space="0" w:color="D0D7DE"/>
+              <w:left w:val="single" w:sz="4" w:space="0" w:color="D0D7DE"/>
+              <w:bottom w:val="single" w:sz="4" w:space="0" w:color="D0D7DE"/>
+              <w:right w:val="single" w:sz="4" w:space="0" w:color="D0D7DE"/>
+              <w:insideH w:val="single" w:sz="4" w:space="0" w:color="D0D7DE"/>
+              <w:insideV w:val="single" w:sz="4" w:space="0" w:color="D0D7DE"/>
+            </w:tcBorders>
+          </w:tcPr>
+          <w:p>
+            <w:pPr>
+              <w:spacing w:after="0" w:line="252" w:lineRule="auto"/>
+            </w:pPr>
+            <w:r>
+              <w:rPr>
+                <w:rFonts w:ascii="Calibri" w:hAnsi="Calibri" w:eastAsia="Calibri" w:cs="Calibri"/>
+                <w:sz w:val="16"/>
+              </w:rPr>
+              <w:t>research/dedup/data/training/dedup_pairs_final_split.csv</w:t>
+            </w:r>
+          </w:p>
+        </w:tc>
+      </w:tr>
+      <w:tr>
+        <w:tc>
+          <w:tcPr>
+            <w:tcW w:type="dxa" w:w="3100"/>
+            <w:tcBorders>
+              <w:top w:val="single" w:sz="4" w:space="0" w:color="D0D7DE"/>
+              <w:left w:val="single" w:sz="4" w:space="0" w:color="D0D7DE"/>
+              <w:bottom w:val="single" w:sz="4" w:space="0" w:color="D0D7DE"/>
+              <w:right w:val="single" w:sz="4" w:space="0" w:color="D0D7DE"/>
+              <w:insideH w:val="single" w:sz="4" w:space="0" w:color="D0D7DE"/>
+              <w:insideV w:val="single" w:sz="4" w:space="0" w:color="D0D7DE"/>
+            </w:tcBorders>
+          </w:tcPr>
+          <w:p>
+            <w:pPr>
+              <w:spacing w:after="0" w:line="252" w:lineRule="auto"/>
+            </w:pPr>
+            <w:r>
+              <w:rPr>
+                <w:rFonts w:ascii="Calibri" w:hAnsi="Calibri" w:eastAsia="Calibri" w:cs="Calibri"/>
+                <w:sz w:val="16"/>
+              </w:rPr>
+              <w:t>Fusion components: sauces</w:t>
+            </w:r>
+          </w:p>
+        </w:tc>
+        <w:tc>
+          <w:tcPr>
+            <w:tcW w:type="dxa" w:w="1100"/>
+            <w:tcBorders>
+              <w:top w:val="single" w:sz="4" w:space="0" w:color="D0D7DE"/>
+              <w:left w:val="single" w:sz="4" w:space="0" w:color="D0D7DE"/>
+              <w:bottom w:val="single" w:sz="4" w:space="0" w:color="D0D7DE"/>
+              <w:right w:val="single" w:sz="4" w:space="0" w:color="D0D7DE"/>
+              <w:insideH w:val="single" w:sz="4" w:space="0" w:color="D0D7DE"/>
+              <w:insideV w:val="single" w:sz="4" w:space="0" w:color="D0D7DE"/>
+            </w:tcBorders>
+          </w:tcPr>
+          <w:p>
+            <w:pPr>
+              <w:spacing w:after="0" w:line="252" w:lineRule="auto"/>
+            </w:pPr>
+            <w:r>
+              <w:rPr>
+                <w:rFonts w:ascii="Calibri" w:hAnsi="Calibri" w:eastAsia="Calibri" w:cs="Calibri"/>
+                <w:sz w:val="16"/>
+              </w:rPr>
+              <w:t>585</w:t>
+            </w:r>
+          </w:p>
+        </w:tc>
+        <w:tc>
+          <w:tcPr>
+            <w:tcW w:type="dxa" w:w="5160"/>
+            <w:tcBorders>
+              <w:top w:val="single" w:sz="4" w:space="0" w:color="D0D7DE"/>
+              <w:left w:val="single" w:sz="4" w:space="0" w:color="D0D7DE"/>
+              <w:bottom w:val="single" w:sz="4" w:space="0" w:color="D0D7DE"/>
+              <w:right w:val="single" w:sz="4" w:space="0" w:color="D0D7DE"/>
+              <w:insideH w:val="single" w:sz="4" w:space="0" w:color="D0D7DE"/>
+              <w:insideV w:val="single" w:sz="4" w:space="0" w:color="D0D7DE"/>
+            </w:tcBorders>
+          </w:tcPr>
+          <w:p>
+            <w:pPr>
+              <w:spacing w:after="0" w:line="252" w:lineRule="auto"/>
+            </w:pPr>
+            <w:r>
+              <w:rPr>
+                <w:rFonts w:ascii="Calibri" w:hAnsi="Calibri" w:eastAsia="Calibri" w:cs="Calibri"/>
+                <w:sz w:val="16"/>
+              </w:rPr>
+              <w:t>research/dedup/data/fusion_components_sauces.csv</w:t>
+            </w:r>
+          </w:p>
+        </w:tc>
+      </w:tr>
+      <w:tr>
+        <w:tc>
+          <w:tcPr>
+            <w:tcW w:type="dxa" w:w="3100"/>
+            <w:tcBorders>
+              <w:top w:val="single" w:sz="4" w:space="0" w:color="D0D7DE"/>
+              <w:left w:val="single" w:sz="4" w:space="0" w:color="D0D7DE"/>
+              <w:bottom w:val="single" w:sz="4" w:space="0" w:color="D0D7DE"/>
+              <w:right w:val="single" w:sz="4" w:space="0" w:color="D0D7DE"/>
+              <w:insideH w:val="single" w:sz="4" w:space="0" w:color="D0D7DE"/>
+              <w:insideV w:val="single" w:sz="4" w:space="0" w:color="D0D7DE"/>
+            </w:tcBorders>
+          </w:tcPr>
+          <w:p>
+            <w:pPr>
+              <w:spacing w:after="0" w:line="252" w:lineRule="auto"/>
+            </w:pPr>
+            <w:r>
+              <w:rPr>
+                <w:rFonts w:ascii="Calibri" w:hAnsi="Calibri" w:eastAsia="Calibri" w:cs="Calibri"/>
+                <w:sz w:val="16"/>
+              </w:rPr>
+              <w:t>Fusion components: coconut_oil</w:t>
+            </w:r>
+          </w:p>
+        </w:tc>
+        <w:tc>
+          <w:tcPr>
+            <w:tcW w:type="dxa" w:w="1100"/>
+            <w:tcBorders>
+              <w:top w:val="single" w:sz="4" w:space="0" w:color="D0D7DE"/>
+              <w:left w:val="single" w:sz="4" w:space="0" w:color="D0D7DE"/>
+              <w:bottom w:val="single" w:sz="4" w:space="0" w:color="D0D7DE"/>
+              <w:right w:val="single" w:sz="4" w:space="0" w:color="D0D7DE"/>
+              <w:insideH w:val="single" w:sz="4" w:space="0" w:color="D0D7DE"/>
+              <w:insideV w:val="single" w:sz="4" w:space="0" w:color="D0D7DE"/>
+            </w:tcBorders>
+          </w:tcPr>
+          <w:p>
+            <w:pPr>
+              <w:spacing w:after="0" w:line="252" w:lineRule="auto"/>
+            </w:pPr>
+            <w:r>
+              <w:rPr>
+                <w:rFonts w:ascii="Calibri" w:hAnsi="Calibri" w:eastAsia="Calibri" w:cs="Calibri"/>
+                <w:sz w:val="16"/>
+              </w:rPr>
+              <w:t>250</w:t>
+            </w:r>
+          </w:p>
+        </w:tc>
+        <w:tc>
+          <w:tcPr>
+            <w:tcW w:type="dxa" w:w="5160"/>
+            <w:tcBorders>
+              <w:top w:val="single" w:sz="4" w:space="0" w:color="D0D7DE"/>
+              <w:left w:val="single" w:sz="4" w:space="0" w:color="D0D7DE"/>
+              <w:bottom w:val="single" w:sz="4" w:space="0" w:color="D0D7DE"/>
+              <w:right w:val="single" w:sz="4" w:space="0" w:color="D0D7DE"/>
+              <w:insideH w:val="single" w:sz="4" w:space="0" w:color="D0D7DE"/>
+              <w:insideV w:val="single" w:sz="4" w:space="0" w:color="D0D7DE"/>
+            </w:tcBorders>
+          </w:tcPr>
+          <w:p>
+            <w:pPr>
+              <w:spacing w:after="0" w:line="252" w:lineRule="auto"/>
+            </w:pPr>
+            <w:r>
+              <w:rPr>
+                <w:rFonts w:ascii="Calibri" w:hAnsi="Calibri" w:eastAsia="Calibri" w:cs="Calibri"/>
+                <w:sz w:val="16"/>
+              </w:rPr>
+              <w:t>research/dedup/data/coconut_oil/fusion_components_coconut_oil.csv</w:t>
+            </w:r>
+          </w:p>
+        </w:tc>
+      </w:tr>
+      <w:tr>
+        <w:tc>
+          <w:tcPr>
+            <w:tcW w:type="dxa" w:w="3100"/>
+            <w:tcBorders>
+              <w:top w:val="single" w:sz="4" w:space="0" w:color="D0D7DE"/>
+              <w:left w:val="single" w:sz="4" w:space="0" w:color="D0D7DE"/>
+              <w:bottom w:val="single" w:sz="4" w:space="0" w:color="D0D7DE"/>
+              <w:right w:val="single" w:sz="4" w:space="0" w:color="D0D7DE"/>
+              <w:insideH w:val="single" w:sz="4" w:space="0" w:color="D0D7DE"/>
+              <w:insideV w:val="single" w:sz="4" w:space="0" w:color="D0D7DE"/>
+            </w:tcBorders>
+          </w:tcPr>
+          <w:p>
+            <w:pPr>
+              <w:spacing w:after="0" w:line="252" w:lineRule="auto"/>
+            </w:pPr>
+            <w:r>
+              <w:rPr>
+                <w:rFonts w:ascii="Calibri" w:hAnsi="Calibri" w:eastAsia="Calibri" w:cs="Calibri"/>
+                <w:sz w:val="16"/>
+              </w:rPr>
+              <w:t>Fusion components: soap</w:t>
+            </w:r>
+          </w:p>
+        </w:tc>
+        <w:tc>
+          <w:tcPr>
+            <w:tcW w:type="dxa" w:w="1100"/>
+            <w:tcBorders>
+              <w:top w:val="single" w:sz="4" w:space="0" w:color="D0D7DE"/>
+              <w:left w:val="single" w:sz="4" w:space="0" w:color="D0D7DE"/>
+              <w:bottom w:val="single" w:sz="4" w:space="0" w:color="D0D7DE"/>
+              <w:right w:val="single" w:sz="4" w:space="0" w:color="D0D7DE"/>
+              <w:insideH w:val="single" w:sz="4" w:space="0" w:color="D0D7DE"/>
+              <w:insideV w:val="single" w:sz="4" w:space="0" w:color="D0D7DE"/>
+            </w:tcBorders>
+          </w:tcPr>
+          <w:p>
+            <w:pPr>
+              <w:spacing w:after="0" w:line="252" w:lineRule="auto"/>
+            </w:pPr>
+            <w:r>
+              <w:rPr>
+                <w:rFonts w:ascii="Calibri" w:hAnsi="Calibri" w:eastAsia="Calibri" w:cs="Calibri"/>
+                <w:sz w:val="16"/>
+              </w:rPr>
+              <w:t>382</w:t>
+            </w:r>
+          </w:p>
+        </w:tc>
+        <w:tc>
+          <w:tcPr>
+            <w:tcW w:type="dxa" w:w="5160"/>
+            <w:tcBorders>
+              <w:top w:val="single" w:sz="4" w:space="0" w:color="D0D7DE"/>
+              <w:left w:val="single" w:sz="4" w:space="0" w:color="D0D7DE"/>
+              <w:bottom w:val="single" w:sz="4" w:space="0" w:color="D0D7DE"/>
+              <w:right w:val="single" w:sz="4" w:space="0" w:color="D0D7DE"/>
+              <w:insideH w:val="single" w:sz="4" w:space="0" w:color="D0D7DE"/>
+              <w:insideV w:val="single" w:sz="4" w:space="0" w:color="D0D7DE"/>
+            </w:tcBorders>
+          </w:tcPr>
+          <w:p>
+            <w:pPr>
+              <w:spacing w:after="0" w:line="252" w:lineRule="auto"/>
+            </w:pPr>
+            <w:r>
+              <w:rPr>
+                <w:rFonts w:ascii="Calibri" w:hAnsi="Calibri" w:eastAsia="Calibri" w:cs="Calibri"/>
+                <w:sz w:val="16"/>
+              </w:rPr>
+              <w:t>research/dedup/data/soap/fusion_components_soap.csv</w:t>
+            </w:r>
+          </w:p>
+        </w:tc>
+      </w:tr>
+    </w:tbl>
+    <w:p>
+      <w:r>
+        <w:rPr>
+          <w:rFonts w:ascii="Calibri" w:hAnsi="Calibri" w:eastAsia="Calibri" w:cs="Calibri"/>
+        </w:rPr>
+        <w:t>Pair-stratified benchmark содержит 2 465 пар: sauces 1 046, coconut_oil 725, soap 694. По меткам: 785 exact_duplicate и 1 680 different_product.</w:t>
+      </w:r>
+    </w:p>
+    <w:p>
+      <w:pPr>
+        <w:jc w:val="center"/>
+      </w:pPr>
+      <w:r>
+        <w:drawing>
+          <wp:inline xmlns:a="http://schemas.openxmlformats.org/drawingml/2006/main" xmlns:pic="http://schemas.openxmlformats.org/drawingml/2006/picture">
+            <wp:extent cx="5715000" cy="2471738"/>
+            <wp:docPr id="3" name="Picture 3"/>
+            <wp:cNvGraphicFramePr>
+              <a:graphicFrameLocks noChangeAspect="1"/>
+            </wp:cNvGraphicFramePr>
+            <a:graphic>
+              <a:graphicData uri="http://schemas.openxmlformats.org/drawingml/2006/picture">
+                <pic:pic>
+                  <pic:nvPicPr>
+                    <pic:cNvPr id="0" name="faiss_distribution.jpg"/>
+                    <pic:cNvPicPr/>
+                  </pic:nvPicPr>
+                  <pic:blipFill>
+                    <a:blip r:embed="rId13"/>
+                    <a:stretch>
+                      <a:fillRect/>
+                    </a:stretch>
+                  </pic:blipFill>
+                  <pic:spPr>
+                    <a:xfrm>
+                      <a:off x="0" y="0"/>
+                      <a:ext cx="5715000" cy="2471738"/>
+                    </a:xfrm>
+                    <a:prstGeom prst="rect"/>
+                  </pic:spPr>
+                </pic:pic>
+              </a:graphicData>
+            </a:graphic>
+          </wp:inline>
+        </w:drawing>
+      </w:r>
+    </w:p>
+    <w:p>
+      <w:pPr>
+        <w:pStyle w:val="Caption"/>
+        <w:jc w:val="center"/>
+      </w:pPr>
+      <w:r>
+        <w:rPr>
+          <w:rFonts w:ascii="Calibri" w:hAnsi="Calibri" w:eastAsia="Calibri" w:cs="Calibri"/>
+          <w:color w:val="5B6770"/>
+          <w:sz w:val="18"/>
+        </w:rPr>
+      </w:r>
+      <w:r>
+        <w:rPr>
+          <w:rFonts w:ascii="Calibri" w:hAnsi="Calibri" w:eastAsia="Calibri" w:cs="Calibri"/>
+          <w:color w:val="5B6770"/>
+          <w:sz w:val="18"/>
+        </w:rPr>
+        <w:t>Рисунок 2. Пример notebook-визуализации: распределение FAISS embedding cosine score для candidate pairs.</w:t>
+      </w:r>
+    </w:p>
+    <w:p>
+      <w:pPr>
+        <w:pStyle w:val="Heading1"/>
+      </w:pPr>
+      <w:r>
+        <w:rPr>
+          <w:rFonts w:ascii="Calibri" w:hAnsi="Calibri" w:eastAsia="Calibri" w:cs="Calibri"/>
+        </w:rPr>
+        <w:t>5. Matching, fine-tuning и выбор модели</w:t>
+      </w:r>
+    </w:p>
+    <w:p>
+      <w:r>
+        <w:rPr>
+          <w:rFonts w:ascii="Calibri" w:hAnsi="Calibri" w:eastAsia="Calibri" w:cs="Calibri"/>
+        </w:rPr>
+        <w:t>Сравнение строится на forced binary evaluation. Для каждой пары есть score и один threshold_same, выбранный только на dev. Test используется как честная проверка выбранного порога. Основной продуктовый режим — threshold_weighted_cost: ошибки на SKU с большим объемом продаж получают больший вес.</w:t>
+      </w:r>
+    </w:p>
+    <w:tbl>
+      <w:tblPr>
+        <w:tblW w:type="dxa" w:w="9360"/>
+        <w:jc w:val="center"/>
+        <w:tblLayout w:type="fixed"/>
+        <w:tblLook w:firstColumn="1" w:firstRow="1" w:lastColumn="0" w:lastRow="0" w:noHBand="0" w:noVBand="1" w:val="04A0"/>
+      </w:tblPr>
+      <w:tblGrid>
+        <w:gridCol w:w="430"/>
+        <w:gridCol w:w="3000"/>
+        <w:gridCol w:w="1900"/>
+        <w:gridCol w:w="650"/>
+        <w:gridCol w:w="650"/>
+        <w:gridCol w:w="650"/>
+        <w:gridCol w:w="500"/>
+        <w:gridCol w:w="500"/>
+        <w:gridCol w:w="1080"/>
+      </w:tblGrid>
+      <w:tr>
+        <w:tc>
+          <w:tcPr>
+            <w:tcW w:type="dxa" w:w="430"/>
+            <w:vAlign w:val="center"/>
+            <w:tcMar>
+              <w:top w:w="80" w:type="dxa"/>
+              <w:bottom w:w="80" w:type="dxa"/>
+              <w:start w:w="120" w:type="dxa"/>
+              <w:end w:w="120" w:type="dxa"/>
+            </w:tcMar>
+            <w:tcBorders>
+              <w:top w:val="single" w:sz="4" w:space="0" w:color="D0D7DE"/>
+              <w:left w:val="single" w:sz="4" w:space="0" w:color="D0D7DE"/>
+              <w:bottom w:val="single" w:sz="4" w:space="0" w:color="D0D7DE"/>
+              <w:right w:val="single" w:sz="4" w:space="0" w:color="D0D7DE"/>
+              <w:insideH w:val="single" w:sz="4" w:space="0" w:color="D0D7DE"/>
+              <w:insideV w:val="single" w:sz="4" w:space="0" w:color="D0D7DE"/>
+            </w:tcBorders>
+            <w:shd w:fill="E8EEF5"/>
+          </w:tcPr>
+          <w:p>
+            <w:pPr>
+              <w:spacing w:after="0" w:line="252" w:lineRule="auto"/>
+            </w:pPr>
+            <w:r>
+              <w:rPr>
+                <w:rFonts w:ascii="Calibri" w:hAnsi="Calibri" w:eastAsia="Calibri" w:cs="Calibri"/>
+                <w:b/>
+                <w:color w:val="1F2937"/>
+                <w:sz w:val="15"/>
+              </w:rPr>
+              <w:t>#</w:t>
+            </w:r>
+          </w:p>
+        </w:tc>
+        <w:tc>
+          <w:tcPr>
+            <w:tcW w:type="dxa" w:w="3000"/>
+            <w:vAlign w:val="center"/>
+            <w:tcMar>
+              <w:top w:w="80" w:type="dxa"/>
+              <w:bottom w:w="80" w:type="dxa"/>
+              <w:start w:w="120" w:type="dxa"/>
+              <w:end w:w="120" w:type="dxa"/>
+            </w:tcMar>
+            <w:tcBorders>
+              <w:top w:val="single" w:sz="4" w:space="0" w:color="D0D7DE"/>
+              <w:left w:val="single" w:sz="4" w:space="0" w:color="D0D7DE"/>
+              <w:bottom w:val="single" w:sz="4" w:space="0" w:color="D0D7DE"/>
+              <w:right w:val="single" w:sz="4" w:space="0" w:color="D0D7DE"/>
+              <w:insideH w:val="single" w:sz="4" w:space="0" w:color="D0D7DE"/>
+              <w:insideV w:val="single" w:sz="4" w:space="0" w:color="D0D7DE"/>
+            </w:tcBorders>
+            <w:shd w:fill="E8EEF5"/>
+          </w:tcPr>
+          <w:p>
+            <w:pPr>
+              <w:spacing w:after="0" w:line="252" w:lineRule="auto"/>
+            </w:pPr>
+            <w:r>
+              <w:rPr>
+                <w:rFonts w:ascii="Calibri" w:hAnsi="Calibri" w:eastAsia="Calibri" w:cs="Calibri"/>
+                <w:b/>
+                <w:color w:val="1F2937"/>
+                <w:sz w:val="15"/>
+              </w:rPr>
+              <w:t>Метод</w:t>
+            </w:r>
+          </w:p>
+        </w:tc>
+        <w:tc>
+          <w:tcPr>
+            <w:tcW w:type="dxa" w:w="1900"/>
+            <w:vAlign w:val="center"/>
+            <w:tcMar>
+              <w:top w:w="80" w:type="dxa"/>
+              <w:bottom w:w="80" w:type="dxa"/>
+              <w:start w:w="120" w:type="dxa"/>
+              <w:end w:w="120" w:type="dxa"/>
+            </w:tcMar>
+            <w:tcBorders>
+              <w:top w:val="single" w:sz="4" w:space="0" w:color="D0D7DE"/>
+              <w:left w:val="single" w:sz="4" w:space="0" w:color="D0D7DE"/>
+              <w:bottom w:val="single" w:sz="4" w:space="0" w:color="D0D7DE"/>
+              <w:right w:val="single" w:sz="4" w:space="0" w:color="D0D7DE"/>
+              <w:insideH w:val="single" w:sz="4" w:space="0" w:color="D0D7DE"/>
+              <w:insideV w:val="single" w:sz="4" w:space="0" w:color="D0D7DE"/>
+            </w:tcBorders>
+            <w:shd w:fill="E8EEF5"/>
+          </w:tcPr>
+          <w:p>
+            <w:pPr>
+              <w:spacing w:after="0" w:line="252" w:lineRule="auto"/>
+            </w:pPr>
+            <w:r>
+              <w:rPr>
+                <w:rFonts w:ascii="Calibri" w:hAnsi="Calibri" w:eastAsia="Calibri" w:cs="Calibri"/>
+                <w:b/>
+                <w:color w:val="1F2937"/>
+                <w:sz w:val="15"/>
+              </w:rPr>
+              <w:t>Strategy</w:t>
+            </w:r>
+          </w:p>
+        </w:tc>
+        <w:tc>
+          <w:tcPr>
+            <w:tcW w:type="dxa" w:w="650"/>
+            <w:vAlign w:val="center"/>
+            <w:tcMar>
+              <w:top w:w="80" w:type="dxa"/>
+              <w:bottom w:w="80" w:type="dxa"/>
+              <w:start w:w="120" w:type="dxa"/>
+              <w:end w:w="120" w:type="dxa"/>
+            </w:tcMar>
+            <w:tcBorders>
+              <w:top w:val="single" w:sz="4" w:space="0" w:color="D0D7DE"/>
+              <w:left w:val="single" w:sz="4" w:space="0" w:color="D0D7DE"/>
+              <w:bottom w:val="single" w:sz="4" w:space="0" w:color="D0D7DE"/>
+              <w:right w:val="single" w:sz="4" w:space="0" w:color="D0D7DE"/>
+              <w:insideH w:val="single" w:sz="4" w:space="0" w:color="D0D7DE"/>
+              <w:insideV w:val="single" w:sz="4" w:space="0" w:color="D0D7DE"/>
+            </w:tcBorders>
+            <w:shd w:fill="E8EEF5"/>
+          </w:tcPr>
+          <w:p>
+            <w:pPr>
+              <w:spacing w:after="0" w:line="252" w:lineRule="auto"/>
+            </w:pPr>
+            <w:r>
+              <w:rPr>
+                <w:rFonts w:ascii="Calibri" w:hAnsi="Calibri" w:eastAsia="Calibri" w:cs="Calibri"/>
+                <w:b/>
+                <w:color w:val="1F2937"/>
+                <w:sz w:val="15"/>
+              </w:rPr>
+              <w:t>P</w:t>
+            </w:r>
+          </w:p>
+        </w:tc>
+        <w:tc>
+          <w:tcPr>
+            <w:tcW w:type="dxa" w:w="650"/>
+            <w:vAlign w:val="center"/>
+            <w:tcMar>
+              <w:top w:w="80" w:type="dxa"/>
+              <w:bottom w:w="80" w:type="dxa"/>
+              <w:start w:w="120" w:type="dxa"/>
+              <w:end w:w="120" w:type="dxa"/>
+            </w:tcMar>
+            <w:tcBorders>
+              <w:top w:val="single" w:sz="4" w:space="0" w:color="D0D7DE"/>
+              <w:left w:val="single" w:sz="4" w:space="0" w:color="D0D7DE"/>
+              <w:bottom w:val="single" w:sz="4" w:space="0" w:color="D0D7DE"/>
+              <w:right w:val="single" w:sz="4" w:space="0" w:color="D0D7DE"/>
+              <w:insideH w:val="single" w:sz="4" w:space="0" w:color="D0D7DE"/>
+              <w:insideV w:val="single" w:sz="4" w:space="0" w:color="D0D7DE"/>
+            </w:tcBorders>
+            <w:shd w:fill="E8EEF5"/>
+          </w:tcPr>
+          <w:p>
+            <w:pPr>
+              <w:spacing w:after="0" w:line="252" w:lineRule="auto"/>
+            </w:pPr>
+            <w:r>
+              <w:rPr>
+                <w:rFonts w:ascii="Calibri" w:hAnsi="Calibri" w:eastAsia="Calibri" w:cs="Calibri"/>
+                <w:b/>
+                <w:color w:val="1F2937"/>
+                <w:sz w:val="15"/>
+              </w:rPr>
+              <w:t>R</w:t>
+            </w:r>
+          </w:p>
+        </w:tc>
+        <w:tc>
+          <w:tcPr>
+            <w:tcW w:type="dxa" w:w="650"/>
+            <w:vAlign w:val="center"/>
+            <w:tcMar>
+              <w:top w:w="80" w:type="dxa"/>
+              <w:bottom w:w="80" w:type="dxa"/>
+              <w:start w:w="120" w:type="dxa"/>
+              <w:end w:w="120" w:type="dxa"/>
+            </w:tcMar>
+            <w:tcBorders>
+              <w:top w:val="single" w:sz="4" w:space="0" w:color="D0D7DE"/>
+              <w:left w:val="single" w:sz="4" w:space="0" w:color="D0D7DE"/>
+              <w:bottom w:val="single" w:sz="4" w:space="0" w:color="D0D7DE"/>
+              <w:right w:val="single" w:sz="4" w:space="0" w:color="D0D7DE"/>
+              <w:insideH w:val="single" w:sz="4" w:space="0" w:color="D0D7DE"/>
+              <w:insideV w:val="single" w:sz="4" w:space="0" w:color="D0D7DE"/>
+            </w:tcBorders>
+            <w:shd w:fill="E8EEF5"/>
+          </w:tcPr>
+          <w:p>
+            <w:pPr>
+              <w:spacing w:after="0" w:line="252" w:lineRule="auto"/>
+            </w:pPr>
+            <w:r>
+              <w:rPr>
+                <w:rFonts w:ascii="Calibri" w:hAnsi="Calibri" w:eastAsia="Calibri" w:cs="Calibri"/>
+                <w:b/>
+                <w:color w:val="1F2937"/>
+                <w:sz w:val="15"/>
+              </w:rPr>
+              <w:t>F1</w:t>
+            </w:r>
+          </w:p>
+        </w:tc>
+        <w:tc>
+          <w:tcPr>
+            <w:tcW w:type="dxa" w:w="500"/>
+            <w:vAlign w:val="center"/>
+            <w:tcMar>
+              <w:top w:w="80" w:type="dxa"/>
+              <w:bottom w:w="80" w:type="dxa"/>
+              <w:start w:w="120" w:type="dxa"/>
+              <w:end w:w="120" w:type="dxa"/>
+            </w:tcMar>
+            <w:tcBorders>
+              <w:top w:val="single" w:sz="4" w:space="0" w:color="D0D7DE"/>
+              <w:left w:val="single" w:sz="4" w:space="0" w:color="D0D7DE"/>
+              <w:bottom w:val="single" w:sz="4" w:space="0" w:color="D0D7DE"/>
+              <w:right w:val="single" w:sz="4" w:space="0" w:color="D0D7DE"/>
+              <w:insideH w:val="single" w:sz="4" w:space="0" w:color="D0D7DE"/>
+              <w:insideV w:val="single" w:sz="4" w:space="0" w:color="D0D7DE"/>
+            </w:tcBorders>
+            <w:shd w:fill="E8EEF5"/>
+          </w:tcPr>
+          <w:p>
+            <w:pPr>
+              <w:spacing w:after="0" w:line="252" w:lineRule="auto"/>
+            </w:pPr>
+            <w:r>
+              <w:rPr>
+                <w:rFonts w:ascii="Calibri" w:hAnsi="Calibri" w:eastAsia="Calibri" w:cs="Calibri"/>
+                <w:b/>
+                <w:color w:val="1F2937"/>
+                <w:sz w:val="15"/>
+              </w:rPr>
+              <w:t>FM</w:t>
+            </w:r>
+          </w:p>
+        </w:tc>
+        <w:tc>
+          <w:tcPr>
+            <w:tcW w:type="dxa" w:w="500"/>
+            <w:vAlign w:val="center"/>
+            <w:tcMar>
+              <w:top w:w="80" w:type="dxa"/>
+              <w:bottom w:w="80" w:type="dxa"/>
+              <w:start w:w="120" w:type="dxa"/>
+              <w:end w:w="120" w:type="dxa"/>
+            </w:tcMar>
+            <w:tcBorders>
+              <w:top w:val="single" w:sz="4" w:space="0" w:color="D0D7DE"/>
+              <w:left w:val="single" w:sz="4" w:space="0" w:color="D0D7DE"/>
+              <w:bottom w:val="single" w:sz="4" w:space="0" w:color="D0D7DE"/>
+              <w:right w:val="single" w:sz="4" w:space="0" w:color="D0D7DE"/>
+              <w:insideH w:val="single" w:sz="4" w:space="0" w:color="D0D7DE"/>
+              <w:insideV w:val="single" w:sz="4" w:space="0" w:color="D0D7DE"/>
+            </w:tcBorders>
+            <w:shd w:fill="E8EEF5"/>
+          </w:tcPr>
+          <w:p>
+            <w:pPr>
+              <w:spacing w:after="0" w:line="252" w:lineRule="auto"/>
+            </w:pPr>
+            <w:r>
+              <w:rPr>
+                <w:rFonts w:ascii="Calibri" w:hAnsi="Calibri" w:eastAsia="Calibri" w:cs="Calibri"/>
+                <w:b/>
+                <w:color w:val="1F2937"/>
+                <w:sz w:val="15"/>
+              </w:rPr>
+              <w:t>FS</w:t>
+            </w:r>
+          </w:p>
+        </w:tc>
+        <w:tc>
+          <w:tcPr>
+            <w:tcW w:type="dxa" w:w="1080"/>
+            <w:vAlign w:val="center"/>
+            <w:tcMar>
+              <w:top w:w="80" w:type="dxa"/>
+              <w:bottom w:w="80" w:type="dxa"/>
+              <w:start w:w="120" w:type="dxa"/>
+              <w:end w:w="120" w:type="dxa"/>
+            </w:tcMar>
+            <w:tcBorders>
+              <w:top w:val="single" w:sz="4" w:space="0" w:color="D0D7DE"/>
+              <w:left w:val="single" w:sz="4" w:space="0" w:color="D0D7DE"/>
+              <w:bottom w:val="single" w:sz="4" w:space="0" w:color="D0D7DE"/>
+              <w:right w:val="single" w:sz="4" w:space="0" w:color="D0D7DE"/>
+              <w:insideH w:val="single" w:sz="4" w:space="0" w:color="D0D7DE"/>
+              <w:insideV w:val="single" w:sz="4" w:space="0" w:color="D0D7DE"/>
+            </w:tcBorders>
+            <w:shd w:fill="E8EEF5"/>
+          </w:tcPr>
+          <w:p>
+            <w:pPr>
+              <w:spacing w:after="0" w:line="252" w:lineRule="auto"/>
+            </w:pPr>
+            <w:r>
+              <w:rPr>
+                <w:rFonts w:ascii="Calibri" w:hAnsi="Calibri" w:eastAsia="Calibri" w:cs="Calibri"/>
+                <w:b/>
+                <w:color w:val="1F2937"/>
+                <w:sz w:val="15"/>
+              </w:rPr>
+              <w:t>W-cost</w:t>
+            </w:r>
+          </w:p>
+        </w:tc>
+      </w:tr>
+      <w:tr>
+        <w:tc>
+          <w:tcPr>
+            <w:tcW w:type="dxa" w:w="430"/>
+            <w:tcBorders>
+              <w:top w:val="single" w:sz="4" w:space="0" w:color="D0D7DE"/>
+              <w:left w:val="single" w:sz="4" w:space="0" w:color="D0D7DE"/>
+              <w:bottom w:val="single" w:sz="4" w:space="0" w:color="D0D7DE"/>
+              <w:right w:val="single" w:sz="4" w:space="0" w:color="D0D7DE"/>
+              <w:insideH w:val="single" w:sz="4" w:space="0" w:color="D0D7DE"/>
+              <w:insideV w:val="single" w:sz="4" w:space="0" w:color="D0D7DE"/>
+            </w:tcBorders>
+          </w:tcPr>
+          <w:p>
+            <w:pPr>
+              <w:spacing w:after="0" w:line="252" w:lineRule="auto"/>
+            </w:pPr>
+            <w:r>
+              <w:rPr>
+                <w:rFonts w:ascii="Calibri" w:hAnsi="Calibri" w:eastAsia="Calibri" w:cs="Calibri"/>
+                <w:sz w:val="15"/>
+              </w:rPr>
+              <w:t>1</w:t>
+            </w:r>
+          </w:p>
+        </w:tc>
+        <w:tc>
+          <w:tcPr>
+            <w:tcW w:type="dxa" w:w="3000"/>
+            <w:tcBorders>
+              <w:top w:val="single" w:sz="4" w:space="0" w:color="D0D7DE"/>
+              <w:left w:val="single" w:sz="4" w:space="0" w:color="D0D7DE"/>
+              <w:bottom w:val="single" w:sz="4" w:space="0" w:color="D0D7DE"/>
+              <w:right w:val="single" w:sz="4" w:space="0" w:color="D0D7DE"/>
+              <w:insideH w:val="single" w:sz="4" w:space="0" w:color="D0D7DE"/>
+              <w:insideV w:val="single" w:sz="4" w:space="0" w:color="D0D7DE"/>
+            </w:tcBorders>
+          </w:tcPr>
+          <w:p>
+            <w:pPr>
+              <w:spacing w:after="0" w:line="252" w:lineRule="auto"/>
+            </w:pPr>
+            <w:r>
+              <w:rPr>
+                <w:rFonts w:ascii="Calibri" w:hAnsi="Calibri" w:eastAsia="Calibri" w:cs="Calibri"/>
+                <w:sz w:val="15"/>
+              </w:rPr>
+              <w:t>BGE v2 m3 marketplace fine-tune</w:t>
+            </w:r>
+          </w:p>
+        </w:tc>
+        <w:tc>
+          <w:tcPr>
+            <w:tcW w:type="dxa" w:w="1900"/>
+            <w:tcBorders>
+              <w:top w:val="single" w:sz="4" w:space="0" w:color="D0D7DE"/>
+              <w:left w:val="single" w:sz="4" w:space="0" w:color="D0D7DE"/>
+              <w:bottom w:val="single" w:sz="4" w:space="0" w:color="D0D7DE"/>
+              <w:right w:val="single" w:sz="4" w:space="0" w:color="D0D7DE"/>
+              <w:insideH w:val="single" w:sz="4" w:space="0" w:color="D0D7DE"/>
+              <w:insideV w:val="single" w:sz="4" w:space="0" w:color="D0D7DE"/>
+            </w:tcBorders>
+          </w:tcPr>
+          <w:p>
+            <w:pPr>
+              <w:spacing w:after="0" w:line="252" w:lineRule="auto"/>
+            </w:pPr>
+            <w:r>
+              <w:rPr>
+                <w:rFonts w:ascii="Calibri" w:hAnsi="Calibri" w:eastAsia="Calibri" w:cs="Calibri"/>
+                <w:sz w:val="15"/>
+              </w:rPr>
+              <w:t>threshold_weighted_cost</w:t>
+            </w:r>
+          </w:p>
+        </w:tc>
+        <w:tc>
+          <w:tcPr>
+            <w:tcW w:type="dxa" w:w="650"/>
+            <w:tcBorders>
+              <w:top w:val="single" w:sz="4" w:space="0" w:color="D0D7DE"/>
+              <w:left w:val="single" w:sz="4" w:space="0" w:color="D0D7DE"/>
+              <w:bottom w:val="single" w:sz="4" w:space="0" w:color="D0D7DE"/>
+              <w:right w:val="single" w:sz="4" w:space="0" w:color="D0D7DE"/>
+              <w:insideH w:val="single" w:sz="4" w:space="0" w:color="D0D7DE"/>
+              <w:insideV w:val="single" w:sz="4" w:space="0" w:color="D0D7DE"/>
+            </w:tcBorders>
+          </w:tcPr>
+          <w:p>
+            <w:pPr>
+              <w:spacing w:after="0" w:line="252" w:lineRule="auto"/>
+            </w:pPr>
+            <w:r>
+              <w:rPr>
+                <w:rFonts w:ascii="Calibri" w:hAnsi="Calibri" w:eastAsia="Calibri" w:cs="Calibri"/>
+                <w:sz w:val="15"/>
+              </w:rPr>
+              <w:t>0.954</w:t>
+            </w:r>
+          </w:p>
+        </w:tc>
+        <w:tc>
+          <w:tcPr>
+            <w:tcW w:type="dxa" w:w="650"/>
+            <w:tcBorders>
+              <w:top w:val="single" w:sz="4" w:space="0" w:color="D0D7DE"/>
+              <w:left w:val="single" w:sz="4" w:space="0" w:color="D0D7DE"/>
+              <w:bottom w:val="single" w:sz="4" w:space="0" w:color="D0D7DE"/>
+              <w:right w:val="single" w:sz="4" w:space="0" w:color="D0D7DE"/>
+              <w:insideH w:val="single" w:sz="4" w:space="0" w:color="D0D7DE"/>
+              <w:insideV w:val="single" w:sz="4" w:space="0" w:color="D0D7DE"/>
+            </w:tcBorders>
+          </w:tcPr>
+          <w:p>
+            <w:pPr>
+              <w:spacing w:after="0" w:line="252" w:lineRule="auto"/>
+            </w:pPr>
+            <w:r>
+              <w:rPr>
+                <w:rFonts w:ascii="Calibri" w:hAnsi="Calibri" w:eastAsia="Calibri" w:cs="Calibri"/>
+                <w:sz w:val="15"/>
+              </w:rPr>
+              <w:t>0.846</w:t>
+            </w:r>
+          </w:p>
+        </w:tc>
+        <w:tc>
+          <w:tcPr>
+            <w:tcW w:type="dxa" w:w="650"/>
+            <w:tcBorders>
+              <w:top w:val="single" w:sz="4" w:space="0" w:color="D0D7DE"/>
+              <w:left w:val="single" w:sz="4" w:space="0" w:color="D0D7DE"/>
+              <w:bottom w:val="single" w:sz="4" w:space="0" w:color="D0D7DE"/>
+              <w:right w:val="single" w:sz="4" w:space="0" w:color="D0D7DE"/>
+              <w:insideH w:val="single" w:sz="4" w:space="0" w:color="D0D7DE"/>
+              <w:insideV w:val="single" w:sz="4" w:space="0" w:color="D0D7DE"/>
+            </w:tcBorders>
+          </w:tcPr>
+          <w:p>
+            <w:pPr>
+              <w:spacing w:after="0" w:line="252" w:lineRule="auto"/>
+            </w:pPr>
+            <w:r>
+              <w:rPr>
+                <w:rFonts w:ascii="Calibri" w:hAnsi="Calibri" w:eastAsia="Calibri" w:cs="Calibri"/>
+                <w:sz w:val="15"/>
+              </w:rPr>
+              <w:t>0.897</w:t>
+            </w:r>
+          </w:p>
+        </w:tc>
+        <w:tc>
+          <w:tcPr>
+            <w:tcW w:type="dxa" w:w="500"/>
+            <w:tcBorders>
+              <w:top w:val="single" w:sz="4" w:space="0" w:color="D0D7DE"/>
+              <w:left w:val="single" w:sz="4" w:space="0" w:color="D0D7DE"/>
+              <w:bottom w:val="single" w:sz="4" w:space="0" w:color="D0D7DE"/>
+              <w:right w:val="single" w:sz="4" w:space="0" w:color="D0D7DE"/>
+              <w:insideH w:val="single" w:sz="4" w:space="0" w:color="D0D7DE"/>
+              <w:insideV w:val="single" w:sz="4" w:space="0" w:color="D0D7DE"/>
+            </w:tcBorders>
+          </w:tcPr>
+          <w:p>
+            <w:pPr>
+              <w:spacing w:after="0" w:line="252" w:lineRule="auto"/>
+            </w:pPr>
+            <w:r>
+              <w:rPr>
+                <w:rFonts w:ascii="Calibri" w:hAnsi="Calibri" w:eastAsia="Calibri" w:cs="Calibri"/>
+                <w:sz w:val="15"/>
+              </w:rPr>
+              <w:t>5</w:t>
+            </w:r>
+          </w:p>
+        </w:tc>
+        <w:tc>
+          <w:tcPr>
+            <w:tcW w:type="dxa" w:w="500"/>
+            <w:tcBorders>
+              <w:top w:val="single" w:sz="4" w:space="0" w:color="D0D7DE"/>
+              <w:left w:val="single" w:sz="4" w:space="0" w:color="D0D7DE"/>
+              <w:bottom w:val="single" w:sz="4" w:space="0" w:color="D0D7DE"/>
+              <w:right w:val="single" w:sz="4" w:space="0" w:color="D0D7DE"/>
+              <w:insideH w:val="single" w:sz="4" w:space="0" w:color="D0D7DE"/>
+              <w:insideV w:val="single" w:sz="4" w:space="0" w:color="D0D7DE"/>
+            </w:tcBorders>
+          </w:tcPr>
+          <w:p>
+            <w:pPr>
+              <w:spacing w:after="0" w:line="252" w:lineRule="auto"/>
+            </w:pPr>
+            <w:r>
+              <w:rPr>
+                <w:rFonts w:ascii="Calibri" w:hAnsi="Calibri" w:eastAsia="Calibri" w:cs="Calibri"/>
+                <w:sz w:val="15"/>
+              </w:rPr>
+              <w:t>19</w:t>
+            </w:r>
+          </w:p>
+        </w:tc>
+        <w:tc>
+          <w:tcPr>
+            <w:tcW w:type="dxa" w:w="1080"/>
+            <w:tcBorders>
+              <w:top w:val="single" w:sz="4" w:space="0" w:color="D0D7DE"/>
+              <w:left w:val="single" w:sz="4" w:space="0" w:color="D0D7DE"/>
+              <w:bottom w:val="single" w:sz="4" w:space="0" w:color="D0D7DE"/>
+              <w:right w:val="single" w:sz="4" w:space="0" w:color="D0D7DE"/>
+              <w:insideH w:val="single" w:sz="4" w:space="0" w:color="D0D7DE"/>
+              <w:insideV w:val="single" w:sz="4" w:space="0" w:color="D0D7DE"/>
+            </w:tcBorders>
+          </w:tcPr>
+          <w:p>
+            <w:pPr>
+              <w:spacing w:after="0" w:line="252" w:lineRule="auto"/>
+            </w:pPr>
+            <w:r>
+              <w:rPr>
+                <w:rFonts w:ascii="Calibri" w:hAnsi="Calibri" w:eastAsia="Calibri" w:cs="Calibri"/>
+                <w:sz w:val="15"/>
+              </w:rPr>
+              <w:t>261.2</w:t>
+            </w:r>
+          </w:p>
+        </w:tc>
+      </w:tr>
+      <w:tr>
+        <w:tc>
+          <w:tcPr>
+            <w:tcW w:type="dxa" w:w="430"/>
+            <w:tcBorders>
+              <w:top w:val="single" w:sz="4" w:space="0" w:color="D0D7DE"/>
+              <w:left w:val="single" w:sz="4" w:space="0" w:color="D0D7DE"/>
+              <w:bottom w:val="single" w:sz="4" w:space="0" w:color="D0D7DE"/>
+              <w:right w:val="single" w:sz="4" w:space="0" w:color="D0D7DE"/>
+              <w:insideH w:val="single" w:sz="4" w:space="0" w:color="D0D7DE"/>
+              <w:insideV w:val="single" w:sz="4" w:space="0" w:color="D0D7DE"/>
+            </w:tcBorders>
+          </w:tcPr>
+          <w:p>
+            <w:pPr>
+              <w:spacing w:after="0" w:line="252" w:lineRule="auto"/>
+            </w:pPr>
+            <w:r>
+              <w:rPr>
+                <w:rFonts w:ascii="Calibri" w:hAnsi="Calibri" w:eastAsia="Calibri" w:cs="Calibri"/>
+                <w:sz w:val="15"/>
+              </w:rPr>
+              <w:t>2</w:t>
+            </w:r>
+          </w:p>
+        </w:tc>
+        <w:tc>
+          <w:tcPr>
+            <w:tcW w:type="dxa" w:w="3000"/>
+            <w:tcBorders>
+              <w:top w:val="single" w:sz="4" w:space="0" w:color="D0D7DE"/>
+              <w:left w:val="single" w:sz="4" w:space="0" w:color="D0D7DE"/>
+              <w:bottom w:val="single" w:sz="4" w:space="0" w:color="D0D7DE"/>
+              <w:right w:val="single" w:sz="4" w:space="0" w:color="D0D7DE"/>
+              <w:insideH w:val="single" w:sz="4" w:space="0" w:color="D0D7DE"/>
+              <w:insideV w:val="single" w:sz="4" w:space="0" w:color="D0D7DE"/>
+            </w:tcBorders>
+          </w:tcPr>
+          <w:p>
+            <w:pPr>
+              <w:spacing w:after="0" w:line="252" w:lineRule="auto"/>
+            </w:pPr>
+            <w:r>
+              <w:rPr>
+                <w:rFonts w:ascii="Calibri" w:hAnsi="Calibri" w:eastAsia="Calibri" w:cs="Calibri"/>
+                <w:sz w:val="15"/>
+              </w:rPr>
+              <w:t>BGE reranker v2 m3 zero-shot</w:t>
+            </w:r>
+          </w:p>
+        </w:tc>
+        <w:tc>
+          <w:tcPr>
+            <w:tcW w:type="dxa" w:w="1900"/>
+            <w:tcBorders>
+              <w:top w:val="single" w:sz="4" w:space="0" w:color="D0D7DE"/>
+              <w:left w:val="single" w:sz="4" w:space="0" w:color="D0D7DE"/>
+              <w:bottom w:val="single" w:sz="4" w:space="0" w:color="D0D7DE"/>
+              <w:right w:val="single" w:sz="4" w:space="0" w:color="D0D7DE"/>
+              <w:insideH w:val="single" w:sz="4" w:space="0" w:color="D0D7DE"/>
+              <w:insideV w:val="single" w:sz="4" w:space="0" w:color="D0D7DE"/>
+            </w:tcBorders>
+          </w:tcPr>
+          <w:p>
+            <w:pPr>
+              <w:spacing w:after="0" w:line="252" w:lineRule="auto"/>
+            </w:pPr>
+            <w:r>
+              <w:rPr>
+                <w:rFonts w:ascii="Calibri" w:hAnsi="Calibri" w:eastAsia="Calibri" w:cs="Calibri"/>
+                <w:sz w:val="15"/>
+              </w:rPr>
+              <w:t>threshold_weighted_cost</w:t>
+            </w:r>
+          </w:p>
+        </w:tc>
+        <w:tc>
+          <w:tcPr>
+            <w:tcW w:type="dxa" w:w="650"/>
+            <w:tcBorders>
+              <w:top w:val="single" w:sz="4" w:space="0" w:color="D0D7DE"/>
+              <w:left w:val="single" w:sz="4" w:space="0" w:color="D0D7DE"/>
+              <w:bottom w:val="single" w:sz="4" w:space="0" w:color="D0D7DE"/>
+              <w:right w:val="single" w:sz="4" w:space="0" w:color="D0D7DE"/>
+              <w:insideH w:val="single" w:sz="4" w:space="0" w:color="D0D7DE"/>
+              <w:insideV w:val="single" w:sz="4" w:space="0" w:color="D0D7DE"/>
+            </w:tcBorders>
+          </w:tcPr>
+          <w:p>
+            <w:pPr>
+              <w:spacing w:after="0" w:line="252" w:lineRule="auto"/>
+            </w:pPr>
+            <w:r>
+              <w:rPr>
+                <w:rFonts w:ascii="Calibri" w:hAnsi="Calibri" w:eastAsia="Calibri" w:cs="Calibri"/>
+                <w:sz w:val="15"/>
+              </w:rPr>
+              <w:t>0.931</w:t>
+            </w:r>
+          </w:p>
+        </w:tc>
+        <w:tc>
+          <w:tcPr>
+            <w:tcW w:type="dxa" w:w="650"/>
+            <w:tcBorders>
+              <w:top w:val="single" w:sz="4" w:space="0" w:color="D0D7DE"/>
+              <w:left w:val="single" w:sz="4" w:space="0" w:color="D0D7DE"/>
+              <w:bottom w:val="single" w:sz="4" w:space="0" w:color="D0D7DE"/>
+              <w:right w:val="single" w:sz="4" w:space="0" w:color="D0D7DE"/>
+              <w:insideH w:val="single" w:sz="4" w:space="0" w:color="D0D7DE"/>
+              <w:insideV w:val="single" w:sz="4" w:space="0" w:color="D0D7DE"/>
+            </w:tcBorders>
+          </w:tcPr>
+          <w:p>
+            <w:pPr>
+              <w:spacing w:after="0" w:line="252" w:lineRule="auto"/>
+            </w:pPr>
+            <w:r>
+              <w:rPr>
+                <w:rFonts w:ascii="Calibri" w:hAnsi="Calibri" w:eastAsia="Calibri" w:cs="Calibri"/>
+                <w:sz w:val="15"/>
+              </w:rPr>
+              <w:t>0.220</w:t>
+            </w:r>
+          </w:p>
+        </w:tc>
+        <w:tc>
+          <w:tcPr>
+            <w:tcW w:type="dxa" w:w="650"/>
+            <w:tcBorders>
+              <w:top w:val="single" w:sz="4" w:space="0" w:color="D0D7DE"/>
+              <w:left w:val="single" w:sz="4" w:space="0" w:color="D0D7DE"/>
+              <w:bottom w:val="single" w:sz="4" w:space="0" w:color="D0D7DE"/>
+              <w:right w:val="single" w:sz="4" w:space="0" w:color="D0D7DE"/>
+              <w:insideH w:val="single" w:sz="4" w:space="0" w:color="D0D7DE"/>
+              <w:insideV w:val="single" w:sz="4" w:space="0" w:color="D0D7DE"/>
+            </w:tcBorders>
+          </w:tcPr>
+          <w:p>
+            <w:pPr>
+              <w:spacing w:after="0" w:line="252" w:lineRule="auto"/>
+            </w:pPr>
+            <w:r>
+              <w:rPr>
+                <w:rFonts w:ascii="Calibri" w:hAnsi="Calibri" w:eastAsia="Calibri" w:cs="Calibri"/>
+                <w:sz w:val="15"/>
+              </w:rPr>
+              <w:t>0.355</w:t>
+            </w:r>
+          </w:p>
+        </w:tc>
+        <w:tc>
+          <w:tcPr>
+            <w:tcW w:type="dxa" w:w="500"/>
+            <w:tcBorders>
+              <w:top w:val="single" w:sz="4" w:space="0" w:color="D0D7DE"/>
+              <w:left w:val="single" w:sz="4" w:space="0" w:color="D0D7DE"/>
+              <w:bottom w:val="single" w:sz="4" w:space="0" w:color="D0D7DE"/>
+              <w:right w:val="single" w:sz="4" w:space="0" w:color="D0D7DE"/>
+              <w:insideH w:val="single" w:sz="4" w:space="0" w:color="D0D7DE"/>
+              <w:insideV w:val="single" w:sz="4" w:space="0" w:color="D0D7DE"/>
+            </w:tcBorders>
+          </w:tcPr>
+          <w:p>
+            <w:pPr>
+              <w:spacing w:after="0" w:line="252" w:lineRule="auto"/>
+            </w:pPr>
+            <w:r>
+              <w:rPr>
+                <w:rFonts w:ascii="Calibri" w:hAnsi="Calibri" w:eastAsia="Calibri" w:cs="Calibri"/>
+                <w:sz w:val="15"/>
+              </w:rPr>
+              <w:t>2</w:t>
+            </w:r>
+          </w:p>
+        </w:tc>
+        <w:tc>
+          <w:tcPr>
+            <w:tcW w:type="dxa" w:w="500"/>
+            <w:tcBorders>
+              <w:top w:val="single" w:sz="4" w:space="0" w:color="D0D7DE"/>
+              <w:left w:val="single" w:sz="4" w:space="0" w:color="D0D7DE"/>
+              <w:bottom w:val="single" w:sz="4" w:space="0" w:color="D0D7DE"/>
+              <w:right w:val="single" w:sz="4" w:space="0" w:color="D0D7DE"/>
+              <w:insideH w:val="single" w:sz="4" w:space="0" w:color="D0D7DE"/>
+              <w:insideV w:val="single" w:sz="4" w:space="0" w:color="D0D7DE"/>
+            </w:tcBorders>
+          </w:tcPr>
+          <w:p>
+            <w:pPr>
+              <w:spacing w:after="0" w:line="252" w:lineRule="auto"/>
+            </w:pPr>
+            <w:r>
+              <w:rPr>
+                <w:rFonts w:ascii="Calibri" w:hAnsi="Calibri" w:eastAsia="Calibri" w:cs="Calibri"/>
+                <w:sz w:val="15"/>
+              </w:rPr>
+              <w:t>96</w:t>
+            </w:r>
+          </w:p>
+        </w:tc>
+        <w:tc>
+          <w:tcPr>
+            <w:tcW w:type="dxa" w:w="1080"/>
+            <w:tcBorders>
+              <w:top w:val="single" w:sz="4" w:space="0" w:color="D0D7DE"/>
+              <w:left w:val="single" w:sz="4" w:space="0" w:color="D0D7DE"/>
+              <w:bottom w:val="single" w:sz="4" w:space="0" w:color="D0D7DE"/>
+              <w:right w:val="single" w:sz="4" w:space="0" w:color="D0D7DE"/>
+              <w:insideH w:val="single" w:sz="4" w:space="0" w:color="D0D7DE"/>
+              <w:insideV w:val="single" w:sz="4" w:space="0" w:color="D0D7DE"/>
+            </w:tcBorders>
+          </w:tcPr>
+          <w:p>
+            <w:pPr>
+              <w:spacing w:after="0" w:line="252" w:lineRule="auto"/>
+            </w:pPr>
+            <w:r>
+              <w:rPr>
+                <w:rFonts w:ascii="Calibri" w:hAnsi="Calibri" w:eastAsia="Calibri" w:cs="Calibri"/>
+                <w:sz w:val="15"/>
+              </w:rPr>
+              <w:t>499.1</w:t>
+            </w:r>
+          </w:p>
+        </w:tc>
+      </w:tr>
+      <w:tr>
+        <w:tc>
+          <w:tcPr>
+            <w:tcW w:type="dxa" w:w="430"/>
+            <w:tcBorders>
+              <w:top w:val="single" w:sz="4" w:space="0" w:color="D0D7DE"/>
+              <w:left w:val="single" w:sz="4" w:space="0" w:color="D0D7DE"/>
+              <w:bottom w:val="single" w:sz="4" w:space="0" w:color="D0D7DE"/>
+              <w:right w:val="single" w:sz="4" w:space="0" w:color="D0D7DE"/>
+              <w:insideH w:val="single" w:sz="4" w:space="0" w:color="D0D7DE"/>
+              <w:insideV w:val="single" w:sz="4" w:space="0" w:color="D0D7DE"/>
+            </w:tcBorders>
+          </w:tcPr>
+          <w:p>
+            <w:pPr>
+              <w:spacing w:after="0" w:line="252" w:lineRule="auto"/>
+            </w:pPr>
+            <w:r>
+              <w:rPr>
+                <w:rFonts w:ascii="Calibri" w:hAnsi="Calibri" w:eastAsia="Calibri" w:cs="Calibri"/>
+                <w:sz w:val="15"/>
+              </w:rPr>
+              <w:t>3</w:t>
+            </w:r>
+          </w:p>
+        </w:tc>
+        <w:tc>
+          <w:tcPr>
+            <w:tcW w:type="dxa" w:w="3000"/>
+            <w:tcBorders>
+              <w:top w:val="single" w:sz="4" w:space="0" w:color="D0D7DE"/>
+              <w:left w:val="single" w:sz="4" w:space="0" w:color="D0D7DE"/>
+              <w:bottom w:val="single" w:sz="4" w:space="0" w:color="D0D7DE"/>
+              <w:right w:val="single" w:sz="4" w:space="0" w:color="D0D7DE"/>
+              <w:insideH w:val="single" w:sz="4" w:space="0" w:color="D0D7DE"/>
+              <w:insideV w:val="single" w:sz="4" w:space="0" w:color="D0D7DE"/>
+            </w:tcBorders>
+          </w:tcPr>
+          <w:p>
+            <w:pPr>
+              <w:spacing w:after="0" w:line="252" w:lineRule="auto"/>
+            </w:pPr>
+            <w:r>
+              <w:rPr>
+                <w:rFonts w:ascii="Calibri" w:hAnsi="Calibri" w:eastAsia="Calibri" w:cs="Calibri"/>
+                <w:sz w:val="15"/>
+              </w:rPr>
+              <w:t>multilingual-e5-small bi-encoder</w:t>
+            </w:r>
+          </w:p>
+        </w:tc>
+        <w:tc>
+          <w:tcPr>
+            <w:tcW w:type="dxa" w:w="1900"/>
+            <w:tcBorders>
+              <w:top w:val="single" w:sz="4" w:space="0" w:color="D0D7DE"/>
+              <w:left w:val="single" w:sz="4" w:space="0" w:color="D0D7DE"/>
+              <w:bottom w:val="single" w:sz="4" w:space="0" w:color="D0D7DE"/>
+              <w:right w:val="single" w:sz="4" w:space="0" w:color="D0D7DE"/>
+              <w:insideH w:val="single" w:sz="4" w:space="0" w:color="D0D7DE"/>
+              <w:insideV w:val="single" w:sz="4" w:space="0" w:color="D0D7DE"/>
+            </w:tcBorders>
+          </w:tcPr>
+          <w:p>
+            <w:pPr>
+              <w:spacing w:after="0" w:line="252" w:lineRule="auto"/>
+            </w:pPr>
+            <w:r>
+              <w:rPr>
+                <w:rFonts w:ascii="Calibri" w:hAnsi="Calibri" w:eastAsia="Calibri" w:cs="Calibri"/>
+                <w:sz w:val="15"/>
+              </w:rPr>
+              <w:t>threshold_weighted_cost</w:t>
+            </w:r>
+          </w:p>
+        </w:tc>
+        <w:tc>
+          <w:tcPr>
+            <w:tcW w:type="dxa" w:w="650"/>
+            <w:tcBorders>
+              <w:top w:val="single" w:sz="4" w:space="0" w:color="D0D7DE"/>
+              <w:left w:val="single" w:sz="4" w:space="0" w:color="D0D7DE"/>
+              <w:bottom w:val="single" w:sz="4" w:space="0" w:color="D0D7DE"/>
+              <w:right w:val="single" w:sz="4" w:space="0" w:color="D0D7DE"/>
+              <w:insideH w:val="single" w:sz="4" w:space="0" w:color="D0D7DE"/>
+              <w:insideV w:val="single" w:sz="4" w:space="0" w:color="D0D7DE"/>
+            </w:tcBorders>
+          </w:tcPr>
+          <w:p>
+            <w:pPr>
+              <w:spacing w:after="0" w:line="252" w:lineRule="auto"/>
+            </w:pPr>
+            <w:r>
+              <w:rPr>
+                <w:rFonts w:ascii="Calibri" w:hAnsi="Calibri" w:eastAsia="Calibri" w:cs="Calibri"/>
+                <w:sz w:val="15"/>
+              </w:rPr>
+              <w:t>0.938</w:t>
+            </w:r>
+          </w:p>
+        </w:tc>
+        <w:tc>
+          <w:tcPr>
+            <w:tcW w:type="dxa" w:w="650"/>
+            <w:tcBorders>
+              <w:top w:val="single" w:sz="4" w:space="0" w:color="D0D7DE"/>
+              <w:left w:val="single" w:sz="4" w:space="0" w:color="D0D7DE"/>
+              <w:bottom w:val="single" w:sz="4" w:space="0" w:color="D0D7DE"/>
+              <w:right w:val="single" w:sz="4" w:space="0" w:color="D0D7DE"/>
+              <w:insideH w:val="single" w:sz="4" w:space="0" w:color="D0D7DE"/>
+              <w:insideV w:val="single" w:sz="4" w:space="0" w:color="D0D7DE"/>
+            </w:tcBorders>
+          </w:tcPr>
+          <w:p>
+            <w:pPr>
+              <w:spacing w:after="0" w:line="252" w:lineRule="auto"/>
+            </w:pPr>
+            <w:r>
+              <w:rPr>
+                <w:rFonts w:ascii="Calibri" w:hAnsi="Calibri" w:eastAsia="Calibri" w:cs="Calibri"/>
+                <w:sz w:val="15"/>
+              </w:rPr>
+              <w:t>0.122</w:t>
+            </w:r>
+          </w:p>
+        </w:tc>
+        <w:tc>
+          <w:tcPr>
+            <w:tcW w:type="dxa" w:w="650"/>
+            <w:tcBorders>
+              <w:top w:val="single" w:sz="4" w:space="0" w:color="D0D7DE"/>
+              <w:left w:val="single" w:sz="4" w:space="0" w:color="D0D7DE"/>
+              <w:bottom w:val="single" w:sz="4" w:space="0" w:color="D0D7DE"/>
+              <w:right w:val="single" w:sz="4" w:space="0" w:color="D0D7DE"/>
+              <w:insideH w:val="single" w:sz="4" w:space="0" w:color="D0D7DE"/>
+              <w:insideV w:val="single" w:sz="4" w:space="0" w:color="D0D7DE"/>
+            </w:tcBorders>
+          </w:tcPr>
+          <w:p>
+            <w:pPr>
+              <w:spacing w:after="0" w:line="252" w:lineRule="auto"/>
+            </w:pPr>
+            <w:r>
+              <w:rPr>
+                <w:rFonts w:ascii="Calibri" w:hAnsi="Calibri" w:eastAsia="Calibri" w:cs="Calibri"/>
+                <w:sz w:val="15"/>
+              </w:rPr>
+              <w:t>0.216</w:t>
+            </w:r>
+          </w:p>
+        </w:tc>
+        <w:tc>
+          <w:tcPr>
+            <w:tcW w:type="dxa" w:w="500"/>
+            <w:tcBorders>
+              <w:top w:val="single" w:sz="4" w:space="0" w:color="D0D7DE"/>
+              <w:left w:val="single" w:sz="4" w:space="0" w:color="D0D7DE"/>
+              <w:bottom w:val="single" w:sz="4" w:space="0" w:color="D0D7DE"/>
+              <w:right w:val="single" w:sz="4" w:space="0" w:color="D0D7DE"/>
+              <w:insideH w:val="single" w:sz="4" w:space="0" w:color="D0D7DE"/>
+              <w:insideV w:val="single" w:sz="4" w:space="0" w:color="D0D7DE"/>
+            </w:tcBorders>
+          </w:tcPr>
+          <w:p>
+            <w:pPr>
+              <w:spacing w:after="0" w:line="252" w:lineRule="auto"/>
+            </w:pPr>
+            <w:r>
+              <w:rPr>
+                <w:rFonts w:ascii="Calibri" w:hAnsi="Calibri" w:eastAsia="Calibri" w:cs="Calibri"/>
+                <w:sz w:val="15"/>
+              </w:rPr>
+              <w:t>1</w:t>
+            </w:r>
+          </w:p>
+        </w:tc>
+        <w:tc>
+          <w:tcPr>
+            <w:tcW w:type="dxa" w:w="500"/>
+            <w:tcBorders>
+              <w:top w:val="single" w:sz="4" w:space="0" w:color="D0D7DE"/>
+              <w:left w:val="single" w:sz="4" w:space="0" w:color="D0D7DE"/>
+              <w:bottom w:val="single" w:sz="4" w:space="0" w:color="D0D7DE"/>
+              <w:right w:val="single" w:sz="4" w:space="0" w:color="D0D7DE"/>
+              <w:insideH w:val="single" w:sz="4" w:space="0" w:color="D0D7DE"/>
+              <w:insideV w:val="single" w:sz="4" w:space="0" w:color="D0D7DE"/>
+            </w:tcBorders>
+          </w:tcPr>
+          <w:p>
+            <w:pPr>
+              <w:spacing w:after="0" w:line="252" w:lineRule="auto"/>
+            </w:pPr>
+            <w:r>
+              <w:rPr>
+                <w:rFonts w:ascii="Calibri" w:hAnsi="Calibri" w:eastAsia="Calibri" w:cs="Calibri"/>
+                <w:sz w:val="15"/>
+              </w:rPr>
+              <w:t>108</w:t>
+            </w:r>
+          </w:p>
+        </w:tc>
+        <w:tc>
+          <w:tcPr>
+            <w:tcW w:type="dxa" w:w="1080"/>
+            <w:tcBorders>
+              <w:top w:val="single" w:sz="4" w:space="0" w:color="D0D7DE"/>
+              <w:left w:val="single" w:sz="4" w:space="0" w:color="D0D7DE"/>
+              <w:bottom w:val="single" w:sz="4" w:space="0" w:color="D0D7DE"/>
+              <w:right w:val="single" w:sz="4" w:space="0" w:color="D0D7DE"/>
+              <w:insideH w:val="single" w:sz="4" w:space="0" w:color="D0D7DE"/>
+              <w:insideV w:val="single" w:sz="4" w:space="0" w:color="D0D7DE"/>
+            </w:tcBorders>
+          </w:tcPr>
+          <w:p>
+            <w:pPr>
+              <w:spacing w:after="0" w:line="252" w:lineRule="auto"/>
+            </w:pPr>
+            <w:r>
+              <w:rPr>
+                <w:rFonts w:ascii="Calibri" w:hAnsi="Calibri" w:eastAsia="Calibri" w:cs="Calibri"/>
+                <w:sz w:val="15"/>
+              </w:rPr>
+              <w:t>517.7</w:t>
+            </w:r>
+          </w:p>
+        </w:tc>
+      </w:tr>
+      <w:tr>
+        <w:tc>
+          <w:tcPr>
+            <w:tcW w:type="dxa" w:w="430"/>
+            <w:tcBorders>
+              <w:top w:val="single" w:sz="4" w:space="0" w:color="D0D7DE"/>
+              <w:left w:val="single" w:sz="4" w:space="0" w:color="D0D7DE"/>
+              <w:bottom w:val="single" w:sz="4" w:space="0" w:color="D0D7DE"/>
+              <w:right w:val="single" w:sz="4" w:space="0" w:color="D0D7DE"/>
+              <w:insideH w:val="single" w:sz="4" w:space="0" w:color="D0D7DE"/>
+              <w:insideV w:val="single" w:sz="4" w:space="0" w:color="D0D7DE"/>
+            </w:tcBorders>
+          </w:tcPr>
+          <w:p>
+            <w:pPr>
+              <w:spacing w:after="0" w:line="252" w:lineRule="auto"/>
+            </w:pPr>
+            <w:r>
+              <w:rPr>
+                <w:rFonts w:ascii="Calibri" w:hAnsi="Calibri" w:eastAsia="Calibri" w:cs="Calibri"/>
+                <w:sz w:val="15"/>
+              </w:rPr>
+              <w:t>4</w:t>
+            </w:r>
+          </w:p>
+        </w:tc>
+        <w:tc>
+          <w:tcPr>
+            <w:tcW w:type="dxa" w:w="3000"/>
+            <w:tcBorders>
+              <w:top w:val="single" w:sz="4" w:space="0" w:color="D0D7DE"/>
+              <w:left w:val="single" w:sz="4" w:space="0" w:color="D0D7DE"/>
+              <w:bottom w:val="single" w:sz="4" w:space="0" w:color="D0D7DE"/>
+              <w:right w:val="single" w:sz="4" w:space="0" w:color="D0D7DE"/>
+              <w:insideH w:val="single" w:sz="4" w:space="0" w:color="D0D7DE"/>
+              <w:insideV w:val="single" w:sz="4" w:space="0" w:color="D0D7DE"/>
+            </w:tcBorders>
+          </w:tcPr>
+          <w:p>
+            <w:pPr>
+              <w:spacing w:after="0" w:line="252" w:lineRule="auto"/>
+            </w:pPr>
+            <w:r>
+              <w:rPr>
+                <w:rFonts w:ascii="Calibri" w:hAnsi="Calibri" w:eastAsia="Calibri" w:cs="Calibri"/>
+                <w:sz w:val="15"/>
+              </w:rPr>
+              <w:t>Rule-based fuzzy</w:t>
+            </w:r>
+          </w:p>
+        </w:tc>
+        <w:tc>
+          <w:tcPr>
+            <w:tcW w:type="dxa" w:w="1900"/>
+            <w:tcBorders>
+              <w:top w:val="single" w:sz="4" w:space="0" w:color="D0D7DE"/>
+              <w:left w:val="single" w:sz="4" w:space="0" w:color="D0D7DE"/>
+              <w:bottom w:val="single" w:sz="4" w:space="0" w:color="D0D7DE"/>
+              <w:right w:val="single" w:sz="4" w:space="0" w:color="D0D7DE"/>
+              <w:insideH w:val="single" w:sz="4" w:space="0" w:color="D0D7DE"/>
+              <w:insideV w:val="single" w:sz="4" w:space="0" w:color="D0D7DE"/>
+            </w:tcBorders>
+          </w:tcPr>
+          <w:p>
+            <w:pPr>
+              <w:spacing w:after="0" w:line="252" w:lineRule="auto"/>
+            </w:pPr>
+            <w:r>
+              <w:rPr>
+                <w:rFonts w:ascii="Calibri" w:hAnsi="Calibri" w:eastAsia="Calibri" w:cs="Calibri"/>
+                <w:sz w:val="15"/>
+              </w:rPr>
+              <w:t>threshold_weighted_cost</w:t>
+            </w:r>
+          </w:p>
+        </w:tc>
+        <w:tc>
+          <w:tcPr>
+            <w:tcW w:type="dxa" w:w="650"/>
+            <w:tcBorders>
+              <w:top w:val="single" w:sz="4" w:space="0" w:color="D0D7DE"/>
+              <w:left w:val="single" w:sz="4" w:space="0" w:color="D0D7DE"/>
+              <w:bottom w:val="single" w:sz="4" w:space="0" w:color="D0D7DE"/>
+              <w:right w:val="single" w:sz="4" w:space="0" w:color="D0D7DE"/>
+              <w:insideH w:val="single" w:sz="4" w:space="0" w:color="D0D7DE"/>
+              <w:insideV w:val="single" w:sz="4" w:space="0" w:color="D0D7DE"/>
+            </w:tcBorders>
+          </w:tcPr>
+          <w:p>
+            <w:pPr>
+              <w:spacing w:after="0" w:line="252" w:lineRule="auto"/>
+            </w:pPr>
+            <w:r>
+              <w:rPr>
+                <w:rFonts w:ascii="Calibri" w:hAnsi="Calibri" w:eastAsia="Calibri" w:cs="Calibri"/>
+                <w:sz w:val="15"/>
+              </w:rPr>
+              <w:t>0.903</w:t>
+            </w:r>
+          </w:p>
+        </w:tc>
+        <w:tc>
+          <w:tcPr>
+            <w:tcW w:type="dxa" w:w="650"/>
+            <w:tcBorders>
+              <w:top w:val="single" w:sz="4" w:space="0" w:color="D0D7DE"/>
+              <w:left w:val="single" w:sz="4" w:space="0" w:color="D0D7DE"/>
+              <w:bottom w:val="single" w:sz="4" w:space="0" w:color="D0D7DE"/>
+              <w:right w:val="single" w:sz="4" w:space="0" w:color="D0D7DE"/>
+              <w:insideH w:val="single" w:sz="4" w:space="0" w:color="D0D7DE"/>
+              <w:insideV w:val="single" w:sz="4" w:space="0" w:color="D0D7DE"/>
+            </w:tcBorders>
+          </w:tcPr>
+          <w:p>
+            <w:pPr>
+              <w:spacing w:after="0" w:line="252" w:lineRule="auto"/>
+            </w:pPr>
+            <w:r>
+              <w:rPr>
+                <w:rFonts w:ascii="Calibri" w:hAnsi="Calibri" w:eastAsia="Calibri" w:cs="Calibri"/>
+                <w:sz w:val="15"/>
+              </w:rPr>
+              <w:t>0.228</w:t>
+            </w:r>
+          </w:p>
+        </w:tc>
+        <w:tc>
+          <w:tcPr>
+            <w:tcW w:type="dxa" w:w="650"/>
+            <w:tcBorders>
+              <w:top w:val="single" w:sz="4" w:space="0" w:color="D0D7DE"/>
+              <w:left w:val="single" w:sz="4" w:space="0" w:color="D0D7DE"/>
+              <w:bottom w:val="single" w:sz="4" w:space="0" w:color="D0D7DE"/>
+              <w:right w:val="single" w:sz="4" w:space="0" w:color="D0D7DE"/>
+              <w:insideH w:val="single" w:sz="4" w:space="0" w:color="D0D7DE"/>
+              <w:insideV w:val="single" w:sz="4" w:space="0" w:color="D0D7DE"/>
+            </w:tcBorders>
+          </w:tcPr>
+          <w:p>
+            <w:pPr>
+              <w:spacing w:after="0" w:line="252" w:lineRule="auto"/>
+            </w:pPr>
+            <w:r>
+              <w:rPr>
+                <w:rFonts w:ascii="Calibri" w:hAnsi="Calibri" w:eastAsia="Calibri" w:cs="Calibri"/>
+                <w:sz w:val="15"/>
+              </w:rPr>
+              <w:t>0.364</w:t>
+            </w:r>
+          </w:p>
+        </w:tc>
+        <w:tc>
+          <w:tcPr>
+            <w:tcW w:type="dxa" w:w="500"/>
+            <w:tcBorders>
+              <w:top w:val="single" w:sz="4" w:space="0" w:color="D0D7DE"/>
+              <w:left w:val="single" w:sz="4" w:space="0" w:color="D0D7DE"/>
+              <w:bottom w:val="single" w:sz="4" w:space="0" w:color="D0D7DE"/>
+              <w:right w:val="single" w:sz="4" w:space="0" w:color="D0D7DE"/>
+              <w:insideH w:val="single" w:sz="4" w:space="0" w:color="D0D7DE"/>
+              <w:insideV w:val="single" w:sz="4" w:space="0" w:color="D0D7DE"/>
+            </w:tcBorders>
+          </w:tcPr>
+          <w:p>
+            <w:pPr>
+              <w:spacing w:after="0" w:line="252" w:lineRule="auto"/>
+            </w:pPr>
+            <w:r>
+              <w:rPr>
+                <w:rFonts w:ascii="Calibri" w:hAnsi="Calibri" w:eastAsia="Calibri" w:cs="Calibri"/>
+                <w:sz w:val="15"/>
+              </w:rPr>
+              <w:t>3</w:t>
+            </w:r>
+          </w:p>
+        </w:tc>
+        <w:tc>
+          <w:tcPr>
+            <w:tcW w:type="dxa" w:w="500"/>
+            <w:tcBorders>
+              <w:top w:val="single" w:sz="4" w:space="0" w:color="D0D7DE"/>
+              <w:left w:val="single" w:sz="4" w:space="0" w:color="D0D7DE"/>
+              <w:bottom w:val="single" w:sz="4" w:space="0" w:color="D0D7DE"/>
+              <w:right w:val="single" w:sz="4" w:space="0" w:color="D0D7DE"/>
+              <w:insideH w:val="single" w:sz="4" w:space="0" w:color="D0D7DE"/>
+              <w:insideV w:val="single" w:sz="4" w:space="0" w:color="D0D7DE"/>
+            </w:tcBorders>
+          </w:tcPr>
+          <w:p>
+            <w:pPr>
+              <w:spacing w:after="0" w:line="252" w:lineRule="auto"/>
+            </w:pPr>
+            <w:r>
+              <w:rPr>
+                <w:rFonts w:ascii="Calibri" w:hAnsi="Calibri" w:eastAsia="Calibri" w:cs="Calibri"/>
+                <w:sz w:val="15"/>
+              </w:rPr>
+              <w:t>95</w:t>
+            </w:r>
+          </w:p>
+        </w:tc>
+        <w:tc>
+          <w:tcPr>
+            <w:tcW w:type="dxa" w:w="1080"/>
+            <w:tcBorders>
+              <w:top w:val="single" w:sz="4" w:space="0" w:color="D0D7DE"/>
+              <w:left w:val="single" w:sz="4" w:space="0" w:color="D0D7DE"/>
+              <w:bottom w:val="single" w:sz="4" w:space="0" w:color="D0D7DE"/>
+              <w:right w:val="single" w:sz="4" w:space="0" w:color="D0D7DE"/>
+              <w:insideH w:val="single" w:sz="4" w:space="0" w:color="D0D7DE"/>
+              <w:insideV w:val="single" w:sz="4" w:space="0" w:color="D0D7DE"/>
+            </w:tcBorders>
+          </w:tcPr>
+          <w:p>
+            <w:pPr>
+              <w:spacing w:after="0" w:line="252" w:lineRule="auto"/>
+            </w:pPr>
+            <w:r>
+              <w:rPr>
+                <w:rFonts w:ascii="Calibri" w:hAnsi="Calibri" w:eastAsia="Calibri" w:cs="Calibri"/>
+                <w:sz w:val="15"/>
+              </w:rPr>
+              <w:t>537.1</w:t>
+            </w:r>
+          </w:p>
+        </w:tc>
+      </w:tr>
+      <w:tr>
+        <w:tc>
+          <w:tcPr>
+            <w:tcW w:type="dxa" w:w="430"/>
+            <w:tcBorders>
+              <w:top w:val="single" w:sz="4" w:space="0" w:color="D0D7DE"/>
+              <w:left w:val="single" w:sz="4" w:space="0" w:color="D0D7DE"/>
+              <w:bottom w:val="single" w:sz="4" w:space="0" w:color="D0D7DE"/>
+              <w:right w:val="single" w:sz="4" w:space="0" w:color="D0D7DE"/>
+              <w:insideH w:val="single" w:sz="4" w:space="0" w:color="D0D7DE"/>
+              <w:insideV w:val="single" w:sz="4" w:space="0" w:color="D0D7DE"/>
+            </w:tcBorders>
+          </w:tcPr>
+          <w:p>
+            <w:pPr>
+              <w:spacing w:after="0" w:line="252" w:lineRule="auto"/>
+            </w:pPr>
+            <w:r>
+              <w:rPr>
+                <w:rFonts w:ascii="Calibri" w:hAnsi="Calibri" w:eastAsia="Calibri" w:cs="Calibri"/>
+                <w:sz w:val="15"/>
+              </w:rPr>
+              <w:t>5</w:t>
+            </w:r>
+          </w:p>
+        </w:tc>
+        <w:tc>
+          <w:tcPr>
+            <w:tcW w:type="dxa" w:w="3000"/>
+            <w:tcBorders>
+              <w:top w:val="single" w:sz="4" w:space="0" w:color="D0D7DE"/>
+              <w:left w:val="single" w:sz="4" w:space="0" w:color="D0D7DE"/>
+              <w:bottom w:val="single" w:sz="4" w:space="0" w:color="D0D7DE"/>
+              <w:right w:val="single" w:sz="4" w:space="0" w:color="D0D7DE"/>
+              <w:insideH w:val="single" w:sz="4" w:space="0" w:color="D0D7DE"/>
+              <w:insideV w:val="single" w:sz="4" w:space="0" w:color="D0D7DE"/>
+            </w:tcBorders>
+          </w:tcPr>
+          <w:p>
+            <w:pPr>
+              <w:spacing w:after="0" w:line="252" w:lineRule="auto"/>
+            </w:pPr>
+            <w:r>
+              <w:rPr>
+                <w:rFonts w:ascii="Calibri" w:hAnsi="Calibri" w:eastAsia="Calibri" w:cs="Calibri"/>
+                <w:sz w:val="15"/>
+              </w:rPr>
+              <w:t>mMARCO cross-encoder</w:t>
+            </w:r>
+          </w:p>
+        </w:tc>
+        <w:tc>
+          <w:tcPr>
+            <w:tcW w:type="dxa" w:w="1900"/>
+            <w:tcBorders>
+              <w:top w:val="single" w:sz="4" w:space="0" w:color="D0D7DE"/>
+              <w:left w:val="single" w:sz="4" w:space="0" w:color="D0D7DE"/>
+              <w:bottom w:val="single" w:sz="4" w:space="0" w:color="D0D7DE"/>
+              <w:right w:val="single" w:sz="4" w:space="0" w:color="D0D7DE"/>
+              <w:insideH w:val="single" w:sz="4" w:space="0" w:color="D0D7DE"/>
+              <w:insideV w:val="single" w:sz="4" w:space="0" w:color="D0D7DE"/>
+            </w:tcBorders>
+          </w:tcPr>
+          <w:p>
+            <w:pPr>
+              <w:spacing w:after="0" w:line="252" w:lineRule="auto"/>
+            </w:pPr>
+            <w:r>
+              <w:rPr>
+                <w:rFonts w:ascii="Calibri" w:hAnsi="Calibri" w:eastAsia="Calibri" w:cs="Calibri"/>
+                <w:sz w:val="15"/>
+              </w:rPr>
+              <w:t>threshold_weighted_cost</w:t>
+            </w:r>
+          </w:p>
+        </w:tc>
+        <w:tc>
+          <w:tcPr>
+            <w:tcW w:type="dxa" w:w="650"/>
+            <w:tcBorders>
+              <w:top w:val="single" w:sz="4" w:space="0" w:color="D0D7DE"/>
+              <w:left w:val="single" w:sz="4" w:space="0" w:color="D0D7DE"/>
+              <w:bottom w:val="single" w:sz="4" w:space="0" w:color="D0D7DE"/>
+              <w:right w:val="single" w:sz="4" w:space="0" w:color="D0D7DE"/>
+              <w:insideH w:val="single" w:sz="4" w:space="0" w:color="D0D7DE"/>
+              <w:insideV w:val="single" w:sz="4" w:space="0" w:color="D0D7DE"/>
+            </w:tcBorders>
+          </w:tcPr>
+          <w:p>
+            <w:pPr>
+              <w:spacing w:after="0" w:line="252" w:lineRule="auto"/>
+            </w:pPr>
+            <w:r>
+              <w:rPr>
+                <w:rFonts w:ascii="Calibri" w:hAnsi="Calibri" w:eastAsia="Calibri" w:cs="Calibri"/>
+                <w:sz w:val="15"/>
+              </w:rPr>
+              <w:t>0.000</w:t>
+            </w:r>
+          </w:p>
+        </w:tc>
+        <w:tc>
+          <w:tcPr>
+            <w:tcW w:type="dxa" w:w="650"/>
+            <w:tcBorders>
+              <w:top w:val="single" w:sz="4" w:space="0" w:color="D0D7DE"/>
+              <w:left w:val="single" w:sz="4" w:space="0" w:color="D0D7DE"/>
+              <w:bottom w:val="single" w:sz="4" w:space="0" w:color="D0D7DE"/>
+              <w:right w:val="single" w:sz="4" w:space="0" w:color="D0D7DE"/>
+              <w:insideH w:val="single" w:sz="4" w:space="0" w:color="D0D7DE"/>
+              <w:insideV w:val="single" w:sz="4" w:space="0" w:color="D0D7DE"/>
+            </w:tcBorders>
+          </w:tcPr>
+          <w:p>
+            <w:pPr>
+              <w:spacing w:after="0" w:line="252" w:lineRule="auto"/>
+            </w:pPr>
+            <w:r>
+              <w:rPr>
+                <w:rFonts w:ascii="Calibri" w:hAnsi="Calibri" w:eastAsia="Calibri" w:cs="Calibri"/>
+                <w:sz w:val="15"/>
+              </w:rPr>
+              <w:t>0.000</w:t>
+            </w:r>
+          </w:p>
+        </w:tc>
+        <w:tc>
+          <w:tcPr>
+            <w:tcW w:type="dxa" w:w="650"/>
+            <w:tcBorders>
+              <w:top w:val="single" w:sz="4" w:space="0" w:color="D0D7DE"/>
+              <w:left w:val="single" w:sz="4" w:space="0" w:color="D0D7DE"/>
+              <w:bottom w:val="single" w:sz="4" w:space="0" w:color="D0D7DE"/>
+              <w:right w:val="single" w:sz="4" w:space="0" w:color="D0D7DE"/>
+              <w:insideH w:val="single" w:sz="4" w:space="0" w:color="D0D7DE"/>
+              <w:insideV w:val="single" w:sz="4" w:space="0" w:color="D0D7DE"/>
+            </w:tcBorders>
+          </w:tcPr>
+          <w:p>
+            <w:pPr>
+              <w:spacing w:after="0" w:line="252" w:lineRule="auto"/>
+            </w:pPr>
+            <w:r>
+              <w:rPr>
+                <w:rFonts w:ascii="Calibri" w:hAnsi="Calibri" w:eastAsia="Calibri" w:cs="Calibri"/>
+                <w:sz w:val="15"/>
+              </w:rPr>
+              <w:t>0.000</w:t>
+            </w:r>
+          </w:p>
+        </w:tc>
+        <w:tc>
+          <w:tcPr>
+            <w:tcW w:type="dxa" w:w="500"/>
+            <w:tcBorders>
+              <w:top w:val="single" w:sz="4" w:space="0" w:color="D0D7DE"/>
+              <w:left w:val="single" w:sz="4" w:space="0" w:color="D0D7DE"/>
+              <w:bottom w:val="single" w:sz="4" w:space="0" w:color="D0D7DE"/>
+              <w:right w:val="single" w:sz="4" w:space="0" w:color="D0D7DE"/>
+              <w:insideH w:val="single" w:sz="4" w:space="0" w:color="D0D7DE"/>
+              <w:insideV w:val="single" w:sz="4" w:space="0" w:color="D0D7DE"/>
+            </w:tcBorders>
+          </w:tcPr>
+          <w:p>
+            <w:pPr>
+              <w:spacing w:after="0" w:line="252" w:lineRule="auto"/>
+            </w:pPr>
+            <w:r>
+              <w:rPr>
+                <w:rFonts w:ascii="Calibri" w:hAnsi="Calibri" w:eastAsia="Calibri" w:cs="Calibri"/>
+                <w:sz w:val="15"/>
+              </w:rPr>
+              <w:t>2</w:t>
+            </w:r>
+          </w:p>
+        </w:tc>
+        <w:tc>
+          <w:tcPr>
+            <w:tcW w:type="dxa" w:w="500"/>
+            <w:tcBorders>
+              <w:top w:val="single" w:sz="4" w:space="0" w:color="D0D7DE"/>
+              <w:left w:val="single" w:sz="4" w:space="0" w:color="D0D7DE"/>
+              <w:bottom w:val="single" w:sz="4" w:space="0" w:color="D0D7DE"/>
+              <w:right w:val="single" w:sz="4" w:space="0" w:color="D0D7DE"/>
+              <w:insideH w:val="single" w:sz="4" w:space="0" w:color="D0D7DE"/>
+              <w:insideV w:val="single" w:sz="4" w:space="0" w:color="D0D7DE"/>
+            </w:tcBorders>
+          </w:tcPr>
+          <w:p>
+            <w:pPr>
+              <w:spacing w:after="0" w:line="252" w:lineRule="auto"/>
+            </w:pPr>
+            <w:r>
+              <w:rPr>
+                <w:rFonts w:ascii="Calibri" w:hAnsi="Calibri" w:eastAsia="Calibri" w:cs="Calibri"/>
+                <w:sz w:val="15"/>
+              </w:rPr>
+              <w:t>123</w:t>
+            </w:r>
+          </w:p>
+        </w:tc>
+        <w:tc>
+          <w:tcPr>
+            <w:tcW w:type="dxa" w:w="1080"/>
+            <w:tcBorders>
+              <w:top w:val="single" w:sz="4" w:space="0" w:color="D0D7DE"/>
+              <w:left w:val="single" w:sz="4" w:space="0" w:color="D0D7DE"/>
+              <w:bottom w:val="single" w:sz="4" w:space="0" w:color="D0D7DE"/>
+              <w:right w:val="single" w:sz="4" w:space="0" w:color="D0D7DE"/>
+              <w:insideH w:val="single" w:sz="4" w:space="0" w:color="D0D7DE"/>
+              <w:insideV w:val="single" w:sz="4" w:space="0" w:color="D0D7DE"/>
+            </w:tcBorders>
+          </w:tcPr>
+          <w:p>
+            <w:pPr>
+              <w:spacing w:after="0" w:line="252" w:lineRule="auto"/>
+            </w:pPr>
+            <w:r>
+              <w:rPr>
+                <w:rFonts w:ascii="Calibri" w:hAnsi="Calibri" w:eastAsia="Calibri" w:cs="Calibri"/>
+                <w:sz w:val="15"/>
+              </w:rPr>
+              <w:t>635.3</w:t>
+            </w:r>
+          </w:p>
+        </w:tc>
+      </w:tr>
+    </w:tbl>
+    <w:p>
+      <w:pPr>
+        <w:jc w:val="center"/>
+      </w:pPr>
+      <w:r>
+        <w:drawing>
+          <wp:inline xmlns:a="http://schemas.openxmlformats.org/drawingml/2006/main" xmlns:pic="http://schemas.openxmlformats.org/drawingml/2006/picture">
+            <wp:extent cx="5715000" cy="3352800"/>
+            <wp:docPr id="4" name="Picture 4"/>
+            <wp:cNvGraphicFramePr>
+              <a:graphicFrameLocks noChangeAspect="1"/>
+            </wp:cNvGraphicFramePr>
+            <a:graphic>
+              <a:graphicData uri="http://schemas.openxmlformats.org/drawingml/2006/picture">
+                <pic:pic>
+                  <pic:nvPicPr>
+                    <pic:cNvPr id="0" name="current_fine_tuned_bge_comparison.jpg"/>
+                    <pic:cNvPicPr/>
+                  </pic:nvPicPr>
+                  <pic:blipFill>
+                    <a:blip r:embed="rId14"/>
+                    <a:stretch>
+                      <a:fillRect/>
+                    </a:stretch>
+                  </pic:blipFill>
+                  <pic:spPr>
+                    <a:xfrm>
+                      <a:off x="0" y="0"/>
+                      <a:ext cx="5715000" cy="3352800"/>
+                    </a:xfrm>
+                    <a:prstGeom prst="rect"/>
+                  </pic:spPr>
+                </pic:pic>
+              </a:graphicData>
+            </a:graphic>
+          </wp:inline>
+        </w:drawing>
+      </w:r>
+    </w:p>
+    <w:p>
+      <w:pPr>
+        <w:pStyle w:val="Caption"/>
+        <w:jc w:val="center"/>
+      </w:pPr>
+      <w:r>
+        <w:rPr>
+          <w:rFonts w:ascii="Calibri" w:hAnsi="Calibri" w:eastAsia="Calibri" w:cs="Calibri"/>
+          <w:color w:val="5B6770"/>
+          <w:sz w:val="18"/>
+        </w:rPr>
+      </w:r>
+      <w:r>
+        <w:rPr>
+          <w:rFonts w:ascii="Calibri" w:hAnsi="Calibri" w:eastAsia="Calibri" w:cs="Calibri"/>
+          <w:color w:val="5B6770"/>
+          <w:sz w:val="18"/>
+        </w:rPr>
+        <w:t>Рисунок 3. Текущая локальная summary-визуализация: fine-tuned BGE дает лучший баланс F1 и weighted cost.</w:t>
+      </w:r>
+    </w:p>
+    <w:tbl>
+      <w:tblPr>
+        <w:tblW w:type="dxa" w:w="9360"/>
+        <w:jc w:val="center"/>
+        <w:tblLayout w:type="fixed"/>
+        <w:tblLook w:firstColumn="1" w:firstRow="1" w:lastColumn="0" w:lastRow="0" w:noHBand="0" w:noVBand="1" w:val="04A0"/>
       </w:tblPr>
       <w:tblGrid>
         <w:gridCol w:w="9360"/>
@@ -1598,34 +4315,46 @@
         <w:tc>
           <w:tcPr>
             <w:tcW w:type="dxa" w:w="9360"/>
+            <w:vAlign w:val="center"/>
             <w:tcMar>
               <w:top w:w="80" w:type="dxa"/>
+              <w:bottom w:w="80" w:type="dxa"/>
               <w:start w:w="120" w:type="dxa"/>
-              <w:bottom w:w="80" w:type="dxa"/>
               <w:end w:w="120" w:type="dxa"/>
             </w:tcMar>
-            <w:vAlign w:val="center"/>
-            <w:shd w:fill="FFF7E6"/>
+            <w:shd w:fill="EAF5EF"/>
+            <w:tcBorders>
+              <w:top w:val="single" w:sz="4" w:space="0" w:color="C7D1DB"/>
+              <w:left w:val="single" w:sz="4" w:space="0" w:color="C7D1DB"/>
+              <w:bottom w:val="single" w:sz="4" w:space="0" w:color="C7D1DB"/>
+              <w:right w:val="single" w:sz="4" w:space="0" w:color="C7D1DB"/>
+              <w:insideH w:val="single" w:sz="4" w:space="0" w:color="C7D1DB"/>
+              <w:insideV w:val="single" w:sz="4" w:space="0" w:color="C7D1DB"/>
+            </w:tcBorders>
           </w:tcPr>
           <w:p>
             <w:pPr>
-              <w:keepNext w:val="0"/>
-              <w:spacing w:before="40" w:after="40" w:line="288" w:lineRule="auto"/>
+              <w:spacing w:after="60"/>
             </w:pPr>
             <w:r>
               <w:rPr>
-                <w:rFonts w:ascii="Calibri" w:hAnsi="Calibri" w:eastAsia="Calibri"/>
+                <w:rFonts w:ascii="Calibri" w:hAnsi="Calibri" w:eastAsia="Calibri" w:cs="Calibri"/>
                 <w:b/>
                 <w:color w:val="1F4D78"/>
               </w:rPr>
-              <w:t xml:space="preserve">Практический вывод: </w:t>
+              <w:t>Почему выбран fine-tuned BGE</w:t>
             </w:r>
+          </w:p>
+          <w:p>
+            <w:pPr>
+              <w:spacing w:after="0"/>
+            </w:pPr>
             <w:r>
               <w:rPr>
-                <w:rFonts w:ascii="Calibri" w:hAnsi="Calibri" w:eastAsia="Calibri"/>
-                <w:color w:val="111827"/>
+                <w:rFonts w:ascii="Calibri" w:hAnsi="Calibri" w:eastAsia="Calibri" w:cs="Calibri"/>
+                <w:sz w:val="20"/>
               </w:rPr>
-              <w:t>следующий зрелый вариант — не один forced threshold на всё, а зона уверенной автосклейки + зона уверенного отказа + ручной review для середины, особенно на hard negatives одного бренда/веса/категории.</w:t>
+              <w:t>Zero-shot модели либо слишком консервативны и теряют recall, либо дают высокий риск false merge. Fine-tuned BGE стал практичной production v1 моделью: fast inference, стабильный CrossEncoder path, сильный рост recall относительно safe zero-shot baseline и приемлемый false-merge профиль.</w:t>
             </w:r>
           </w:p>
         </w:tc>
@@ -1633,238 +4362,26 @@
     </w:tbl>
     <w:p>
       <w:pPr>
-        <w:keepNext w:val="0"/>
-        <w:spacing w:after="120" w:before="0" w:line="300" w:lineRule="auto"/>
+        <w:spacing w:after="40"/>
       </w:pPr>
     </w:p>
     <w:p>
       <w:pPr>
         <w:pStyle w:val="Heading1"/>
-        <w:keepNext/>
-        <w:spacing w:before="360" w:after="200" w:line="300" w:lineRule="auto"/>
       </w:pPr>
       <w:r>
         <w:rPr>
-          <w:rFonts w:ascii="Calibri" w:hAnsi="Calibri" w:eastAsia="Calibri"/>
-          <w:b/>
-          <w:color w:val="2E74B5"/>
-          <w:sz w:val="32"/>
+          <w:rFonts w:ascii="Calibri" w:hAnsi="Calibri" w:eastAsia="Calibri" w:cs="Calibri"/>
         </w:rPr>
-        <w:t>5. Повторяющиеся правила нашего лора</w:t>
+        <w:t>6. Fusion graph: family и pack</w:t>
       </w:r>
     </w:p>
     <w:p>
-      <w:pPr>
-        <w:pStyle w:val="ListNumber"/>
-        <w:keepNext w:val="0"/>
-        <w:spacing w:before="0" w:after="80" w:line="300" w:lineRule="auto"/>
-      </w:pPr>
       <w:r>
         <w:rPr>
-          <w:rFonts w:ascii="Calibri" w:hAnsi="Calibri" w:eastAsia="Calibri"/>
-          <w:color w:val="111827"/>
+          <w:rFonts w:ascii="Calibri" w:hAnsi="Calibri" w:eastAsia="Calibri" w:cs="Calibri"/>
         </w:rPr>
-        <w:t>Если пользователь говорит “лагает” или “очень долго”, сначала измеряем реальный hotspot и текущий code path, потом правим.</w:t>
-      </w:r>
-    </w:p>
-    <w:p>
-      <w:pPr>
-        <w:pStyle w:val="ListNumber"/>
-        <w:keepNext w:val="0"/>
-        <w:spacing w:before="0" w:after="80" w:line="300" w:lineRule="auto"/>
-      </w:pPr>
-      <w:r>
-        <w:rPr>
-          <w:rFonts w:ascii="Calibri" w:hAnsi="Calibri" w:eastAsia="Calibri"/>
-          <w:color w:val="111827"/>
-        </w:rPr>
-        <w:t>В shared worktree не трогаем чужие изменения и стадим только свои файлы.</w:t>
-      </w:r>
-    </w:p>
-    <w:p>
-      <w:pPr>
-        <w:pStyle w:val="ListNumber"/>
-        <w:keepNext w:val="0"/>
-        <w:spacing w:before="0" w:after="80" w:line="300" w:lineRule="auto"/>
-      </w:pPr>
-      <w:r>
-        <w:rPr>
-          <w:rFonts w:ascii="Calibri" w:hAnsi="Calibri" w:eastAsia="Calibri"/>
-          <w:color w:val="111827"/>
-        </w:rPr>
-        <w:t>Если задача research-only, остаёмся в `research/dedup/`, notebooks и docs; production integration только после явного решения.</w:t>
-      </w:r>
-    </w:p>
-    <w:p>
-      <w:pPr>
-        <w:pStyle w:val="ListNumber"/>
-        <w:keepNext w:val="0"/>
-        <w:spacing w:before="0" w:after="80" w:line="300" w:lineRule="auto"/>
-      </w:pPr>
-      <w:r>
-        <w:rPr>
-          <w:rFonts w:ascii="Calibri" w:hAnsi="Calibri" w:eastAsia="Calibri"/>
-          <w:color w:val="111827"/>
-        </w:rPr>
-        <w:t>Для ноутбуков и ML-объяснений пишем по-русски, для новичка: что за этап, зачем он нужен, что значит метрика.</w:t>
-      </w:r>
-    </w:p>
-    <w:p>
-      <w:pPr>
-        <w:pStyle w:val="ListNumber"/>
-        <w:keepNext w:val="0"/>
-        <w:spacing w:before="0" w:after="80" w:line="300" w:lineRule="auto"/>
-      </w:pPr>
-      <w:r>
-        <w:rPr>
-          <w:rFonts w:ascii="Calibri" w:hAnsi="Calibri" w:eastAsia="Calibri"/>
-          <w:color w:val="111827"/>
-        </w:rPr>
-        <w:t>Схема/поля детерминированного куба не угадываются через alias-листы: если поле называется `Подкатегория`, используем `Подкатегория`.</w:t>
-      </w:r>
-    </w:p>
-    <w:p>
-      <w:pPr>
-        <w:pStyle w:val="ListNumber"/>
-        <w:keepNext w:val="0"/>
-        <w:spacing w:before="0" w:after="80" w:line="300" w:lineRule="auto"/>
-      </w:pPr>
-      <w:r>
-        <w:rPr>
-          <w:rFonts w:ascii="Calibri" w:hAnsi="Calibri" w:eastAsia="Calibri"/>
-          <w:color w:val="111827"/>
-        </w:rPr>
-        <w:t>Не дублируем семантические поля “на всякий случай”: история с `Вес, кг` закрепила, что fallback должен быть оправдан текущим контрактом.</w:t>
-      </w:r>
-    </w:p>
-    <w:p>
-      <w:pPr>
-        <w:pStyle w:val="ListNumber"/>
-        <w:keepNext w:val="0"/>
-        <w:spacing w:before="0" w:after="80" w:line="300" w:lineRule="auto"/>
-      </w:pPr>
-      <w:r>
-        <w:rPr>
-          <w:rFonts w:ascii="Calibri" w:hAnsi="Calibri" w:eastAsia="Calibri"/>
-          <w:color w:val="111827"/>
-        </w:rPr>
-        <w:t>В Excel/workbook задачах точный файл и точные листы важнее скорости. Sheet name может врать; проверяем содержимое.</w:t>
-      </w:r>
-    </w:p>
-    <w:p>
-      <w:pPr>
-        <w:pStyle w:val="ListNumber"/>
-        <w:keepNext w:val="0"/>
-        <w:spacing w:before="0" w:after="80" w:line="300" w:lineRule="auto"/>
-      </w:pPr>
-      <w:r>
-        <w:rPr>
-          <w:rFonts w:ascii="Calibri" w:hAnsi="Calibri" w:eastAsia="Calibri"/>
-          <w:color w:val="111827"/>
-        </w:rPr>
-        <w:t>В dedup false merge дороже false split: автосклейка разных товаров хуже, чем пропущенный дубль.</w:t>
-      </w:r>
-    </w:p>
-    <w:p>
-      <w:pPr>
-        <w:pStyle w:val="Heading1"/>
-        <w:keepNext/>
-        <w:spacing w:before="360" w:after="200" w:line="300" w:lineRule="auto"/>
-      </w:pPr>
-      <w:r>
-        <w:rPr>
-          <w:rFonts w:ascii="Calibri" w:hAnsi="Calibri" w:eastAsia="Calibri"/>
-          <w:b/>
-          <w:color w:val="2E74B5"/>
-          <w:sz w:val="32"/>
-        </w:rPr>
-        <w:t>6. Открытые нити</w:t>
-      </w:r>
-    </w:p>
-    <w:p>
-      <w:pPr>
-        <w:pStyle w:val="ListBullet"/>
-        <w:keepNext w:val="0"/>
-        <w:spacing w:before="0" w:after="80" w:line="300" w:lineRule="auto"/>
-      </w:pPr>
-      <w:r>
-        <w:rPr>
-          <w:rFonts w:ascii="Calibri" w:hAnsi="Calibri" w:eastAsia="Calibri"/>
-          <w:color w:val="111827"/>
-        </w:rPr>
-        <w:t>Пересмотреть false merge / suspect labels из текущего benchmark и решить, что является ошибкой модели, а что спорной ручной разметкой.</w:t>
-      </w:r>
-    </w:p>
-    <w:p>
-      <w:pPr>
-        <w:pStyle w:val="ListBullet"/>
-        <w:keepNext w:val="0"/>
-        <w:spacing w:before="0" w:after="80" w:line="300" w:lineRule="auto"/>
-      </w:pPr>
-      <w:r>
-        <w:rPr>
-          <w:rFonts w:ascii="Calibri" w:hAnsi="Calibri" w:eastAsia="Calibri"/>
-          <w:color w:val="111827"/>
-        </w:rPr>
-        <w:t>Выровнять фактический `FP_COST` в notebook/config/docs, чтобы markdown и CSV-cost не расходились.</w:t>
-      </w:r>
-    </w:p>
-    <w:p>
-      <w:pPr>
-        <w:pStyle w:val="ListBullet"/>
-        <w:keepNext w:val="0"/>
-        <w:spacing w:before="0" w:after="80" w:line="300" w:lineRule="auto"/>
-      </w:pPr>
-      <w:r>
-        <w:rPr>
-          <w:rFonts w:ascii="Calibri" w:hAnsi="Calibri" w:eastAsia="Calibri"/>
-          <w:color w:val="111827"/>
-        </w:rPr>
-        <w:t>Адаптировать `04_clustering_resolution.ipynb` и `05_evaluation_report.ipynb` под новые `binary_threshold_*` artifacts после forced binary benchmark.</w:t>
-      </w:r>
-    </w:p>
-    <w:p>
-      <w:pPr>
-        <w:pStyle w:val="ListBullet"/>
-        <w:keepNext w:val="0"/>
-        <w:spacing w:before="0" w:after="80" w:line="300" w:lineRule="auto"/>
-      </w:pPr>
-      <w:r>
-        <w:rPr>
-          <w:rFonts w:ascii="Calibri" w:hAnsi="Calibri" w:eastAsia="Calibri"/>
-          <w:color w:val="111827"/>
-        </w:rPr>
-        <w:t>Определить следующую технологию: fine-tune reranker/cross-encoder, добавить LLM-judge для спорной зоны или собрать triage-процесс вокруг текущих scorers.</w:t>
-      </w:r>
-    </w:p>
-    <w:p>
-      <w:pPr>
-        <w:pStyle w:val="ListBullet"/>
-        <w:keepNext w:val="0"/>
-        <w:spacing w:before="0" w:after="80" w:line="300" w:lineRule="auto"/>
-      </w:pPr>
-      <w:r>
-        <w:rPr>
-          <w:rFonts w:ascii="Calibri" w:hAnsi="Calibri" w:eastAsia="Calibri"/>
-          <w:color w:val="111827"/>
-        </w:rPr>
-        <w:t>Не переносить dedup в `pipeline/`/`mpstats_app/`, пока модельный подход и бизнес-порог не выбраны.</w:t>
-      </w:r>
-    </w:p>
-    <w:p>
-      <w:pPr>
-        <w:pStyle w:val="Heading1"/>
-        <w:keepNext/>
-        <w:spacing w:before="360" w:after="200" w:line="300" w:lineRule="auto"/>
-      </w:pPr>
-      <w:r>
-        <w:rPr>
-          <w:rFonts w:ascii="Calibri" w:hAnsi="Calibri" w:eastAsia="Calibri"/>
-          <w:b/>
-          <w:color w:val="2E74B5"/>
-          <w:sz w:val="32"/>
-        </w:rPr>
-        <w:t>7. Appendix: соседние серии</w:t>
+        <w:t>После pairwise scoring результат нельзя просто читать как список пар. Нужно собрать граф SKU, где positive edges создают family базового товара, а фасовка выделяется отдельным deterministic pack слоем по unit/total/multipack. В notebook 04 финальный family graph строится через Leiden community detection по weighted-рёбрам; connected components оставлены как audit baseline.</w:t>
       </w:r>
     </w:p>
     <w:tbl>
@@ -1873,106 +4390,151 @@
         <w:jc w:val="center"/>
         <w:tblLayout w:type="fixed"/>
         <w:tblLook w:firstColumn="1" w:firstRow="1" w:lastColumn="0" w:lastRow="0" w:noHBand="0" w:noVBand="1" w:val="04A0"/>
-        <w:tblInd w:w="120" w:type="dxa"/>
-        <w:tblBorders>
-          <w:top w:val="single" w:sz="4" w:space="0" w:color="D9E2EC"/>
-          <w:left w:val="single" w:sz="4" w:space="0" w:color="D9E2EC"/>
-          <w:bottom w:val="single" w:sz="4" w:space="0" w:color="D9E2EC"/>
-          <w:right w:val="single" w:sz="4" w:space="0" w:color="D9E2EC"/>
-          <w:insideH w:val="single" w:sz="4" w:space="0" w:color="D9E2EC"/>
-          <w:insideV w:val="single" w:sz="4" w:space="0" w:color="D9E2EC"/>
-        </w:tblBorders>
       </w:tblPr>
       <w:tblGrid>
-        <w:gridCol w:w="2100"/>
-        <w:gridCol w:w="4200"/>
-        <w:gridCol w:w="3060"/>
+        <w:gridCol w:w="1800"/>
+        <w:gridCol w:w="1200"/>
+        <w:gridCol w:w="1200"/>
+        <w:gridCol w:w="5160"/>
       </w:tblGrid>
       <w:tr>
         <w:tc>
           <w:tcPr>
-            <w:tcW w:type="dxa" w:w="2100"/>
+            <w:tcW w:type="dxa" w:w="1800"/>
+            <w:vAlign w:val="center"/>
             <w:tcMar>
               <w:top w:w="80" w:type="dxa"/>
+              <w:bottom w:w="80" w:type="dxa"/>
               <w:start w:w="120" w:type="dxa"/>
-              <w:bottom w:w="80" w:type="dxa"/>
               <w:end w:w="120" w:type="dxa"/>
             </w:tcMar>
-            <w:vAlign w:val="center"/>
-            <w:shd w:fill="E8EEF5"/>
+            <w:tcBorders>
+              <w:top w:val="single" w:sz="4" w:space="0" w:color="D0D7DE"/>
+              <w:left w:val="single" w:sz="4" w:space="0" w:color="D0D7DE"/>
+              <w:bottom w:val="single" w:sz="4" w:space="0" w:color="D0D7DE"/>
+              <w:right w:val="single" w:sz="4" w:space="0" w:color="D0D7DE"/>
+              <w:insideH w:val="single" w:sz="4" w:space="0" w:color="D0D7DE"/>
+              <w:insideV w:val="single" w:sz="4" w:space="0" w:color="D0D7DE"/>
+            </w:tcBorders>
+            <w:shd w:fill="F2F4F7"/>
           </w:tcPr>
           <w:p>
             <w:pPr>
-              <w:keepNext w:val="0"/>
-              <w:spacing w:before="0" w:after="0" w:line="276" w:lineRule="auto"/>
-              <w:jc w:val="center"/>
+              <w:spacing w:after="0" w:line="252" w:lineRule="auto"/>
             </w:pPr>
             <w:r>
               <w:rPr>
-                <w:rFonts w:ascii="Calibri" w:hAnsi="Calibri" w:eastAsia="Calibri"/>
+                <w:rFonts w:ascii="Calibri" w:hAnsi="Calibri" w:eastAsia="Calibri" w:cs="Calibri"/>
                 <w:b/>
-                <w:color w:val="111827"/>
-                <w:sz w:val="18"/>
+                <w:color w:val="1F2937"/>
+                <w:sz w:val="17"/>
               </w:rPr>
-              <w:t>Эпизод</w:t>
+              <w:t>Категория</w:t>
             </w:r>
           </w:p>
         </w:tc>
         <w:tc>
           <w:tcPr>
-            <w:tcW w:type="dxa" w:w="4200"/>
+            <w:tcW w:type="dxa" w:w="1200"/>
+            <w:vAlign w:val="center"/>
             <w:tcMar>
               <w:top w:w="80" w:type="dxa"/>
+              <w:bottom w:w="80" w:type="dxa"/>
               <w:start w:w="120" w:type="dxa"/>
-              <w:bottom w:w="80" w:type="dxa"/>
               <w:end w:w="120" w:type="dxa"/>
             </w:tcMar>
-            <w:vAlign w:val="center"/>
-            <w:shd w:fill="E8EEF5"/>
+            <w:tcBorders>
+              <w:top w:val="single" w:sz="4" w:space="0" w:color="D0D7DE"/>
+              <w:left w:val="single" w:sz="4" w:space="0" w:color="D0D7DE"/>
+              <w:bottom w:val="single" w:sz="4" w:space="0" w:color="D0D7DE"/>
+              <w:right w:val="single" w:sz="4" w:space="0" w:color="D0D7DE"/>
+              <w:insideH w:val="single" w:sz="4" w:space="0" w:color="D0D7DE"/>
+              <w:insideV w:val="single" w:sz="4" w:space="0" w:color="D0D7DE"/>
+            </w:tcBorders>
+            <w:shd w:fill="F2F4F7"/>
           </w:tcPr>
           <w:p>
             <w:pPr>
-              <w:keepNext w:val="0"/>
-              <w:spacing w:before="0" w:after="0" w:line="276" w:lineRule="auto"/>
-              <w:jc w:val="left"/>
+              <w:spacing w:after="0" w:line="252" w:lineRule="auto"/>
             </w:pPr>
             <w:r>
               <w:rPr>
-                <w:rFonts w:ascii="Calibri" w:hAnsi="Calibri" w:eastAsia="Calibri"/>
+                <w:rFonts w:ascii="Calibri" w:hAnsi="Calibri" w:eastAsia="Calibri" w:cs="Calibri"/>
                 <w:b/>
-                <w:color w:val="111827"/>
-                <w:sz w:val="18"/>
+                <w:color w:val="1F2937"/>
+                <w:sz w:val="17"/>
               </w:rPr>
-              <w:t>Что было важно</w:t>
+              <w:t>Fusion rows</w:t>
             </w:r>
           </w:p>
         </w:tc>
         <w:tc>
           <w:tcPr>
-            <w:tcW w:type="dxa" w:w="3060"/>
+            <w:tcW w:type="dxa" w:w="1200"/>
+            <w:vAlign w:val="center"/>
             <w:tcMar>
               <w:top w:w="80" w:type="dxa"/>
+              <w:bottom w:w="80" w:type="dxa"/>
               <w:start w:w="120" w:type="dxa"/>
-              <w:bottom w:w="80" w:type="dxa"/>
               <w:end w:w="120" w:type="dxa"/>
             </w:tcMar>
-            <w:vAlign w:val="center"/>
-            <w:shd w:fill="E8EEF5"/>
+            <w:tcBorders>
+              <w:top w:val="single" w:sz="4" w:space="0" w:color="D0D7DE"/>
+              <w:left w:val="single" w:sz="4" w:space="0" w:color="D0D7DE"/>
+              <w:bottom w:val="single" w:sz="4" w:space="0" w:color="D0D7DE"/>
+              <w:right w:val="single" w:sz="4" w:space="0" w:color="D0D7DE"/>
+              <w:insideH w:val="single" w:sz="4" w:space="0" w:color="D0D7DE"/>
+              <w:insideV w:val="single" w:sz="4" w:space="0" w:color="D0D7DE"/>
+            </w:tcBorders>
+            <w:shd w:fill="F2F4F7"/>
           </w:tcPr>
           <w:p>
             <w:pPr>
-              <w:keepNext w:val="0"/>
-              <w:spacing w:before="0" w:after="0" w:line="276" w:lineRule="auto"/>
-              <w:jc w:val="left"/>
+              <w:spacing w:after="0" w:line="252" w:lineRule="auto"/>
             </w:pPr>
             <w:r>
               <w:rPr>
-                <w:rFonts w:ascii="Calibri" w:hAnsi="Calibri" w:eastAsia="Calibri"/>
+                <w:rFonts w:ascii="Calibri" w:hAnsi="Calibri" w:eastAsia="Calibri" w:cs="Calibri"/>
                 <w:b/>
-                <w:color w:val="111827"/>
-                <w:sz w:val="18"/>
+                <w:color w:val="1F2937"/>
+                <w:sz w:val="17"/>
               </w:rPr>
-              <w:t>Запомнить</w:t>
+              <w:t>Алгоритм</w:t>
+            </w:r>
+          </w:p>
+        </w:tc>
+        <w:tc>
+          <w:tcPr>
+            <w:tcW w:type="dxa" w:w="5160"/>
+            <w:vAlign w:val="center"/>
+            <w:tcMar>
+              <w:top w:w="80" w:type="dxa"/>
+              <w:bottom w:w="80" w:type="dxa"/>
+              <w:start w:w="120" w:type="dxa"/>
+              <w:end w:w="120" w:type="dxa"/>
+            </w:tcMar>
+            <w:tcBorders>
+              <w:top w:val="single" w:sz="4" w:space="0" w:color="D0D7DE"/>
+              <w:left w:val="single" w:sz="4" w:space="0" w:color="D0D7DE"/>
+              <w:bottom w:val="single" w:sz="4" w:space="0" w:color="D0D7DE"/>
+              <w:right w:val="single" w:sz="4" w:space="0" w:color="D0D7DE"/>
+              <w:insideH w:val="single" w:sz="4" w:space="0" w:color="D0D7DE"/>
+              <w:insideV w:val="single" w:sz="4" w:space="0" w:color="D0D7DE"/>
+            </w:tcBorders>
+            <w:shd w:fill="F2F4F7"/>
+          </w:tcPr>
+          <w:p>
+            <w:pPr>
+              <w:spacing w:after="0" w:line="252" w:lineRule="auto"/>
+            </w:pPr>
+            <w:r>
+              <w:rPr>
+                <w:rFonts w:ascii="Calibri" w:hAnsi="Calibri" w:eastAsia="Calibri" w:cs="Calibri"/>
+                <w:b/>
+                <w:color w:val="1F2937"/>
+                <w:sz w:val="17"/>
+              </w:rPr>
+              <w:t>Смысл</w:t>
             </w:r>
           </w:p>
         </w:tc>
@@ -1980,58 +4542,101 @@
       <w:tr>
         <w:tc>
           <w:tcPr>
-            <w:tcW w:type="dxa" w:w="2100"/>
+            <w:tcW w:type="dxa" w:w="1800"/>
+            <w:tcBorders>
+              <w:top w:val="single" w:sz="4" w:space="0" w:color="D0D7DE"/>
+              <w:left w:val="single" w:sz="4" w:space="0" w:color="D0D7DE"/>
+              <w:bottom w:val="single" w:sz="4" w:space="0" w:color="D0D7DE"/>
+              <w:right w:val="single" w:sz="4" w:space="0" w:color="D0D7DE"/>
+              <w:insideH w:val="single" w:sz="4" w:space="0" w:color="D0D7DE"/>
+              <w:insideV w:val="single" w:sz="4" w:space="0" w:color="D0D7DE"/>
+            </w:tcBorders>
           </w:tcPr>
           <w:p>
             <w:pPr>
-              <w:keepNext w:val="0"/>
-              <w:spacing w:before="0" w:after="0" w:line="276" w:lineRule="auto"/>
+              <w:spacing w:after="0" w:line="252" w:lineRule="auto"/>
             </w:pPr>
             <w:r>
               <w:rPr>
-                <w:rFonts w:ascii="Calibri" w:hAnsi="Calibri" w:eastAsia="Calibri"/>
-                <w:color w:val="111827"/>
-                <w:sz w:val="18"/>
+                <w:rFonts w:ascii="Calibri" w:hAnsi="Calibri" w:eastAsia="Calibri" w:cs="Calibri"/>
+                <w:sz w:val="17"/>
               </w:rPr>
-              <w:t>PL3 / logistics workbook</w:t>
+              <w:t>sauces</w:t>
             </w:r>
           </w:p>
         </w:tc>
         <w:tc>
           <w:tcPr>
-            <w:tcW w:type="dxa" w:w="4200"/>
+            <w:tcW w:type="dxa" w:w="1200"/>
+            <w:tcBorders>
+              <w:top w:val="single" w:sz="4" w:space="0" w:color="D0D7DE"/>
+              <w:left w:val="single" w:sz="4" w:space="0" w:color="D0D7DE"/>
+              <w:bottom w:val="single" w:sz="4" w:space="0" w:color="D0D7DE"/>
+              <w:right w:val="single" w:sz="4" w:space="0" w:color="D0D7DE"/>
+              <w:insideH w:val="single" w:sz="4" w:space="0" w:color="D0D7DE"/>
+              <w:insideV w:val="single" w:sz="4" w:space="0" w:color="D0D7DE"/>
+            </w:tcBorders>
           </w:tcPr>
           <w:p>
             <w:pPr>
-              <w:keepNext w:val="0"/>
-              <w:spacing w:before="0" w:after="0" w:line="276" w:lineRule="auto"/>
+              <w:spacing w:after="0" w:line="252" w:lineRule="auto"/>
             </w:pPr>
             <w:r>
               <w:rPr>
-                <w:rFonts w:ascii="Calibri" w:hAnsi="Calibri" w:eastAsia="Calibri"/>
-                <w:color w:val="111827"/>
-                <w:sz w:val="18"/>
+                <w:rFonts w:ascii="Calibri" w:hAnsi="Calibri" w:eastAsia="Calibri" w:cs="Calibri"/>
+                <w:sz w:val="17"/>
               </w:rPr>
-              <w:t>Сверяли `Логистика ` против `Цены`, ловили неверные channel/client mappings, делали rollback к принятой версии.</w:t>
+              <w:t>585</w:t>
             </w:r>
           </w:p>
         </w:tc>
         <w:tc>
           <w:tcPr>
-            <w:tcW w:type="dxa" w:w="3060"/>
+            <w:tcW w:type="dxa" w:w="1200"/>
+            <w:tcBorders>
+              <w:top w:val="single" w:sz="4" w:space="0" w:color="D0D7DE"/>
+              <w:left w:val="single" w:sz="4" w:space="0" w:color="D0D7DE"/>
+              <w:bottom w:val="single" w:sz="4" w:space="0" w:color="D0D7DE"/>
+              <w:right w:val="single" w:sz="4" w:space="0" w:color="D0D7DE"/>
+              <w:insideH w:val="single" w:sz="4" w:space="0" w:color="D0D7DE"/>
+              <w:insideV w:val="single" w:sz="4" w:space="0" w:color="D0D7DE"/>
+            </w:tcBorders>
           </w:tcPr>
           <w:p>
             <w:pPr>
-              <w:keepNext w:val="0"/>
-              <w:spacing w:before="0" w:after="0" w:line="276" w:lineRule="auto"/>
+              <w:spacing w:after="0" w:line="252" w:lineRule="auto"/>
             </w:pPr>
             <w:r>
               <w:rPr>
-                <w:rFonts w:ascii="Calibri" w:hAnsi="Calibri" w:eastAsia="Calibri"/>
-                <w:color w:val="111827"/>
-                <w:sz w:val="18"/>
+                <w:rFonts w:ascii="Calibri" w:hAnsi="Calibri" w:eastAsia="Calibri" w:cs="Calibri"/>
+                <w:sz w:val="17"/>
               </w:rPr>
-              <w:t>Всегда подтверждать exact workbook filename; trailing-space sheet names; проверять brand+category+channel, а не только total.</w:t>
+              <w:t>Leiden</w:t>
+            </w:r>
+          </w:p>
+        </w:tc>
+        <w:tc>
+          <w:tcPr>
+            <w:tcW w:type="dxa" w:w="5160"/>
+            <w:tcBorders>
+              <w:top w:val="single" w:sz="4" w:space="0" w:color="D0D7DE"/>
+              <w:left w:val="single" w:sz="4" w:space="0" w:color="D0D7DE"/>
+              <w:bottom w:val="single" w:sz="4" w:space="0" w:color="D0D7DE"/>
+              <w:right w:val="single" w:sz="4" w:space="0" w:color="D0D7DE"/>
+              <w:insideH w:val="single" w:sz="4" w:space="0" w:color="D0D7DE"/>
+              <w:insideV w:val="single" w:sz="4" w:space="0" w:color="D0D7DE"/>
+            </w:tcBorders>
+          </w:tcPr>
+          <w:p>
+            <w:pPr>
+              <w:spacing w:after="0" w:line="252" w:lineRule="auto"/>
+            </w:pPr>
+            <w:r>
+              <w:rPr>
+                <w:rFonts w:ascii="Calibri" w:hAnsi="Calibri" w:eastAsia="Calibri" w:cs="Calibri"/>
+                <w:sz w:val="17"/>
+              </w:rPr>
+              <w:t>Семьи/фасовки для sauce benchmark.</w:t>
             </w:r>
           </w:p>
         </w:tc>
@@ -2039,58 +4644,101 @@
       <w:tr>
         <w:tc>
           <w:tcPr>
-            <w:tcW w:type="dxa" w:w="2100"/>
+            <w:tcW w:type="dxa" w:w="1800"/>
+            <w:tcBorders>
+              <w:top w:val="single" w:sz="4" w:space="0" w:color="D0D7DE"/>
+              <w:left w:val="single" w:sz="4" w:space="0" w:color="D0D7DE"/>
+              <w:bottom w:val="single" w:sz="4" w:space="0" w:color="D0D7DE"/>
+              <w:right w:val="single" w:sz="4" w:space="0" w:color="D0D7DE"/>
+              <w:insideH w:val="single" w:sz="4" w:space="0" w:color="D0D7DE"/>
+              <w:insideV w:val="single" w:sz="4" w:space="0" w:color="D0D7DE"/>
+            </w:tcBorders>
           </w:tcPr>
           <w:p>
             <w:pPr>
-              <w:keepNext w:val="0"/>
-              <w:spacing w:before="0" w:after="0" w:line="276" w:lineRule="auto"/>
+              <w:spacing w:after="0" w:line="252" w:lineRule="auto"/>
             </w:pPr>
             <w:r>
               <w:rPr>
-                <w:rFonts w:ascii="Calibri" w:hAnsi="Calibri" w:eastAsia="Calibri"/>
-                <w:color w:val="111827"/>
-                <w:sz w:val="18"/>
+                <w:rFonts w:ascii="Calibri" w:hAnsi="Calibri" w:eastAsia="Calibri" w:cs="Calibri"/>
+                <w:sz w:val="17"/>
               </w:rPr>
-              <w:t>Brand KPI workbook</w:t>
+              <w:t>coconut_oil</w:t>
             </w:r>
           </w:p>
         </w:tc>
         <w:tc>
           <w:tcPr>
-            <w:tcW w:type="dxa" w:w="4200"/>
+            <w:tcW w:type="dxa" w:w="1200"/>
+            <w:tcBorders>
+              <w:top w:val="single" w:sz="4" w:space="0" w:color="D0D7DE"/>
+              <w:left w:val="single" w:sz="4" w:space="0" w:color="D0D7DE"/>
+              <w:bottom w:val="single" w:sz="4" w:space="0" w:color="D0D7DE"/>
+              <w:right w:val="single" w:sz="4" w:space="0" w:color="D0D7DE"/>
+              <w:insideH w:val="single" w:sz="4" w:space="0" w:color="D0D7DE"/>
+              <w:insideV w:val="single" w:sz="4" w:space="0" w:color="D0D7DE"/>
+            </w:tcBorders>
           </w:tcPr>
           <w:p>
             <w:pPr>
-              <w:keepNext w:val="0"/>
-              <w:spacing w:before="0" w:after="0" w:line="276" w:lineRule="auto"/>
+              <w:spacing w:after="0" w:line="252" w:lineRule="auto"/>
             </w:pPr>
             <w:r>
               <w:rPr>
-                <w:rFonts w:ascii="Calibri" w:hAnsi="Calibri" w:eastAsia="Calibri"/>
-                <w:color w:val="111827"/>
-                <w:sz w:val="18"/>
+                <w:rFonts w:ascii="Calibri" w:hAnsi="Calibri" w:eastAsia="Calibri" w:cs="Calibri"/>
+                <w:sz w:val="17"/>
               </w:rPr>
-              <w:t>Разбирали `brands kpi_final.xlsx` на уровне Data Model/XML/pivot logic и сделали reusable markdown с бизнесовой логикой.</w:t>
+              <w:t>250</w:t>
             </w:r>
           </w:p>
         </w:tc>
         <w:tc>
           <w:tcPr>
-            <w:tcW w:type="dxa" w:w="3060"/>
+            <w:tcW w:type="dxa" w:w="1200"/>
+            <w:tcBorders>
+              <w:top w:val="single" w:sz="4" w:space="0" w:color="D0D7DE"/>
+              <w:left w:val="single" w:sz="4" w:space="0" w:color="D0D7DE"/>
+              <w:bottom w:val="single" w:sz="4" w:space="0" w:color="D0D7DE"/>
+              <w:right w:val="single" w:sz="4" w:space="0" w:color="D0D7DE"/>
+              <w:insideH w:val="single" w:sz="4" w:space="0" w:color="D0D7DE"/>
+              <w:insideV w:val="single" w:sz="4" w:space="0" w:color="D0D7DE"/>
+            </w:tcBorders>
           </w:tcPr>
           <w:p>
             <w:pPr>
-              <w:keepNext w:val="0"/>
-              <w:spacing w:before="0" w:after="0" w:line="276" w:lineRule="auto"/>
+              <w:spacing w:after="0" w:line="252" w:lineRule="auto"/>
             </w:pPr>
             <w:r>
               <w:rPr>
-                <w:rFonts w:ascii="Calibri" w:hAnsi="Calibri" w:eastAsia="Calibri"/>
-                <w:color w:val="111827"/>
-                <w:sz w:val="18"/>
+                <w:rFonts w:ascii="Calibri" w:hAnsi="Calibri" w:eastAsia="Calibri" w:cs="Calibri"/>
+                <w:sz w:val="17"/>
               </w:rPr>
-              <w:t>Для pivot-heavy xlsx видимые formulas не всегда source of truth; иногда надёжнее ZIP/XML/Data Model.</w:t>
+              <w:t>Leiden</w:t>
+            </w:r>
+          </w:p>
+        </w:tc>
+        <w:tc>
+          <w:tcPr>
+            <w:tcW w:type="dxa" w:w="5160"/>
+            <w:tcBorders>
+              <w:top w:val="single" w:sz="4" w:space="0" w:color="D0D7DE"/>
+              <w:left w:val="single" w:sz="4" w:space="0" w:color="D0D7DE"/>
+              <w:bottom w:val="single" w:sz="4" w:space="0" w:color="D0D7DE"/>
+              <w:right w:val="single" w:sz="4" w:space="0" w:color="D0D7DE"/>
+              <w:insideH w:val="single" w:sz="4" w:space="0" w:color="D0D7DE"/>
+              <w:insideV w:val="single" w:sz="4" w:space="0" w:color="D0D7DE"/>
+            </w:tcBorders>
+          </w:tcPr>
+          <w:p>
+            <w:pPr>
+              <w:spacing w:after="0" w:line="252" w:lineRule="auto"/>
+            </w:pPr>
+            <w:r>
+              <w:rPr>
+                <w:rFonts w:ascii="Calibri" w:hAnsi="Calibri" w:eastAsia="Calibri" w:cs="Calibri"/>
+                <w:sz w:val="17"/>
+              </w:rPr>
+              <w:t>Граф и demo для coconut oil.</w:t>
             </w:r>
           </w:p>
         </w:tc>
@@ -2098,59 +4746,101 @@
       <w:tr>
         <w:tc>
           <w:tcPr>
-            <w:tcW w:type="dxa" w:w="2100"/>
+            <w:tcW w:type="dxa" w:w="1800"/>
+            <w:tcBorders>
+              <w:top w:val="single" w:sz="4" w:space="0" w:color="D0D7DE"/>
+              <w:left w:val="single" w:sz="4" w:space="0" w:color="D0D7DE"/>
+              <w:bottom w:val="single" w:sz="4" w:space="0" w:color="D0D7DE"/>
+              <w:right w:val="single" w:sz="4" w:space="0" w:color="D0D7DE"/>
+              <w:insideH w:val="single" w:sz="4" w:space="0" w:color="D0D7DE"/>
+              <w:insideV w:val="single" w:sz="4" w:space="0" w:color="D0D7DE"/>
+            </w:tcBorders>
           </w:tcPr>
           <w:p>
             <w:pPr>
-              <w:keepNext w:val="0"/>
-              <w:spacing w:before="0" w:after="0" w:line="276" w:lineRule="auto"/>
-              <w:jc w:val="center"/>
+              <w:spacing w:after="0" w:line="252" w:lineRule="auto"/>
             </w:pPr>
             <w:r>
               <w:rPr>
-                <w:rFonts w:ascii="Calibri" w:hAnsi="Calibri" w:eastAsia="Calibri"/>
-                <w:color w:val="111827"/>
-                <w:sz w:val="18"/>
+                <w:rFonts w:ascii="Calibri" w:hAnsi="Calibri" w:eastAsia="Calibri" w:cs="Calibri"/>
+                <w:sz w:val="17"/>
               </w:rPr>
-              <w:t>Diploma MVP</w:t>
+              <w:t>soap</w:t>
             </w:r>
           </w:p>
         </w:tc>
         <w:tc>
           <w:tcPr>
-            <w:tcW w:type="dxa" w:w="4200"/>
+            <w:tcW w:type="dxa" w:w="1200"/>
+            <w:tcBorders>
+              <w:top w:val="single" w:sz="4" w:space="0" w:color="D0D7DE"/>
+              <w:left w:val="single" w:sz="4" w:space="0" w:color="D0D7DE"/>
+              <w:bottom w:val="single" w:sz="4" w:space="0" w:color="D0D7DE"/>
+              <w:right w:val="single" w:sz="4" w:space="0" w:color="D0D7DE"/>
+              <w:insideH w:val="single" w:sz="4" w:space="0" w:color="D0D7DE"/>
+              <w:insideV w:val="single" w:sz="4" w:space="0" w:color="D0D7DE"/>
+            </w:tcBorders>
           </w:tcPr>
           <w:p>
             <w:pPr>
-              <w:keepNext w:val="0"/>
-              <w:spacing w:before="0" w:after="0" w:line="276" w:lineRule="auto"/>
+              <w:spacing w:after="0" w:line="252" w:lineRule="auto"/>
             </w:pPr>
             <w:r>
               <w:rPr>
-                <w:rFonts w:ascii="Calibri" w:hAnsi="Calibri" w:eastAsia="Calibri"/>
-                <w:color w:val="111827"/>
-                <w:sz w:val="18"/>
+                <w:rFonts w:ascii="Calibri" w:hAnsi="Calibri" w:eastAsia="Calibri" w:cs="Calibri"/>
+                <w:sz w:val="17"/>
               </w:rPr>
-              <w:t>Из attachment создан workflow spec, инициализирован git, поднят backend на Docker PostgreSQL, затем собран первый operator UI skeleton.</w:t>
+              <w:t>382</w:t>
             </w:r>
           </w:p>
         </w:tc>
         <w:tc>
           <w:tcPr>
-            <w:tcW w:type="dxa" w:w="3060"/>
+            <w:tcW w:type="dxa" w:w="1200"/>
+            <w:tcBorders>
+              <w:top w:val="single" w:sz="4" w:space="0" w:color="D0D7DE"/>
+              <w:left w:val="single" w:sz="4" w:space="0" w:color="D0D7DE"/>
+              <w:bottom w:val="single" w:sz="4" w:space="0" w:color="D0D7DE"/>
+              <w:right w:val="single" w:sz="4" w:space="0" w:color="D0D7DE"/>
+              <w:insideH w:val="single" w:sz="4" w:space="0" w:color="D0D7DE"/>
+              <w:insideV w:val="single" w:sz="4" w:space="0" w:color="D0D7DE"/>
+            </w:tcBorders>
           </w:tcPr>
           <w:p>
             <w:pPr>
-              <w:keepNext w:val="0"/>
-              <w:spacing w:before="0" w:after="0" w:line="276" w:lineRule="auto"/>
+              <w:spacing w:after="0" w:line="252" w:lineRule="auto"/>
             </w:pPr>
             <w:r>
               <w:rPr>
-                <w:rFonts w:ascii="Calibri" w:hAnsi="Calibri" w:eastAsia="Calibri"/>
-                <w:color w:val="111827"/>
-                <w:sz w:val="18"/>
+                <w:rFonts w:ascii="Calibri" w:hAnsi="Calibri" w:eastAsia="Calibri" w:cs="Calibri"/>
+                <w:sz w:val="17"/>
               </w:rPr>
-              <w:t>Когда пользователь говорит “запусти приложение”, сервис реально поднимается и проверяется curl/browser, а не только выдаются команды.</w:t>
+              <w:t>Leiden</w:t>
+            </w:r>
+          </w:p>
+        </w:tc>
+        <w:tc>
+          <w:tcPr>
+            <w:tcW w:type="dxa" w:w="5160"/>
+            <w:tcBorders>
+              <w:top w:val="single" w:sz="4" w:space="0" w:color="D0D7DE"/>
+              <w:left w:val="single" w:sz="4" w:space="0" w:color="D0D7DE"/>
+              <w:bottom w:val="single" w:sz="4" w:space="0" w:color="D0D7DE"/>
+              <w:right w:val="single" w:sz="4" w:space="0" w:color="D0D7DE"/>
+              <w:insideH w:val="single" w:sz="4" w:space="0" w:color="D0D7DE"/>
+              <w:insideV w:val="single" w:sz="4" w:space="0" w:color="D0D7DE"/>
+            </w:tcBorders>
+          </w:tcPr>
+          <w:p>
+            <w:pPr>
+              <w:spacing w:after="0" w:line="252" w:lineRule="auto"/>
+            </w:pPr>
+            <w:r>
+              <w:rPr>
+                <w:rFonts w:ascii="Calibri" w:hAnsi="Calibri" w:eastAsia="Calibri" w:cs="Calibri"/>
+                <w:sz w:val="17"/>
+              </w:rPr>
+              <w:t>Отдельный graph output для soap.</w:t>
             </w:r>
           </w:p>
         </w:tc>
@@ -2158,66 +4848,1725 @@
     </w:tbl>
     <w:p>
       <w:pPr>
-        <w:keepNext w:val="0"/>
-        <w:spacing w:after="120" w:before="0" w:line="300" w:lineRule="auto"/>
+        <w:jc w:val="center"/>
       </w:pPr>
+      <w:r>
+        <w:drawing>
+          <wp:inline xmlns:a="http://schemas.openxmlformats.org/drawingml/2006/main" xmlns:pic="http://schemas.openxmlformats.org/drawingml/2006/picture">
+            <wp:extent cx="5394960" cy="4619434"/>
+            <wp:docPr id="5" name="Picture 5"/>
+            <wp:cNvGraphicFramePr>
+              <a:graphicFrameLocks noChangeAspect="1"/>
+            </wp:cNvGraphicFramePr>
+            <a:graphic>
+              <a:graphicData uri="http://schemas.openxmlformats.org/drawingml/2006/picture">
+                <pic:pic>
+                  <pic:nvPicPr>
+                    <pic:cNvPr id="0" name="coconut_oil_3d_graph.jpg"/>
+                    <pic:cNvPicPr/>
+                  </pic:nvPicPr>
+                  <pic:blipFill>
+                    <a:blip r:embed="rId15"/>
+                    <a:stretch>
+                      <a:fillRect/>
+                    </a:stretch>
+                  </pic:blipFill>
+                  <pic:spPr>
+                    <a:xfrm>
+                      <a:off x="0" y="0"/>
+                      <a:ext cx="5394960" cy="4619434"/>
+                    </a:xfrm>
+                    <a:prstGeom prst="rect"/>
+                  </pic:spPr>
+                </pic:pic>
+              </a:graphicData>
+            </a:graphic>
+          </wp:inline>
+        </w:drawing>
+      </w:r>
+    </w:p>
+    <w:p>
+      <w:pPr>
+        <w:pStyle w:val="Caption"/>
+        <w:jc w:val="center"/>
+      </w:pPr>
+      <w:r>
+        <w:rPr>
+          <w:rFonts w:ascii="Calibri" w:hAnsi="Calibri" w:eastAsia="Calibri" w:cs="Calibri"/>
+          <w:color w:val="5B6770"/>
+          <w:sz w:val="18"/>
+        </w:rPr>
+      </w:r>
+      <w:r>
+        <w:rPr>
+          <w:rFonts w:ascii="Calibri" w:hAnsi="Calibri" w:eastAsia="Calibri" w:cs="Calibri"/>
+          <w:color w:val="5B6770"/>
+          <w:sz w:val="18"/>
+        </w:rPr>
+        <w:t>Рисунок 4. Notebook 04: 3D family graph для coconut_oil, показывающий компоненты и локальную высоту/продажи.</w:t>
+      </w:r>
     </w:p>
     <w:p>
       <w:pPr>
         <w:pStyle w:val="Heading1"/>
-        <w:keepNext/>
-        <w:spacing w:before="360" w:after="200" w:line="300" w:lineRule="auto"/>
       </w:pPr>
       <w:r>
         <w:rPr>
-          <w:rFonts w:ascii="Calibri" w:hAnsi="Calibri" w:eastAsia="Calibri"/>
-          <w:b/>
-          <w:color w:val="2E74B5"/>
-          <w:sz w:val="32"/>
+          <w:rFonts w:ascii="Calibri" w:hAnsi="Calibri" w:eastAsia="Calibri" w:cs="Calibri"/>
         </w:rPr>
-        <w:t>8. Источники этой сводки</w:t>
+        <w:t>7. Production ML-дедуп в web-app</w:t>
+      </w:r>
+    </w:p>
+    <w:p>
+      <w:r>
+        <w:rPr>
+          <w:rFonts w:ascii="Calibri" w:hAnsi="Calibri" w:eastAsia="Calibri" w:cs="Calibri"/>
+        </w:rPr>
+        <w:t>Production v1 живет в pipeline/services/dedup/ и вызывается из web workflow. API и UI находятся в mpstats_app/api/dedup.py и web. Вкладка «Данные -&gt; ML-дедуп» показывает eligible-категории, текущий run, таблицу запусков, cache status, artifacts groups/edges и браузер SKU.</w:t>
+      </w:r>
+    </w:p>
+    <w:tbl>
+      <w:tblPr>
+        <w:tblW w:type="dxa" w:w="9360"/>
+        <w:jc w:val="center"/>
+        <w:tblLayout w:type="fixed"/>
+        <w:tblLook w:firstColumn="1" w:firstRow="1" w:lastColumn="0" w:lastRow="0" w:noHBand="0" w:noVBand="1" w:val="04A0"/>
+      </w:tblPr>
+      <w:tblGrid>
+        <w:gridCol w:w="2700"/>
+        <w:gridCol w:w="6660"/>
+      </w:tblGrid>
+      <w:tr>
+        <w:tc>
+          <w:tcPr>
+            <w:tcW w:type="dxa" w:w="2700"/>
+            <w:vAlign w:val="center"/>
+            <w:tcMar>
+              <w:top w:w="80" w:type="dxa"/>
+              <w:bottom w:w="80" w:type="dxa"/>
+              <w:start w:w="120" w:type="dxa"/>
+              <w:end w:w="120" w:type="dxa"/>
+            </w:tcMar>
+            <w:tcBorders>
+              <w:top w:val="single" w:sz="4" w:space="0" w:color="D0D7DE"/>
+              <w:left w:val="single" w:sz="4" w:space="0" w:color="D0D7DE"/>
+              <w:bottom w:val="single" w:sz="4" w:space="0" w:color="D0D7DE"/>
+              <w:right w:val="single" w:sz="4" w:space="0" w:color="D0D7DE"/>
+              <w:insideH w:val="single" w:sz="4" w:space="0" w:color="D0D7DE"/>
+              <w:insideV w:val="single" w:sz="4" w:space="0" w:color="D0D7DE"/>
+            </w:tcBorders>
+            <w:shd w:fill="E8EEF5"/>
+          </w:tcPr>
+          <w:p>
+            <w:pPr>
+              <w:spacing w:after="0" w:line="252" w:lineRule="auto"/>
+            </w:pPr>
+            <w:r>
+              <w:rPr>
+                <w:rFonts w:ascii="Calibri" w:hAnsi="Calibri" w:eastAsia="Calibri" w:cs="Calibri"/>
+                <w:b/>
+                <w:color w:val="1F2937"/>
+                <w:sz w:val="17"/>
+              </w:rPr>
+              <w:t>Параметр</w:t>
+            </w:r>
+          </w:p>
+        </w:tc>
+        <w:tc>
+          <w:tcPr>
+            <w:tcW w:type="dxa" w:w="6660"/>
+            <w:vAlign w:val="center"/>
+            <w:tcMar>
+              <w:top w:w="80" w:type="dxa"/>
+              <w:bottom w:w="80" w:type="dxa"/>
+              <w:start w:w="120" w:type="dxa"/>
+              <w:end w:w="120" w:type="dxa"/>
+            </w:tcMar>
+            <w:tcBorders>
+              <w:top w:val="single" w:sz="4" w:space="0" w:color="D0D7DE"/>
+              <w:left w:val="single" w:sz="4" w:space="0" w:color="D0D7DE"/>
+              <w:bottom w:val="single" w:sz="4" w:space="0" w:color="D0D7DE"/>
+              <w:right w:val="single" w:sz="4" w:space="0" w:color="D0D7DE"/>
+              <w:insideH w:val="single" w:sz="4" w:space="0" w:color="D0D7DE"/>
+              <w:insideV w:val="single" w:sz="4" w:space="0" w:color="D0D7DE"/>
+            </w:tcBorders>
+            <w:shd w:fill="E8EEF5"/>
+          </w:tcPr>
+          <w:p>
+            <w:pPr>
+              <w:spacing w:after="0" w:line="252" w:lineRule="auto"/>
+            </w:pPr>
+            <w:r>
+              <w:rPr>
+                <w:rFonts w:ascii="Calibri" w:hAnsi="Calibri" w:eastAsia="Calibri" w:cs="Calibri"/>
+                <w:b/>
+                <w:color w:val="1F2937"/>
+                <w:sz w:val="17"/>
+              </w:rPr>
+              <w:t>Значение</w:t>
+            </w:r>
+          </w:p>
+        </w:tc>
+      </w:tr>
+      <w:tr>
+        <w:tc>
+          <w:tcPr>
+            <w:tcW w:type="dxa" w:w="2700"/>
+            <w:tcBorders>
+              <w:top w:val="single" w:sz="4" w:space="0" w:color="D0D7DE"/>
+              <w:left w:val="single" w:sz="4" w:space="0" w:color="D0D7DE"/>
+              <w:bottom w:val="single" w:sz="4" w:space="0" w:color="D0D7DE"/>
+              <w:right w:val="single" w:sz="4" w:space="0" w:color="D0D7DE"/>
+              <w:insideH w:val="single" w:sz="4" w:space="0" w:color="D0D7DE"/>
+              <w:insideV w:val="single" w:sz="4" w:space="0" w:color="D0D7DE"/>
+            </w:tcBorders>
+          </w:tcPr>
+          <w:p>
+            <w:pPr>
+              <w:spacing w:after="0" w:line="252" w:lineRule="auto"/>
+            </w:pPr>
+            <w:r>
+              <w:rPr>
+                <w:rFonts w:ascii="Calibri" w:hAnsi="Calibri" w:eastAsia="Calibri" w:cs="Calibri"/>
+                <w:sz w:val="17"/>
+              </w:rPr>
+              <w:t>method</w:t>
+            </w:r>
+          </w:p>
+        </w:tc>
+        <w:tc>
+          <w:tcPr>
+            <w:tcW w:type="dxa" w:w="6660"/>
+            <w:tcBorders>
+              <w:top w:val="single" w:sz="4" w:space="0" w:color="D0D7DE"/>
+              <w:left w:val="single" w:sz="4" w:space="0" w:color="D0D7DE"/>
+              <w:bottom w:val="single" w:sz="4" w:space="0" w:color="D0D7DE"/>
+              <w:right w:val="single" w:sz="4" w:space="0" w:color="D0D7DE"/>
+              <w:insideH w:val="single" w:sz="4" w:space="0" w:color="D0D7DE"/>
+              <w:insideV w:val="single" w:sz="4" w:space="0" w:color="D0D7DE"/>
+            </w:tcBorders>
+          </w:tcPr>
+          <w:p>
+            <w:pPr>
+              <w:spacing w:after="0" w:line="252" w:lineRule="auto"/>
+            </w:pPr>
+            <w:r>
+              <w:rPr>
+                <w:rFonts w:ascii="Calibri" w:hAnsi="Calibri" w:eastAsia="Calibri" w:cs="Calibri"/>
+                <w:sz w:val="17"/>
+              </w:rPr>
+              <w:t>ft_bge_reranker_v2_m3</w:t>
+            </w:r>
+          </w:p>
+        </w:tc>
+      </w:tr>
+      <w:tr>
+        <w:tc>
+          <w:tcPr>
+            <w:tcW w:type="dxa" w:w="2700"/>
+            <w:tcBorders>
+              <w:top w:val="single" w:sz="4" w:space="0" w:color="D0D7DE"/>
+              <w:left w:val="single" w:sz="4" w:space="0" w:color="D0D7DE"/>
+              <w:bottom w:val="single" w:sz="4" w:space="0" w:color="D0D7DE"/>
+              <w:right w:val="single" w:sz="4" w:space="0" w:color="D0D7DE"/>
+              <w:insideH w:val="single" w:sz="4" w:space="0" w:color="D0D7DE"/>
+              <w:insideV w:val="single" w:sz="4" w:space="0" w:color="D0D7DE"/>
+            </w:tcBorders>
+          </w:tcPr>
+          <w:p>
+            <w:pPr>
+              <w:spacing w:after="0" w:line="252" w:lineRule="auto"/>
+            </w:pPr>
+            <w:r>
+              <w:rPr>
+                <w:rFonts w:ascii="Calibri" w:hAnsi="Calibri" w:eastAsia="Calibri" w:cs="Calibri"/>
+                <w:sz w:val="17"/>
+              </w:rPr>
+              <w:t>HF model id</w:t>
+            </w:r>
+          </w:p>
+        </w:tc>
+        <w:tc>
+          <w:tcPr>
+            <w:tcW w:type="dxa" w:w="6660"/>
+            <w:tcBorders>
+              <w:top w:val="single" w:sz="4" w:space="0" w:color="D0D7DE"/>
+              <w:left w:val="single" w:sz="4" w:space="0" w:color="D0D7DE"/>
+              <w:bottom w:val="single" w:sz="4" w:space="0" w:color="D0D7DE"/>
+              <w:right w:val="single" w:sz="4" w:space="0" w:color="D0D7DE"/>
+              <w:insideH w:val="single" w:sz="4" w:space="0" w:color="D0D7DE"/>
+              <w:insideV w:val="single" w:sz="4" w:space="0" w:color="D0D7DE"/>
+            </w:tcBorders>
+          </w:tcPr>
+          <w:p>
+            <w:pPr>
+              <w:spacing w:after="0" w:line="252" w:lineRule="auto"/>
+            </w:pPr>
+            <w:r>
+              <w:rPr>
+                <w:rFonts w:ascii="Calibri" w:hAnsi="Calibri" w:eastAsia="Calibri" w:cs="Calibri"/>
+                <w:sz w:val="17"/>
+              </w:rPr>
+              <w:t>exoldoff/bge-reranker-v2-m3-cross-encoder-marketplaces-rus</w:t>
+            </w:r>
+          </w:p>
+        </w:tc>
+      </w:tr>
+      <w:tr>
+        <w:tc>
+          <w:tcPr>
+            <w:tcW w:type="dxa" w:w="2700"/>
+            <w:tcBorders>
+              <w:top w:val="single" w:sz="4" w:space="0" w:color="D0D7DE"/>
+              <w:left w:val="single" w:sz="4" w:space="0" w:color="D0D7DE"/>
+              <w:bottom w:val="single" w:sz="4" w:space="0" w:color="D0D7DE"/>
+              <w:right w:val="single" w:sz="4" w:space="0" w:color="D0D7DE"/>
+              <w:insideH w:val="single" w:sz="4" w:space="0" w:color="D0D7DE"/>
+              <w:insideV w:val="single" w:sz="4" w:space="0" w:color="D0D7DE"/>
+            </w:tcBorders>
+          </w:tcPr>
+          <w:p>
+            <w:pPr>
+              <w:spacing w:after="0" w:line="252" w:lineRule="auto"/>
+            </w:pPr>
+            <w:r>
+              <w:rPr>
+                <w:rFonts w:ascii="Calibri" w:hAnsi="Calibri" w:eastAsia="Calibri" w:cs="Calibri"/>
+                <w:sz w:val="17"/>
+              </w:rPr>
+              <w:t>Embedding model</w:t>
+            </w:r>
+          </w:p>
+        </w:tc>
+        <w:tc>
+          <w:tcPr>
+            <w:tcW w:type="dxa" w:w="6660"/>
+            <w:tcBorders>
+              <w:top w:val="single" w:sz="4" w:space="0" w:color="D0D7DE"/>
+              <w:left w:val="single" w:sz="4" w:space="0" w:color="D0D7DE"/>
+              <w:bottom w:val="single" w:sz="4" w:space="0" w:color="D0D7DE"/>
+              <w:right w:val="single" w:sz="4" w:space="0" w:color="D0D7DE"/>
+              <w:insideH w:val="single" w:sz="4" w:space="0" w:color="D0D7DE"/>
+              <w:insideV w:val="single" w:sz="4" w:space="0" w:color="D0D7DE"/>
+            </w:tcBorders>
+          </w:tcPr>
+          <w:p>
+            <w:pPr>
+              <w:spacing w:after="0" w:line="252" w:lineRule="auto"/>
+            </w:pPr>
+            <w:r>
+              <w:rPr>
+                <w:rFonts w:ascii="Calibri" w:hAnsi="Calibri" w:eastAsia="Calibri" w:cs="Calibri"/>
+                <w:sz w:val="17"/>
+              </w:rPr>
+              <w:t>intfloat/multilingual-e5-small</w:t>
+            </w:r>
+          </w:p>
+        </w:tc>
+      </w:tr>
+      <w:tr>
+        <w:tc>
+          <w:tcPr>
+            <w:tcW w:type="dxa" w:w="2700"/>
+            <w:tcBorders>
+              <w:top w:val="single" w:sz="4" w:space="0" w:color="D0D7DE"/>
+              <w:left w:val="single" w:sz="4" w:space="0" w:color="D0D7DE"/>
+              <w:bottom w:val="single" w:sz="4" w:space="0" w:color="D0D7DE"/>
+              <w:right w:val="single" w:sz="4" w:space="0" w:color="D0D7DE"/>
+              <w:insideH w:val="single" w:sz="4" w:space="0" w:color="D0D7DE"/>
+              <w:insideV w:val="single" w:sz="4" w:space="0" w:color="D0D7DE"/>
+            </w:tcBorders>
+          </w:tcPr>
+          <w:p>
+            <w:pPr>
+              <w:spacing w:after="0" w:line="252" w:lineRule="auto"/>
+            </w:pPr>
+            <w:r>
+              <w:rPr>
+                <w:rFonts w:ascii="Calibri" w:hAnsi="Calibri" w:eastAsia="Calibri" w:cs="Calibri"/>
+                <w:sz w:val="17"/>
+              </w:rPr>
+              <w:t>FAISS top K</w:t>
+            </w:r>
+          </w:p>
+        </w:tc>
+        <w:tc>
+          <w:tcPr>
+            <w:tcW w:type="dxa" w:w="6660"/>
+            <w:tcBorders>
+              <w:top w:val="single" w:sz="4" w:space="0" w:color="D0D7DE"/>
+              <w:left w:val="single" w:sz="4" w:space="0" w:color="D0D7DE"/>
+              <w:bottom w:val="single" w:sz="4" w:space="0" w:color="D0D7DE"/>
+              <w:right w:val="single" w:sz="4" w:space="0" w:color="D0D7DE"/>
+              <w:insideH w:val="single" w:sz="4" w:space="0" w:color="D0D7DE"/>
+              <w:insideV w:val="single" w:sz="4" w:space="0" w:color="D0D7DE"/>
+            </w:tcBorders>
+          </w:tcPr>
+          <w:p>
+            <w:pPr>
+              <w:spacing w:after="0" w:line="252" w:lineRule="auto"/>
+            </w:pPr>
+            <w:r>
+              <w:rPr>
+                <w:rFonts w:ascii="Calibri" w:hAnsi="Calibri" w:eastAsia="Calibri" w:cs="Calibri"/>
+                <w:sz w:val="17"/>
+              </w:rPr>
+              <w:t>30</w:t>
+            </w:r>
+          </w:p>
+        </w:tc>
+      </w:tr>
+      <w:tr>
+        <w:tc>
+          <w:tcPr>
+            <w:tcW w:type="dxa" w:w="2700"/>
+            <w:tcBorders>
+              <w:top w:val="single" w:sz="4" w:space="0" w:color="D0D7DE"/>
+              <w:left w:val="single" w:sz="4" w:space="0" w:color="D0D7DE"/>
+              <w:bottom w:val="single" w:sz="4" w:space="0" w:color="D0D7DE"/>
+              <w:right w:val="single" w:sz="4" w:space="0" w:color="D0D7DE"/>
+              <w:insideH w:val="single" w:sz="4" w:space="0" w:color="D0D7DE"/>
+              <w:insideV w:val="single" w:sz="4" w:space="0" w:color="D0D7DE"/>
+            </w:tcBorders>
+          </w:tcPr>
+          <w:p>
+            <w:pPr>
+              <w:spacing w:after="0" w:line="252" w:lineRule="auto"/>
+            </w:pPr>
+            <w:r>
+              <w:rPr>
+                <w:rFonts w:ascii="Calibri" w:hAnsi="Calibri" w:eastAsia="Calibri" w:cs="Calibri"/>
+                <w:sz w:val="17"/>
+              </w:rPr>
+              <w:t>Activation</w:t>
+            </w:r>
+          </w:p>
+        </w:tc>
+        <w:tc>
+          <w:tcPr>
+            <w:tcW w:type="dxa" w:w="6660"/>
+            <w:tcBorders>
+              <w:top w:val="single" w:sz="4" w:space="0" w:color="D0D7DE"/>
+              <w:left w:val="single" w:sz="4" w:space="0" w:color="D0D7DE"/>
+              <w:bottom w:val="single" w:sz="4" w:space="0" w:color="D0D7DE"/>
+              <w:right w:val="single" w:sz="4" w:space="0" w:color="D0D7DE"/>
+              <w:insideH w:val="single" w:sz="4" w:space="0" w:color="D0D7DE"/>
+              <w:insideV w:val="single" w:sz="4" w:space="0" w:color="D0D7DE"/>
+            </w:tcBorders>
+          </w:tcPr>
+          <w:p>
+            <w:pPr>
+              <w:spacing w:after="0" w:line="252" w:lineRule="auto"/>
+            </w:pPr>
+            <w:r>
+              <w:rPr>
+                <w:rFonts w:ascii="Calibri" w:hAnsi="Calibri" w:eastAsia="Calibri" w:cs="Calibri"/>
+                <w:sz w:val="17"/>
+              </w:rPr>
+              <w:t>sigmoid</w:t>
+            </w:r>
+          </w:p>
+        </w:tc>
+      </w:tr>
+      <w:tr>
+        <w:tc>
+          <w:tcPr>
+            <w:tcW w:type="dxa" w:w="2700"/>
+            <w:tcBorders>
+              <w:top w:val="single" w:sz="4" w:space="0" w:color="D0D7DE"/>
+              <w:left w:val="single" w:sz="4" w:space="0" w:color="D0D7DE"/>
+              <w:bottom w:val="single" w:sz="4" w:space="0" w:color="D0D7DE"/>
+              <w:right w:val="single" w:sz="4" w:space="0" w:color="D0D7DE"/>
+              <w:insideH w:val="single" w:sz="4" w:space="0" w:color="D0D7DE"/>
+              <w:insideV w:val="single" w:sz="4" w:space="0" w:color="D0D7DE"/>
+            </w:tcBorders>
+          </w:tcPr>
+          <w:p>
+            <w:pPr>
+              <w:spacing w:after="0" w:line="252" w:lineRule="auto"/>
+            </w:pPr>
+            <w:r>
+              <w:rPr>
+                <w:rFonts w:ascii="Calibri" w:hAnsi="Calibri" w:eastAsia="Calibri" w:cs="Calibri"/>
+                <w:sz w:val="17"/>
+              </w:rPr>
+              <w:t>Threshold strategy</w:t>
+            </w:r>
+          </w:p>
+        </w:tc>
+        <w:tc>
+          <w:tcPr>
+            <w:tcW w:type="dxa" w:w="6660"/>
+            <w:tcBorders>
+              <w:top w:val="single" w:sz="4" w:space="0" w:color="D0D7DE"/>
+              <w:left w:val="single" w:sz="4" w:space="0" w:color="D0D7DE"/>
+              <w:bottom w:val="single" w:sz="4" w:space="0" w:color="D0D7DE"/>
+              <w:right w:val="single" w:sz="4" w:space="0" w:color="D0D7DE"/>
+              <w:insideH w:val="single" w:sz="4" w:space="0" w:color="D0D7DE"/>
+              <w:insideV w:val="single" w:sz="4" w:space="0" w:color="D0D7DE"/>
+            </w:tcBorders>
+          </w:tcPr>
+          <w:p>
+            <w:pPr>
+              <w:spacing w:after="0" w:line="252" w:lineRule="auto"/>
+            </w:pPr>
+            <w:r>
+              <w:rPr>
+                <w:rFonts w:ascii="Calibri" w:hAnsi="Calibri" w:eastAsia="Calibri" w:cs="Calibri"/>
+                <w:sz w:val="17"/>
+              </w:rPr>
+              <w:t>threshold_weighted_cost</w:t>
+            </w:r>
+          </w:p>
+        </w:tc>
+      </w:tr>
+      <w:tr>
+        <w:tc>
+          <w:tcPr>
+            <w:tcW w:type="dxa" w:w="2700"/>
+            <w:tcBorders>
+              <w:top w:val="single" w:sz="4" w:space="0" w:color="D0D7DE"/>
+              <w:left w:val="single" w:sz="4" w:space="0" w:color="D0D7DE"/>
+              <w:bottom w:val="single" w:sz="4" w:space="0" w:color="D0D7DE"/>
+              <w:right w:val="single" w:sz="4" w:space="0" w:color="D0D7DE"/>
+              <w:insideH w:val="single" w:sz="4" w:space="0" w:color="D0D7DE"/>
+              <w:insideV w:val="single" w:sz="4" w:space="0" w:color="D0D7DE"/>
+            </w:tcBorders>
+          </w:tcPr>
+          <w:p>
+            <w:pPr>
+              <w:spacing w:after="0" w:line="252" w:lineRule="auto"/>
+            </w:pPr>
+            <w:r>
+              <w:rPr>
+                <w:rFonts w:ascii="Calibri" w:hAnsi="Calibri" w:eastAsia="Calibri" w:cs="Calibri"/>
+                <w:sz w:val="17"/>
+              </w:rPr>
+              <w:t>sauces threshold</w:t>
+            </w:r>
+          </w:p>
+        </w:tc>
+        <w:tc>
+          <w:tcPr>
+            <w:tcW w:type="dxa" w:w="6660"/>
+            <w:tcBorders>
+              <w:top w:val="single" w:sz="4" w:space="0" w:color="D0D7DE"/>
+              <w:left w:val="single" w:sz="4" w:space="0" w:color="D0D7DE"/>
+              <w:bottom w:val="single" w:sz="4" w:space="0" w:color="D0D7DE"/>
+              <w:right w:val="single" w:sz="4" w:space="0" w:color="D0D7DE"/>
+              <w:insideH w:val="single" w:sz="4" w:space="0" w:color="D0D7DE"/>
+              <w:insideV w:val="single" w:sz="4" w:space="0" w:color="D0D7DE"/>
+            </w:tcBorders>
+          </w:tcPr>
+          <w:p>
+            <w:pPr>
+              <w:spacing w:after="0" w:line="252" w:lineRule="auto"/>
+            </w:pPr>
+            <w:r>
+              <w:rPr>
+                <w:rFonts w:ascii="Calibri" w:hAnsi="Calibri" w:eastAsia="Calibri" w:cs="Calibri"/>
+                <w:sz w:val="17"/>
+              </w:rPr>
+              <w:t>0.917444</w:t>
+            </w:r>
+          </w:p>
+        </w:tc>
+      </w:tr>
+      <w:tr>
+        <w:tc>
+          <w:tcPr>
+            <w:tcW w:type="dxa" w:w="2700"/>
+            <w:tcBorders>
+              <w:top w:val="single" w:sz="4" w:space="0" w:color="D0D7DE"/>
+              <w:left w:val="single" w:sz="4" w:space="0" w:color="D0D7DE"/>
+              <w:bottom w:val="single" w:sz="4" w:space="0" w:color="D0D7DE"/>
+              <w:right w:val="single" w:sz="4" w:space="0" w:color="D0D7DE"/>
+              <w:insideH w:val="single" w:sz="4" w:space="0" w:color="D0D7DE"/>
+              <w:insideV w:val="single" w:sz="4" w:space="0" w:color="D0D7DE"/>
+            </w:tcBorders>
+          </w:tcPr>
+          <w:p>
+            <w:pPr>
+              <w:spacing w:after="0" w:line="252" w:lineRule="auto"/>
+            </w:pPr>
+            <w:r>
+              <w:rPr>
+                <w:rFonts w:ascii="Calibri" w:hAnsi="Calibri" w:eastAsia="Calibri" w:cs="Calibri"/>
+                <w:sz w:val="17"/>
+              </w:rPr>
+              <w:t>coconut_oil threshold</w:t>
+            </w:r>
+          </w:p>
+        </w:tc>
+        <w:tc>
+          <w:tcPr>
+            <w:tcW w:type="dxa" w:w="6660"/>
+            <w:tcBorders>
+              <w:top w:val="single" w:sz="4" w:space="0" w:color="D0D7DE"/>
+              <w:left w:val="single" w:sz="4" w:space="0" w:color="D0D7DE"/>
+              <w:bottom w:val="single" w:sz="4" w:space="0" w:color="D0D7DE"/>
+              <w:right w:val="single" w:sz="4" w:space="0" w:color="D0D7DE"/>
+              <w:insideH w:val="single" w:sz="4" w:space="0" w:color="D0D7DE"/>
+              <w:insideV w:val="single" w:sz="4" w:space="0" w:color="D0D7DE"/>
+            </w:tcBorders>
+          </w:tcPr>
+          <w:p>
+            <w:pPr>
+              <w:spacing w:after="0" w:line="252" w:lineRule="auto"/>
+            </w:pPr>
+            <w:r>
+              <w:rPr>
+                <w:rFonts w:ascii="Calibri" w:hAnsi="Calibri" w:eastAsia="Calibri" w:cs="Calibri"/>
+                <w:sz w:val="17"/>
+              </w:rPr>
+              <w:t>0.872321</w:t>
+            </w:r>
+          </w:p>
+        </w:tc>
+      </w:tr>
+      <w:tr>
+        <w:tc>
+          <w:tcPr>
+            <w:tcW w:type="dxa" w:w="2700"/>
+            <w:tcBorders>
+              <w:top w:val="single" w:sz="4" w:space="0" w:color="D0D7DE"/>
+              <w:left w:val="single" w:sz="4" w:space="0" w:color="D0D7DE"/>
+              <w:bottom w:val="single" w:sz="4" w:space="0" w:color="D0D7DE"/>
+              <w:right w:val="single" w:sz="4" w:space="0" w:color="D0D7DE"/>
+              <w:insideH w:val="single" w:sz="4" w:space="0" w:color="D0D7DE"/>
+              <w:insideV w:val="single" w:sz="4" w:space="0" w:color="D0D7DE"/>
+            </w:tcBorders>
+          </w:tcPr>
+          <w:p>
+            <w:pPr>
+              <w:spacing w:after="0" w:line="252" w:lineRule="auto"/>
+            </w:pPr>
+            <w:r>
+              <w:rPr>
+                <w:rFonts w:ascii="Calibri" w:hAnsi="Calibri" w:eastAsia="Calibri" w:cs="Calibri"/>
+                <w:sz w:val="17"/>
+              </w:rPr>
+              <w:t>soap threshold</w:t>
+            </w:r>
+          </w:p>
+        </w:tc>
+        <w:tc>
+          <w:tcPr>
+            <w:tcW w:type="dxa" w:w="6660"/>
+            <w:tcBorders>
+              <w:top w:val="single" w:sz="4" w:space="0" w:color="D0D7DE"/>
+              <w:left w:val="single" w:sz="4" w:space="0" w:color="D0D7DE"/>
+              <w:bottom w:val="single" w:sz="4" w:space="0" w:color="D0D7DE"/>
+              <w:right w:val="single" w:sz="4" w:space="0" w:color="D0D7DE"/>
+              <w:insideH w:val="single" w:sz="4" w:space="0" w:color="D0D7DE"/>
+              <w:insideV w:val="single" w:sz="4" w:space="0" w:color="D0D7DE"/>
+            </w:tcBorders>
+          </w:tcPr>
+          <w:p>
+            <w:pPr>
+              <w:spacing w:after="0" w:line="252" w:lineRule="auto"/>
+            </w:pPr>
+            <w:r>
+              <w:rPr>
+                <w:rFonts w:ascii="Calibri" w:hAnsi="Calibri" w:eastAsia="Calibri" w:cs="Calibri"/>
+                <w:sz w:val="17"/>
+              </w:rPr>
+              <w:t>0.930329</w:t>
+            </w:r>
+          </w:p>
+        </w:tc>
+      </w:tr>
+      <w:tr>
+        <w:tc>
+          <w:tcPr>
+            <w:tcW w:type="dxa" w:w="2700"/>
+            <w:tcBorders>
+              <w:top w:val="single" w:sz="4" w:space="0" w:color="D0D7DE"/>
+              <w:left w:val="single" w:sz="4" w:space="0" w:color="D0D7DE"/>
+              <w:bottom w:val="single" w:sz="4" w:space="0" w:color="D0D7DE"/>
+              <w:right w:val="single" w:sz="4" w:space="0" w:color="D0D7DE"/>
+              <w:insideH w:val="single" w:sz="4" w:space="0" w:color="D0D7DE"/>
+              <w:insideV w:val="single" w:sz="4" w:space="0" w:color="D0D7DE"/>
+            </w:tcBorders>
+          </w:tcPr>
+          <w:p>
+            <w:pPr>
+              <w:spacing w:after="0" w:line="252" w:lineRule="auto"/>
+            </w:pPr>
+            <w:r>
+              <w:rPr>
+                <w:rFonts w:ascii="Calibri" w:hAnsi="Calibri" w:eastAsia="Calibri" w:cs="Calibri"/>
+                <w:sz w:val="17"/>
+              </w:rPr>
+              <w:t>fallback threshold</w:t>
+            </w:r>
+          </w:p>
+        </w:tc>
+        <w:tc>
+          <w:tcPr>
+            <w:tcW w:type="dxa" w:w="6660"/>
+            <w:tcBorders>
+              <w:top w:val="single" w:sz="4" w:space="0" w:color="D0D7DE"/>
+              <w:left w:val="single" w:sz="4" w:space="0" w:color="D0D7DE"/>
+              <w:bottom w:val="single" w:sz="4" w:space="0" w:color="D0D7DE"/>
+              <w:right w:val="single" w:sz="4" w:space="0" w:color="D0D7DE"/>
+              <w:insideH w:val="single" w:sz="4" w:space="0" w:color="D0D7DE"/>
+              <w:insideV w:val="single" w:sz="4" w:space="0" w:color="D0D7DE"/>
+            </w:tcBorders>
+          </w:tcPr>
+          <w:p>
+            <w:pPr>
+              <w:spacing w:after="0" w:line="252" w:lineRule="auto"/>
+            </w:pPr>
+            <w:r>
+              <w:rPr>
+                <w:rFonts w:ascii="Calibri" w:hAnsi="Calibri" w:eastAsia="Calibri" w:cs="Calibri"/>
+                <w:sz w:val="17"/>
+              </w:rPr>
+              <w:t>0.872321</w:t>
+            </w:r>
+          </w:p>
+        </w:tc>
+      </w:tr>
+    </w:tbl>
+    <w:p>
+      <w:r>
+        <w:rPr>
+          <w:rFonts w:ascii="Calibri" w:hAnsi="Calibri" w:eastAsia="Calibri" w:cs="Calibri"/>
+        </w:rPr>
+        <w:t>Cache-логика теперь многоуровневая: identity-cache для уже известных node-&gt;group, embedding-cache по SKU-node, pair score-cache для cross-encoder score и snapshot-cache с embeddings.npy/node_ids.json/manifest.json для полностью одинакового source/model. Если в повторном запуске все node уже известны, ML-модели не запускаются: результат просто материализуется с актуальными продажами/выручкой.</w:t>
+      </w:r>
+    </w:p>
+    <w:tbl>
+      <w:tblPr>
+        <w:tblW w:type="dxa" w:w="9360"/>
+        <w:jc w:val="center"/>
+        <w:tblLayout w:type="fixed"/>
+        <w:tblLook w:firstColumn="1" w:firstRow="1" w:lastColumn="0" w:lastRow="0" w:noHBand="0" w:noVBand="1" w:val="04A0"/>
+      </w:tblPr>
+      <w:tblGrid>
+        <w:gridCol w:w="2500"/>
+        <w:gridCol w:w="6860"/>
+      </w:tblGrid>
+      <w:tr>
+        <w:tc>
+          <w:tcPr>
+            <w:tcW w:type="dxa" w:w="2500"/>
+            <w:vAlign w:val="center"/>
+            <w:tcMar>
+              <w:top w:w="80" w:type="dxa"/>
+              <w:bottom w:w="80" w:type="dxa"/>
+              <w:start w:w="120" w:type="dxa"/>
+              <w:end w:w="120" w:type="dxa"/>
+            </w:tcMar>
+            <w:tcBorders>
+              <w:top w:val="single" w:sz="4" w:space="0" w:color="D0D7DE"/>
+              <w:left w:val="single" w:sz="4" w:space="0" w:color="D0D7DE"/>
+              <w:bottom w:val="single" w:sz="4" w:space="0" w:color="D0D7DE"/>
+              <w:right w:val="single" w:sz="4" w:space="0" w:color="D0D7DE"/>
+              <w:insideH w:val="single" w:sz="4" w:space="0" w:color="D0D7DE"/>
+              <w:insideV w:val="single" w:sz="4" w:space="0" w:color="D0D7DE"/>
+            </w:tcBorders>
+            <w:shd w:fill="F2F4F7"/>
+          </w:tcPr>
+          <w:p>
+            <w:pPr>
+              <w:spacing w:after="0" w:line="252" w:lineRule="auto"/>
+            </w:pPr>
+            <w:r>
+              <w:rPr>
+                <w:rFonts w:ascii="Calibri" w:hAnsi="Calibri" w:eastAsia="Calibri" w:cs="Calibri"/>
+                <w:b/>
+                <w:color w:val="1F2937"/>
+                <w:sz w:val="17"/>
+              </w:rPr>
+              <w:t>Cache слой</w:t>
+            </w:r>
+          </w:p>
+        </w:tc>
+        <w:tc>
+          <w:tcPr>
+            <w:tcW w:type="dxa" w:w="6860"/>
+            <w:vAlign w:val="center"/>
+            <w:tcMar>
+              <w:top w:w="80" w:type="dxa"/>
+              <w:bottom w:w="80" w:type="dxa"/>
+              <w:start w:w="120" w:type="dxa"/>
+              <w:end w:w="120" w:type="dxa"/>
+            </w:tcMar>
+            <w:tcBorders>
+              <w:top w:val="single" w:sz="4" w:space="0" w:color="D0D7DE"/>
+              <w:left w:val="single" w:sz="4" w:space="0" w:color="D0D7DE"/>
+              <w:bottom w:val="single" w:sz="4" w:space="0" w:color="D0D7DE"/>
+              <w:right w:val="single" w:sz="4" w:space="0" w:color="D0D7DE"/>
+              <w:insideH w:val="single" w:sz="4" w:space="0" w:color="D0D7DE"/>
+              <w:insideV w:val="single" w:sz="4" w:space="0" w:color="D0D7DE"/>
+            </w:tcBorders>
+            <w:shd w:fill="F2F4F7"/>
+          </w:tcPr>
+          <w:p>
+            <w:pPr>
+              <w:spacing w:after="0" w:line="252" w:lineRule="auto"/>
+            </w:pPr>
+            <w:r>
+              <w:rPr>
+                <w:rFonts w:ascii="Calibri" w:hAnsi="Calibri" w:eastAsia="Calibri" w:cs="Calibri"/>
+                <w:b/>
+                <w:color w:val="1F2937"/>
+                <w:sz w:val="17"/>
+              </w:rPr>
+              <w:t>Зачем нужен</w:t>
+            </w:r>
+          </w:p>
+        </w:tc>
+      </w:tr>
+      <w:tr>
+        <w:tc>
+          <w:tcPr>
+            <w:tcW w:type="dxa" w:w="2500"/>
+            <w:tcBorders>
+              <w:top w:val="single" w:sz="4" w:space="0" w:color="D0D7DE"/>
+              <w:left w:val="single" w:sz="4" w:space="0" w:color="D0D7DE"/>
+              <w:bottom w:val="single" w:sz="4" w:space="0" w:color="D0D7DE"/>
+              <w:right w:val="single" w:sz="4" w:space="0" w:color="D0D7DE"/>
+              <w:insideH w:val="single" w:sz="4" w:space="0" w:color="D0D7DE"/>
+              <w:insideV w:val="single" w:sz="4" w:space="0" w:color="D0D7DE"/>
+            </w:tcBorders>
+          </w:tcPr>
+          <w:p>
+            <w:pPr>
+              <w:spacing w:after="0" w:line="252" w:lineRule="auto"/>
+            </w:pPr>
+            <w:r>
+              <w:rPr>
+                <w:rFonts w:ascii="Calibri" w:hAnsi="Calibri" w:eastAsia="Calibri" w:cs="Calibri"/>
+                <w:sz w:val="17"/>
+              </w:rPr>
+              <w:t>identity-cache</w:t>
+            </w:r>
+          </w:p>
+        </w:tc>
+        <w:tc>
+          <w:tcPr>
+            <w:tcW w:type="dxa" w:w="6860"/>
+            <w:tcBorders>
+              <w:top w:val="single" w:sz="4" w:space="0" w:color="D0D7DE"/>
+              <w:left w:val="single" w:sz="4" w:space="0" w:color="D0D7DE"/>
+              <w:bottom w:val="single" w:sz="4" w:space="0" w:color="D0D7DE"/>
+              <w:right w:val="single" w:sz="4" w:space="0" w:color="D0D7DE"/>
+              <w:insideH w:val="single" w:sz="4" w:space="0" w:color="D0D7DE"/>
+              <w:insideV w:val="single" w:sz="4" w:space="0" w:color="D0D7DE"/>
+            </w:tcBorders>
+          </w:tcPr>
+          <w:p>
+            <w:pPr>
+              <w:spacing w:after="0" w:line="252" w:lineRule="auto"/>
+            </w:pPr>
+            <w:r>
+              <w:rPr>
+                <w:rFonts w:ascii="Calibri" w:hAnsi="Calibri" w:eastAsia="Calibri" w:cs="Calibri"/>
+                <w:sz w:val="17"/>
+              </w:rPr>
+              <w:t>Не пересобирать уже найденные группы node_id -&gt; товар/фасовка.</w:t>
+            </w:r>
+          </w:p>
+        </w:tc>
+      </w:tr>
+      <w:tr>
+        <w:tc>
+          <w:tcPr>
+            <w:tcW w:type="dxa" w:w="2500"/>
+            <w:tcBorders>
+              <w:top w:val="single" w:sz="4" w:space="0" w:color="D0D7DE"/>
+              <w:left w:val="single" w:sz="4" w:space="0" w:color="D0D7DE"/>
+              <w:bottom w:val="single" w:sz="4" w:space="0" w:color="D0D7DE"/>
+              <w:right w:val="single" w:sz="4" w:space="0" w:color="D0D7DE"/>
+              <w:insideH w:val="single" w:sz="4" w:space="0" w:color="D0D7DE"/>
+              <w:insideV w:val="single" w:sz="4" w:space="0" w:color="D0D7DE"/>
+            </w:tcBorders>
+          </w:tcPr>
+          <w:p>
+            <w:pPr>
+              <w:spacing w:after="0" w:line="252" w:lineRule="auto"/>
+            </w:pPr>
+            <w:r>
+              <w:rPr>
+                <w:rFonts w:ascii="Calibri" w:hAnsi="Calibri" w:eastAsia="Calibri" w:cs="Calibri"/>
+                <w:sz w:val="17"/>
+              </w:rPr>
+              <w:t>node embedding-cache</w:t>
+            </w:r>
+          </w:p>
+        </w:tc>
+        <w:tc>
+          <w:tcPr>
+            <w:tcW w:type="dxa" w:w="6860"/>
+            <w:tcBorders>
+              <w:top w:val="single" w:sz="4" w:space="0" w:color="D0D7DE"/>
+              <w:left w:val="single" w:sz="4" w:space="0" w:color="D0D7DE"/>
+              <w:bottom w:val="single" w:sz="4" w:space="0" w:color="D0D7DE"/>
+              <w:right w:val="single" w:sz="4" w:space="0" w:color="D0D7DE"/>
+              <w:insideH w:val="single" w:sz="4" w:space="0" w:color="D0D7DE"/>
+              <w:insideV w:val="single" w:sz="4" w:space="0" w:color="D0D7DE"/>
+            </w:tcBorders>
+          </w:tcPr>
+          <w:p>
+            <w:pPr>
+              <w:spacing w:after="0" w:line="252" w:lineRule="auto"/>
+            </w:pPr>
+            <w:r>
+              <w:rPr>
+                <w:rFonts w:ascii="Calibri" w:hAnsi="Calibri" w:eastAsia="Calibri" w:cs="Calibri"/>
+                <w:sz w:val="17"/>
+              </w:rPr>
+              <w:t>Не кодировать повторно SKU-node с тем же текстом.</w:t>
+            </w:r>
+          </w:p>
+        </w:tc>
+      </w:tr>
+      <w:tr>
+        <w:tc>
+          <w:tcPr>
+            <w:tcW w:type="dxa" w:w="2500"/>
+            <w:tcBorders>
+              <w:top w:val="single" w:sz="4" w:space="0" w:color="D0D7DE"/>
+              <w:left w:val="single" w:sz="4" w:space="0" w:color="D0D7DE"/>
+              <w:bottom w:val="single" w:sz="4" w:space="0" w:color="D0D7DE"/>
+              <w:right w:val="single" w:sz="4" w:space="0" w:color="D0D7DE"/>
+              <w:insideH w:val="single" w:sz="4" w:space="0" w:color="D0D7DE"/>
+              <w:insideV w:val="single" w:sz="4" w:space="0" w:color="D0D7DE"/>
+            </w:tcBorders>
+          </w:tcPr>
+          <w:p>
+            <w:pPr>
+              <w:spacing w:after="0" w:line="252" w:lineRule="auto"/>
+            </w:pPr>
+            <w:r>
+              <w:rPr>
+                <w:rFonts w:ascii="Calibri" w:hAnsi="Calibri" w:eastAsia="Calibri" w:cs="Calibri"/>
+                <w:sz w:val="17"/>
+              </w:rPr>
+              <w:t>pair score-cache</w:t>
+            </w:r>
+          </w:p>
+        </w:tc>
+        <w:tc>
+          <w:tcPr>
+            <w:tcW w:type="dxa" w:w="6860"/>
+            <w:tcBorders>
+              <w:top w:val="single" w:sz="4" w:space="0" w:color="D0D7DE"/>
+              <w:left w:val="single" w:sz="4" w:space="0" w:color="D0D7DE"/>
+              <w:bottom w:val="single" w:sz="4" w:space="0" w:color="D0D7DE"/>
+              <w:right w:val="single" w:sz="4" w:space="0" w:color="D0D7DE"/>
+              <w:insideH w:val="single" w:sz="4" w:space="0" w:color="D0D7DE"/>
+              <w:insideV w:val="single" w:sz="4" w:space="0" w:color="D0D7DE"/>
+            </w:tcBorders>
+          </w:tcPr>
+          <w:p>
+            <w:pPr>
+              <w:spacing w:after="0" w:line="252" w:lineRule="auto"/>
+            </w:pPr>
+            <w:r>
+              <w:rPr>
+                <w:rFonts w:ascii="Calibri" w:hAnsi="Calibri" w:eastAsia="Calibri" w:cs="Calibri"/>
+                <w:sz w:val="17"/>
+              </w:rPr>
+              <w:t>Не прогонять cross-encoder по уже скоренным парам.</w:t>
+            </w:r>
+          </w:p>
+        </w:tc>
+      </w:tr>
+      <w:tr>
+        <w:tc>
+          <w:tcPr>
+            <w:tcW w:type="dxa" w:w="2500"/>
+            <w:tcBorders>
+              <w:top w:val="single" w:sz="4" w:space="0" w:color="D0D7DE"/>
+              <w:left w:val="single" w:sz="4" w:space="0" w:color="D0D7DE"/>
+              <w:bottom w:val="single" w:sz="4" w:space="0" w:color="D0D7DE"/>
+              <w:right w:val="single" w:sz="4" w:space="0" w:color="D0D7DE"/>
+              <w:insideH w:val="single" w:sz="4" w:space="0" w:color="D0D7DE"/>
+              <w:insideV w:val="single" w:sz="4" w:space="0" w:color="D0D7DE"/>
+            </w:tcBorders>
+          </w:tcPr>
+          <w:p>
+            <w:pPr>
+              <w:spacing w:after="0" w:line="252" w:lineRule="auto"/>
+            </w:pPr>
+            <w:r>
+              <w:rPr>
+                <w:rFonts w:ascii="Calibri" w:hAnsi="Calibri" w:eastAsia="Calibri" w:cs="Calibri"/>
+                <w:sz w:val="17"/>
+              </w:rPr>
+              <w:t>snapshot-cache</w:t>
+            </w:r>
+          </w:p>
+        </w:tc>
+        <w:tc>
+          <w:tcPr>
+            <w:tcW w:type="dxa" w:w="6860"/>
+            <w:tcBorders>
+              <w:top w:val="single" w:sz="4" w:space="0" w:color="D0D7DE"/>
+              <w:left w:val="single" w:sz="4" w:space="0" w:color="D0D7DE"/>
+              <w:bottom w:val="single" w:sz="4" w:space="0" w:color="D0D7DE"/>
+              <w:right w:val="single" w:sz="4" w:space="0" w:color="D0D7DE"/>
+              <w:insideH w:val="single" w:sz="4" w:space="0" w:color="D0D7DE"/>
+              <w:insideV w:val="single" w:sz="4" w:space="0" w:color="D0D7DE"/>
+            </w:tcBorders>
+          </w:tcPr>
+          <w:p>
+            <w:pPr>
+              <w:spacing w:after="0" w:line="252" w:lineRule="auto"/>
+            </w:pPr>
+            <w:r>
+              <w:rPr>
+                <w:rFonts w:ascii="Calibri" w:hAnsi="Calibri" w:eastAsia="Calibri" w:cs="Calibri"/>
+                <w:sz w:val="17"/>
+              </w:rPr>
+              <w:t>Для полностью одинакового source/model читать embeddings.npy через mmap и быстро пересобрать IndexFlatIP.</w:t>
+            </w:r>
+          </w:p>
+        </w:tc>
+      </w:tr>
+    </w:tbl>
+    <w:p>
+      <w:pPr>
+        <w:jc w:val="center"/>
+      </w:pPr>
+      <w:r>
+        <w:drawing>
+          <wp:inline xmlns:a="http://schemas.openxmlformats.org/drawingml/2006/main" xmlns:pic="http://schemas.openxmlformats.org/drawingml/2006/picture">
+            <wp:extent cx="5577840" cy="4155259"/>
+            <wp:docPr id="6" name="Picture 6"/>
+            <wp:cNvGraphicFramePr>
+              <a:graphicFrameLocks noChangeAspect="1"/>
+            </wp:cNvGraphicFramePr>
+            <a:graphic>
+              <a:graphicData uri="http://schemas.openxmlformats.org/drawingml/2006/picture">
+                <pic:pic>
+                  <pic:nvPicPr>
+                    <pic:cNvPr id="0" name="image.png"/>
+                    <pic:cNvPicPr/>
+                  </pic:nvPicPr>
+                  <pic:blipFill>
+                    <a:blip r:embed="rId16"/>
+                    <a:stretch>
+                      <a:fillRect/>
+                    </a:stretch>
+                  </pic:blipFill>
+                  <pic:spPr>
+                    <a:xfrm>
+                      <a:off x="0" y="0"/>
+                      <a:ext cx="5577840" cy="4155259"/>
+                    </a:xfrm>
+                    <a:prstGeom prst="rect"/>
+                  </pic:spPr>
+                </pic:pic>
+              </a:graphicData>
+            </a:graphic>
+          </wp:inline>
+        </w:drawing>
+      </w:r>
+    </w:p>
+    <w:p>
+      <w:pPr>
+        <w:pStyle w:val="Caption"/>
+        <w:jc w:val="center"/>
+      </w:pPr>
+      <w:r>
+        <w:rPr>
+          <w:rFonts w:ascii="Calibri" w:hAnsi="Calibri" w:eastAsia="Calibri" w:cs="Calibri"/>
+          <w:color w:val="5B6770"/>
+          <w:sz w:val="18"/>
+        </w:rPr>
+        <w:t>Рисунок 5. Production browser SKU: каноническая строка и входящие SKU в web-app.</w:t>
+      </w:r>
+    </w:p>
+    <w:p>
+      <w:pPr>
+        <w:pStyle w:val="Heading1"/>
+      </w:pPr>
+      <w:r>
+        <w:rPr>
+          <w:rFonts w:ascii="Calibri" w:hAnsi="Calibri" w:eastAsia="Calibri" w:cs="Calibri"/>
+        </w:rPr>
+        <w:t>8. Как этим пользоваться сейчас</w:t>
+      </w:r>
+    </w:p>
+    <w:p>
+      <w:r>
+        <w:rPr>
+          <w:rFonts w:ascii="Calibri" w:hAnsi="Calibri" w:eastAsia="Calibri" w:cs="Calibri"/>
+        </w:rPr>
+        <w:t>Основной пользовательский сценарий не требует открывать ноутбуки или CSV вручную.</w:t>
+      </w:r>
+    </w:p>
+    <w:p>
+      <w:pPr>
+        <w:pStyle w:val="ListNumber"/>
+      </w:pPr>
+      <w:r>
+        <w:t>Запустить локальную web-app через MPStats Local App.command или .bat.</w:t>
+      </w:r>
+    </w:p>
+    <w:p>
+      <w:pPr>
+        <w:pStyle w:val="ListNumber"/>
+      </w:pPr>
+      <w:r>
+        <w:t>Собрать/обновить куб по нужным категориям.</w:t>
+      </w:r>
+    </w:p>
+    <w:p>
+      <w:pPr>
+        <w:pStyle w:val="ListNumber"/>
+      </w:pPr>
+      <w:r>
+        <w:t>Открыть «Данные -&gt; ML-дедуп», проверить путь к fine-tuned модели и параметры batch/K.</w:t>
+      </w:r>
+    </w:p>
+    <w:p>
+      <w:pPr>
+        <w:pStyle w:val="ListNumber"/>
+      </w:pPr>
+      <w:r>
+        <w:t>Отметить eligible-категории и нажать «Запустить», если нужен ручной rerun.</w:t>
+      </w:r>
+    </w:p>
+    <w:p>
+      <w:pPr>
+        <w:pStyle w:val="ListNumber"/>
+      </w:pPr>
+      <w:r>
+        <w:t>Проверить «Браузер SKU»: режим «2 уровня» показывает канон и входящие SKU, режим «Каноны» — только верхний уровень.</w:t>
+      </w:r>
+    </w:p>
+    <w:p>
+      <w:pPr>
+        <w:pStyle w:val="ListNumber"/>
+      </w:pPr>
+      <w:r>
+        <w:t>В «Данные -&gt; Выгрузка» использовать «CSV 2 уровня» или «CSV каноны».</w:t>
+      </w:r>
+    </w:p>
+    <w:p>
+      <w:r>
+        <w:rPr>
+          <w:rFonts w:ascii="Calibri" w:hAnsi="Calibri" w:eastAsia="Calibri" w:cs="Calibri"/>
+        </w:rPr>
+        <w:t>Важно: экспорт ML-дедупа не меняет количество строк в плоской выгрузке. Он добавляет поля идентичности: ML-группа товара, ML-группа фасовки, ML-канонический SKU, статус и run id.</w:t>
+      </w:r>
+    </w:p>
+    <w:p>
+      <w:pPr>
+        <w:pStyle w:val="Heading1"/>
+      </w:pPr>
+      <w:r>
+        <w:rPr>
+          <w:rFonts w:ascii="Calibri" w:hAnsi="Calibri" w:eastAsia="Calibri" w:cs="Calibri"/>
+        </w:rPr>
+        <w:t>9. Границы, риски и следующие работы</w:t>
+      </w:r>
+    </w:p>
+    <w:tbl>
+      <w:tblPr>
+        <w:tblW w:type="dxa" w:w="9360"/>
+        <w:jc w:val="center"/>
+        <w:tblLayout w:type="fixed"/>
+        <w:tblLook w:firstColumn="1" w:firstRow="1" w:lastColumn="0" w:lastRow="0" w:noHBand="0" w:noVBand="1" w:val="04A0"/>
+      </w:tblPr>
+      <w:tblGrid>
+        <w:gridCol w:w="1600"/>
+        <w:gridCol w:w="3800"/>
+        <w:gridCol w:w="3960"/>
+      </w:tblGrid>
+      <w:tr>
+        <w:tc>
+          <w:tcPr>
+            <w:tcW w:type="dxa" w:w="1600"/>
+            <w:vAlign w:val="center"/>
+            <w:tcMar>
+              <w:top w:w="80" w:type="dxa"/>
+              <w:bottom w:w="80" w:type="dxa"/>
+              <w:start w:w="120" w:type="dxa"/>
+              <w:end w:w="120" w:type="dxa"/>
+            </w:tcMar>
+            <w:tcBorders>
+              <w:top w:val="single" w:sz="4" w:space="0" w:color="D0D7DE"/>
+              <w:left w:val="single" w:sz="4" w:space="0" w:color="D0D7DE"/>
+              <w:bottom w:val="single" w:sz="4" w:space="0" w:color="D0D7DE"/>
+              <w:right w:val="single" w:sz="4" w:space="0" w:color="D0D7DE"/>
+              <w:insideH w:val="single" w:sz="4" w:space="0" w:color="D0D7DE"/>
+              <w:insideV w:val="single" w:sz="4" w:space="0" w:color="D0D7DE"/>
+            </w:tcBorders>
+            <w:shd w:fill="F2F4F7"/>
+          </w:tcPr>
+          <w:p>
+            <w:pPr>
+              <w:spacing w:after="0" w:line="252" w:lineRule="auto"/>
+            </w:pPr>
+            <w:r>
+              <w:rPr>
+                <w:rFonts w:ascii="Calibri" w:hAnsi="Calibri" w:eastAsia="Calibri" w:cs="Calibri"/>
+                <w:b/>
+                <w:color w:val="1F2937"/>
+                <w:sz w:val="16"/>
+              </w:rPr>
+              <w:t>Зона</w:t>
+            </w:r>
+          </w:p>
+        </w:tc>
+        <w:tc>
+          <w:tcPr>
+            <w:tcW w:type="dxa" w:w="3800"/>
+            <w:vAlign w:val="center"/>
+            <w:tcMar>
+              <w:top w:w="80" w:type="dxa"/>
+              <w:bottom w:w="80" w:type="dxa"/>
+              <w:start w:w="120" w:type="dxa"/>
+              <w:end w:w="120" w:type="dxa"/>
+            </w:tcMar>
+            <w:tcBorders>
+              <w:top w:val="single" w:sz="4" w:space="0" w:color="D0D7DE"/>
+              <w:left w:val="single" w:sz="4" w:space="0" w:color="D0D7DE"/>
+              <w:bottom w:val="single" w:sz="4" w:space="0" w:color="D0D7DE"/>
+              <w:right w:val="single" w:sz="4" w:space="0" w:color="D0D7DE"/>
+              <w:insideH w:val="single" w:sz="4" w:space="0" w:color="D0D7DE"/>
+              <w:insideV w:val="single" w:sz="4" w:space="0" w:color="D0D7DE"/>
+            </w:tcBorders>
+            <w:shd w:fill="F2F4F7"/>
+          </w:tcPr>
+          <w:p>
+            <w:pPr>
+              <w:spacing w:after="0" w:line="252" w:lineRule="auto"/>
+            </w:pPr>
+            <w:r>
+              <w:rPr>
+                <w:rFonts w:ascii="Calibri" w:hAnsi="Calibri" w:eastAsia="Calibri" w:cs="Calibri"/>
+                <w:b/>
+                <w:color w:val="1F2937"/>
+                <w:sz w:val="16"/>
+              </w:rPr>
+              <w:t>Что уже решено</w:t>
+            </w:r>
+          </w:p>
+        </w:tc>
+        <w:tc>
+          <w:tcPr>
+            <w:tcW w:type="dxa" w:w="3960"/>
+            <w:vAlign w:val="center"/>
+            <w:tcMar>
+              <w:top w:w="80" w:type="dxa"/>
+              <w:bottom w:w="80" w:type="dxa"/>
+              <w:start w:w="120" w:type="dxa"/>
+              <w:end w:w="120" w:type="dxa"/>
+            </w:tcMar>
+            <w:tcBorders>
+              <w:top w:val="single" w:sz="4" w:space="0" w:color="D0D7DE"/>
+              <w:left w:val="single" w:sz="4" w:space="0" w:color="D0D7DE"/>
+              <w:bottom w:val="single" w:sz="4" w:space="0" w:color="D0D7DE"/>
+              <w:right w:val="single" w:sz="4" w:space="0" w:color="D0D7DE"/>
+              <w:insideH w:val="single" w:sz="4" w:space="0" w:color="D0D7DE"/>
+              <w:insideV w:val="single" w:sz="4" w:space="0" w:color="D0D7DE"/>
+            </w:tcBorders>
+            <w:shd w:fill="F2F4F7"/>
+          </w:tcPr>
+          <w:p>
+            <w:pPr>
+              <w:spacing w:after="0" w:line="252" w:lineRule="auto"/>
+            </w:pPr>
+            <w:r>
+              <w:rPr>
+                <w:rFonts w:ascii="Calibri" w:hAnsi="Calibri" w:eastAsia="Calibri" w:cs="Calibri"/>
+                <w:b/>
+                <w:color w:val="1F2937"/>
+                <w:sz w:val="16"/>
+              </w:rPr>
+              <w:t>Что еще проверить</w:t>
+            </w:r>
+          </w:p>
+        </w:tc>
+      </w:tr>
+      <w:tr>
+        <w:tc>
+          <w:tcPr>
+            <w:tcW w:type="dxa" w:w="1600"/>
+            <w:tcBorders>
+              <w:top w:val="single" w:sz="4" w:space="0" w:color="D0D7DE"/>
+              <w:left w:val="single" w:sz="4" w:space="0" w:color="D0D7DE"/>
+              <w:bottom w:val="single" w:sz="4" w:space="0" w:color="D0D7DE"/>
+              <w:right w:val="single" w:sz="4" w:space="0" w:color="D0D7DE"/>
+              <w:insideH w:val="single" w:sz="4" w:space="0" w:color="D0D7DE"/>
+              <w:insideV w:val="single" w:sz="4" w:space="0" w:color="D0D7DE"/>
+            </w:tcBorders>
+          </w:tcPr>
+          <w:p>
+            <w:pPr>
+              <w:spacing w:after="0" w:line="252" w:lineRule="auto"/>
+            </w:pPr>
+            <w:r>
+              <w:rPr>
+                <w:rFonts w:ascii="Calibri" w:hAnsi="Calibri" w:eastAsia="Calibri" w:cs="Calibri"/>
+                <w:sz w:val="16"/>
+              </w:rPr>
+              <w:t>False merge</w:t>
+            </w:r>
+          </w:p>
+        </w:tc>
+        <w:tc>
+          <w:tcPr>
+            <w:tcW w:type="dxa" w:w="3800"/>
+            <w:tcBorders>
+              <w:top w:val="single" w:sz="4" w:space="0" w:color="D0D7DE"/>
+              <w:left w:val="single" w:sz="4" w:space="0" w:color="D0D7DE"/>
+              <w:bottom w:val="single" w:sz="4" w:space="0" w:color="D0D7DE"/>
+              <w:right w:val="single" w:sz="4" w:space="0" w:color="D0D7DE"/>
+              <w:insideH w:val="single" w:sz="4" w:space="0" w:color="D0D7DE"/>
+              <w:insideV w:val="single" w:sz="4" w:space="0" w:color="D0D7DE"/>
+            </w:tcBorders>
+          </w:tcPr>
+          <w:p>
+            <w:pPr>
+              <w:spacing w:after="0" w:line="252" w:lineRule="auto"/>
+            </w:pPr>
+            <w:r>
+              <w:rPr>
+                <w:rFonts w:ascii="Calibri" w:hAnsi="Calibri" w:eastAsia="Calibri" w:cs="Calibri"/>
+                <w:sz w:val="16"/>
+              </w:rPr>
+              <w:t>Cost-sensitive/weighted threshold и category-specific пороги.</w:t>
+            </w:r>
+          </w:p>
+        </w:tc>
+        <w:tc>
+          <w:tcPr>
+            <w:tcW w:type="dxa" w:w="3960"/>
+            <w:tcBorders>
+              <w:top w:val="single" w:sz="4" w:space="0" w:color="D0D7DE"/>
+              <w:left w:val="single" w:sz="4" w:space="0" w:color="D0D7DE"/>
+              <w:bottom w:val="single" w:sz="4" w:space="0" w:color="D0D7DE"/>
+              <w:right w:val="single" w:sz="4" w:space="0" w:color="D0D7DE"/>
+              <w:insideH w:val="single" w:sz="4" w:space="0" w:color="D0D7DE"/>
+              <w:insideV w:val="single" w:sz="4" w:space="0" w:color="D0D7DE"/>
+            </w:tcBorders>
+          </w:tcPr>
+          <w:p>
+            <w:pPr>
+              <w:spacing w:after="0" w:line="252" w:lineRule="auto"/>
+            </w:pPr>
+            <w:r>
+              <w:rPr>
+                <w:rFonts w:ascii="Calibri" w:hAnsi="Calibri" w:eastAsia="Calibri" w:cs="Calibri"/>
+                <w:sz w:val="16"/>
+              </w:rPr>
+              <w:t>Ручной просмотр оставшихся suspect/failure examples и hard-negative пополнение.</w:t>
+            </w:r>
+          </w:p>
+        </w:tc>
+      </w:tr>
+      <w:tr>
+        <w:tc>
+          <w:tcPr>
+            <w:tcW w:type="dxa" w:w="1600"/>
+            <w:tcBorders>
+              <w:top w:val="single" w:sz="4" w:space="0" w:color="D0D7DE"/>
+              <w:left w:val="single" w:sz="4" w:space="0" w:color="D0D7DE"/>
+              <w:bottom w:val="single" w:sz="4" w:space="0" w:color="D0D7DE"/>
+              <w:right w:val="single" w:sz="4" w:space="0" w:color="D0D7DE"/>
+              <w:insideH w:val="single" w:sz="4" w:space="0" w:color="D0D7DE"/>
+              <w:insideV w:val="single" w:sz="4" w:space="0" w:color="D0D7DE"/>
+            </w:tcBorders>
+          </w:tcPr>
+          <w:p>
+            <w:pPr>
+              <w:spacing w:after="0" w:line="252" w:lineRule="auto"/>
+            </w:pPr>
+            <w:r>
+              <w:rPr>
+                <w:rFonts w:ascii="Calibri" w:hAnsi="Calibri" w:eastAsia="Calibri" w:cs="Calibri"/>
+                <w:sz w:val="16"/>
+              </w:rPr>
+              <w:t>Graph chaining</w:t>
+            </w:r>
+          </w:p>
+        </w:tc>
+        <w:tc>
+          <w:tcPr>
+            <w:tcW w:type="dxa" w:w="3800"/>
+            <w:tcBorders>
+              <w:top w:val="single" w:sz="4" w:space="0" w:color="D0D7DE"/>
+              <w:left w:val="single" w:sz="4" w:space="0" w:color="D0D7DE"/>
+              <w:bottom w:val="single" w:sz="4" w:space="0" w:color="D0D7DE"/>
+              <w:right w:val="single" w:sz="4" w:space="0" w:color="D0D7DE"/>
+              <w:insideH w:val="single" w:sz="4" w:space="0" w:color="D0D7DE"/>
+              <w:insideV w:val="single" w:sz="4" w:space="0" w:color="D0D7DE"/>
+            </w:tcBorders>
+          </w:tcPr>
+          <w:p>
+            <w:pPr>
+              <w:spacing w:after="0" w:line="252" w:lineRule="auto"/>
+            </w:pPr>
+            <w:r>
+              <w:rPr>
+                <w:rFonts w:ascii="Calibri" w:hAnsi="Calibri" w:eastAsia="Calibri" w:cs="Calibri"/>
+                <w:sz w:val="16"/>
+              </w:rPr>
+              <w:t>Leiden вместо простых connected components.</w:t>
+            </w:r>
+          </w:p>
+        </w:tc>
+        <w:tc>
+          <w:tcPr>
+            <w:tcW w:type="dxa" w:w="3960"/>
+            <w:tcBorders>
+              <w:top w:val="single" w:sz="4" w:space="0" w:color="D0D7DE"/>
+              <w:left w:val="single" w:sz="4" w:space="0" w:color="D0D7DE"/>
+              <w:bottom w:val="single" w:sz="4" w:space="0" w:color="D0D7DE"/>
+              <w:right w:val="single" w:sz="4" w:space="0" w:color="D0D7DE"/>
+              <w:insideH w:val="single" w:sz="4" w:space="0" w:color="D0D7DE"/>
+              <w:insideV w:val="single" w:sz="4" w:space="0" w:color="D0D7DE"/>
+            </w:tcBorders>
+          </w:tcPr>
+          <w:p>
+            <w:pPr>
+              <w:spacing w:after="0" w:line="252" w:lineRule="auto"/>
+            </w:pPr>
+            <w:r>
+              <w:rPr>
+                <w:rFonts w:ascii="Calibri" w:hAnsi="Calibri" w:eastAsia="Calibri" w:cs="Calibri"/>
+                <w:sz w:val="16"/>
+              </w:rPr>
+              <w:t>Component-level metrics и quarantine для рискованных больших компонент.</w:t>
+            </w:r>
+          </w:p>
+        </w:tc>
+      </w:tr>
+      <w:tr>
+        <w:tc>
+          <w:tcPr>
+            <w:tcW w:type="dxa" w:w="1600"/>
+            <w:tcBorders>
+              <w:top w:val="single" w:sz="4" w:space="0" w:color="D0D7DE"/>
+              <w:left w:val="single" w:sz="4" w:space="0" w:color="D0D7DE"/>
+              <w:bottom w:val="single" w:sz="4" w:space="0" w:color="D0D7DE"/>
+              <w:right w:val="single" w:sz="4" w:space="0" w:color="D0D7DE"/>
+              <w:insideH w:val="single" w:sz="4" w:space="0" w:color="D0D7DE"/>
+              <w:insideV w:val="single" w:sz="4" w:space="0" w:color="D0D7DE"/>
+            </w:tcBorders>
+          </w:tcPr>
+          <w:p>
+            <w:pPr>
+              <w:spacing w:after="0" w:line="252" w:lineRule="auto"/>
+            </w:pPr>
+            <w:r>
+              <w:rPr>
+                <w:rFonts w:ascii="Calibri" w:hAnsi="Calibri" w:eastAsia="Calibri" w:cs="Calibri"/>
+                <w:sz w:val="16"/>
+              </w:rPr>
+              <w:t>Runtime</w:t>
+            </w:r>
+          </w:p>
+        </w:tc>
+        <w:tc>
+          <w:tcPr>
+            <w:tcW w:type="dxa" w:w="3800"/>
+            <w:tcBorders>
+              <w:top w:val="single" w:sz="4" w:space="0" w:color="D0D7DE"/>
+              <w:left w:val="single" w:sz="4" w:space="0" w:color="D0D7DE"/>
+              <w:bottom w:val="single" w:sz="4" w:space="0" w:color="D0D7DE"/>
+              <w:right w:val="single" w:sz="4" w:space="0" w:color="D0D7DE"/>
+              <w:insideH w:val="single" w:sz="4" w:space="0" w:color="D0D7DE"/>
+              <w:insideV w:val="single" w:sz="4" w:space="0" w:color="D0D7DE"/>
+            </w:tcBorders>
+          </w:tcPr>
+          <w:p>
+            <w:pPr>
+              <w:spacing w:after="0" w:line="252" w:lineRule="auto"/>
+            </w:pPr>
+            <w:r>
+              <w:rPr>
+                <w:rFonts w:ascii="Calibri" w:hAnsi="Calibri" w:eastAsia="Calibri" w:cs="Calibri"/>
+                <w:sz w:val="16"/>
+              </w:rPr>
+              <w:t>Embedding/score/identity/snapshot caches.</w:t>
+            </w:r>
+          </w:p>
+        </w:tc>
+        <w:tc>
+          <w:tcPr>
+            <w:tcW w:type="dxa" w:w="3960"/>
+            <w:tcBorders>
+              <w:top w:val="single" w:sz="4" w:space="0" w:color="D0D7DE"/>
+              <w:left w:val="single" w:sz="4" w:space="0" w:color="D0D7DE"/>
+              <w:bottom w:val="single" w:sz="4" w:space="0" w:color="D0D7DE"/>
+              <w:right w:val="single" w:sz="4" w:space="0" w:color="D0D7DE"/>
+              <w:insideH w:val="single" w:sz="4" w:space="0" w:color="D0D7DE"/>
+              <w:insideV w:val="single" w:sz="4" w:space="0" w:color="D0D7DE"/>
+            </w:tcBorders>
+          </w:tcPr>
+          <w:p>
+            <w:pPr>
+              <w:spacing w:after="0" w:line="252" w:lineRule="auto"/>
+            </w:pPr>
+            <w:r>
+              <w:rPr>
+                <w:rFonts w:ascii="Calibri" w:hAnsi="Calibri" w:eastAsia="Calibri" w:cs="Calibri"/>
+                <w:sz w:val="16"/>
+              </w:rPr>
+              <w:t>Browser/e2e regression и мониторинг длительности на больших категориях.</w:t>
+            </w:r>
+          </w:p>
+        </w:tc>
+      </w:tr>
+      <w:tr>
+        <w:tc>
+          <w:tcPr>
+            <w:tcW w:type="dxa" w:w="1600"/>
+            <w:tcBorders>
+              <w:top w:val="single" w:sz="4" w:space="0" w:color="D0D7DE"/>
+              <w:left w:val="single" w:sz="4" w:space="0" w:color="D0D7DE"/>
+              <w:bottom w:val="single" w:sz="4" w:space="0" w:color="D0D7DE"/>
+              <w:right w:val="single" w:sz="4" w:space="0" w:color="D0D7DE"/>
+              <w:insideH w:val="single" w:sz="4" w:space="0" w:color="D0D7DE"/>
+              <w:insideV w:val="single" w:sz="4" w:space="0" w:color="D0D7DE"/>
+            </w:tcBorders>
+          </w:tcPr>
+          <w:p>
+            <w:pPr>
+              <w:spacing w:after="0" w:line="252" w:lineRule="auto"/>
+            </w:pPr>
+            <w:r>
+              <w:rPr>
+                <w:rFonts w:ascii="Calibri" w:hAnsi="Calibri" w:eastAsia="Calibri" w:cs="Calibri"/>
+                <w:sz w:val="16"/>
+              </w:rPr>
+              <w:t>Данные</w:t>
+            </w:r>
+          </w:p>
+        </w:tc>
+        <w:tc>
+          <w:tcPr>
+            <w:tcW w:type="dxa" w:w="3800"/>
+            <w:tcBorders>
+              <w:top w:val="single" w:sz="4" w:space="0" w:color="D0D7DE"/>
+              <w:left w:val="single" w:sz="4" w:space="0" w:color="D0D7DE"/>
+              <w:bottom w:val="single" w:sz="4" w:space="0" w:color="D0D7DE"/>
+              <w:right w:val="single" w:sz="4" w:space="0" w:color="D0D7DE"/>
+              <w:insideH w:val="single" w:sz="4" w:space="0" w:color="D0D7DE"/>
+              <w:insideV w:val="single" w:sz="4" w:space="0" w:color="D0D7DE"/>
+            </w:tcBorders>
+          </w:tcPr>
+          <w:p>
+            <w:pPr>
+              <w:spacing w:after="0" w:line="252" w:lineRule="auto"/>
+            </w:pPr>
+            <w:r>
+              <w:rPr>
+                <w:rFonts w:ascii="Calibri" w:hAnsi="Calibri" w:eastAsia="Calibri" w:cs="Calibri"/>
+                <w:sz w:val="16"/>
+              </w:rPr>
+              <w:t>Фильтр Продажи &gt;= 15 и положительный объем.</w:t>
+            </w:r>
+          </w:p>
+        </w:tc>
+        <w:tc>
+          <w:tcPr>
+            <w:tcW w:type="dxa" w:w="3960"/>
+            <w:tcBorders>
+              <w:top w:val="single" w:sz="4" w:space="0" w:color="D0D7DE"/>
+              <w:left w:val="single" w:sz="4" w:space="0" w:color="D0D7DE"/>
+              <w:bottom w:val="single" w:sz="4" w:space="0" w:color="D0D7DE"/>
+              <w:right w:val="single" w:sz="4" w:space="0" w:color="D0D7DE"/>
+              <w:insideH w:val="single" w:sz="4" w:space="0" w:color="D0D7DE"/>
+              <w:insideV w:val="single" w:sz="4" w:space="0" w:color="D0D7DE"/>
+            </w:tcBorders>
+          </w:tcPr>
+          <w:p>
+            <w:pPr>
+              <w:spacing w:after="0" w:line="252" w:lineRule="auto"/>
+            </w:pPr>
+            <w:r>
+              <w:rPr>
+                <w:rFonts w:ascii="Calibri" w:hAnsi="Calibri" w:eastAsia="Calibri" w:cs="Calibri"/>
+                <w:sz w:val="16"/>
+              </w:rPr>
+              <w:t>Проверить новые категории на полноту brand/weight/subcategory перед включением.</w:t>
+            </w:r>
+          </w:p>
+        </w:tc>
+      </w:tr>
+      <w:tr>
+        <w:tc>
+          <w:tcPr>
+            <w:tcW w:type="dxa" w:w="1600"/>
+            <w:tcBorders>
+              <w:top w:val="single" w:sz="4" w:space="0" w:color="D0D7DE"/>
+              <w:left w:val="single" w:sz="4" w:space="0" w:color="D0D7DE"/>
+              <w:bottom w:val="single" w:sz="4" w:space="0" w:color="D0D7DE"/>
+              <w:right w:val="single" w:sz="4" w:space="0" w:color="D0D7DE"/>
+              <w:insideH w:val="single" w:sz="4" w:space="0" w:color="D0D7DE"/>
+              <w:insideV w:val="single" w:sz="4" w:space="0" w:color="D0D7DE"/>
+            </w:tcBorders>
+          </w:tcPr>
+          <w:p>
+            <w:pPr>
+              <w:spacing w:after="0" w:line="252" w:lineRule="auto"/>
+            </w:pPr>
+            <w:r>
+              <w:rPr>
+                <w:rFonts w:ascii="Calibri" w:hAnsi="Calibri" w:eastAsia="Calibri" w:cs="Calibri"/>
+                <w:sz w:val="16"/>
+              </w:rPr>
+              <w:t>Документация</w:t>
+            </w:r>
+          </w:p>
+        </w:tc>
+        <w:tc>
+          <w:tcPr>
+            <w:tcW w:type="dxa" w:w="3800"/>
+            <w:tcBorders>
+              <w:top w:val="single" w:sz="4" w:space="0" w:color="D0D7DE"/>
+              <w:left w:val="single" w:sz="4" w:space="0" w:color="D0D7DE"/>
+              <w:bottom w:val="single" w:sz="4" w:space="0" w:color="D0D7DE"/>
+              <w:right w:val="single" w:sz="4" w:space="0" w:color="D0D7DE"/>
+              <w:insideH w:val="single" w:sz="4" w:space="0" w:color="D0D7DE"/>
+              <w:insideV w:val="single" w:sz="4" w:space="0" w:color="D0D7DE"/>
+            </w:tcBorders>
+          </w:tcPr>
+          <w:p>
+            <w:pPr>
+              <w:spacing w:after="0" w:line="252" w:lineRule="auto"/>
+            </w:pPr>
+            <w:r>
+              <w:rPr>
+                <w:rFonts w:ascii="Calibri" w:hAnsi="Calibri" w:eastAsia="Calibri" w:cs="Calibri"/>
+                <w:sz w:val="16"/>
+              </w:rPr>
+              <w:t>JURY_GUIDE, notebooks/README, USER_GUIDE, ARCHITECTURE_PROGRESS.</w:t>
+            </w:r>
+          </w:p>
+        </w:tc>
+        <w:tc>
+          <w:tcPr>
+            <w:tcW w:type="dxa" w:w="3960"/>
+            <w:tcBorders>
+              <w:top w:val="single" w:sz="4" w:space="0" w:color="D0D7DE"/>
+              <w:left w:val="single" w:sz="4" w:space="0" w:color="D0D7DE"/>
+              <w:bottom w:val="single" w:sz="4" w:space="0" w:color="D0D7DE"/>
+              <w:right w:val="single" w:sz="4" w:space="0" w:color="D0D7DE"/>
+              <w:insideH w:val="single" w:sz="4" w:space="0" w:color="D0D7DE"/>
+              <w:insideV w:val="single" w:sz="4" w:space="0" w:color="D0D7DE"/>
+            </w:tcBorders>
+          </w:tcPr>
+          <w:p>
+            <w:pPr>
+              <w:spacing w:after="0" w:line="252" w:lineRule="auto"/>
+            </w:pPr>
+            <w:r>
+              <w:rPr>
+                <w:rFonts w:ascii="Calibri" w:hAnsi="Calibri" w:eastAsia="Calibri" w:cs="Calibri"/>
+                <w:sz w:val="16"/>
+              </w:rPr>
+              <w:t>Поддерживать один текущий маршрут, не размазывая mutable status по старым отчетам.</w:t>
+            </w:r>
+          </w:p>
+        </w:tc>
+      </w:tr>
+    </w:tbl>
+    <w:p>
+      <w:pPr>
+        <w:pStyle w:val="Heading1"/>
+      </w:pPr>
+      <w:r>
+        <w:rPr>
+          <w:rFonts w:ascii="Calibri" w:hAnsi="Calibri" w:eastAsia="Calibri" w:cs="Calibri"/>
+        </w:rPr>
+        <w:t>10. Источники и проверяемые файлы</w:t>
       </w:r>
     </w:p>
     <w:p>
       <w:pPr>
         <w:pStyle w:val="ListBullet"/>
-        <w:keepNext w:val="0"/>
-        <w:spacing w:before="0" w:after="80" w:line="300" w:lineRule="auto"/>
       </w:pPr>
       <w:r>
         <w:rPr>
-          <w:rFonts w:ascii="Calibri" w:hAnsi="Calibri" w:eastAsia="Calibri"/>
-          <w:color w:val="111827"/>
+          <w:rFonts w:ascii="Calibri" w:hAnsi="Calibri" w:eastAsia="Calibri" w:cs="Calibri"/>
         </w:rPr>
-        <w:t>Memory registry Codex: группы задач по MPStats production, research notebooks, workbook reconciliation, diploma MVP.</w:t>
+        <w:t>docs/AI_INDEX.md, docs/AGENT_NAVIGATION.md, docs/ARCHITECTURE.md, docs/ARCHITECTURE_PROGRESS.md.</w:t>
       </w:r>
     </w:p>
     <w:p>
       <w:pPr>
         <w:pStyle w:val="ListBullet"/>
-        <w:keepNext w:val="0"/>
-        <w:spacing w:before="0" w:after="80" w:line="300" w:lineRule="auto"/>
       </w:pPr>
       <w:r>
         <w:rPr>
-          <w:rFonts w:ascii="Calibri" w:hAnsi="Calibri" w:eastAsia="Calibri"/>
-          <w:color w:val="111827"/>
+          <w:rFonts w:ascii="Calibri" w:hAnsi="Calibri" w:eastAsia="Calibri" w:cs="Calibri"/>
         </w:rPr>
-        <w:t>Текущие проектные документы: `AGENTS.md`, `docs/AI_INDEX.md`, `docs/ARCHITECTURE.md`, `docs/ARCHITECTURE_PROGRESS.md`.</w:t>
+        <w:t>docs/USER_GUIDE.md, раздел «Данные -&gt; ML-дедуп».</w:t>
       </w:r>
     </w:p>
     <w:p>
       <w:pPr>
         <w:pStyle w:val="ListBullet"/>
-        <w:keepNext w:val="0"/>
-        <w:spacing w:before="0" w:after="80" w:line="300" w:lineRule="auto"/>
       </w:pPr>
       <w:r>
         <w:rPr>
-          <w:rFonts w:ascii="Calibri" w:hAnsi="Calibri" w:eastAsia="Calibri"/>
-          <w:color w:val="111827"/>
+          <w:rFonts w:ascii="Calibri" w:hAnsi="Calibri" w:eastAsia="Calibri" w:cs="Calibri"/>
         </w:rPr>
-        <w:t>Свежий read-only анализ benchmark artifacts: `artifacts/reports/binary_threshold_summary.csv` и `binary_threshold_predictions.csv`.</w:t>
+        <w:t>pipeline/services/dedup/model_profile.json.</w:t>
+      </w:r>
+    </w:p>
+    <w:p>
+      <w:pPr>
+        <w:pStyle w:val="ListBullet"/>
+      </w:pPr>
+      <w:r>
+        <w:rPr>
+          <w:rFonts w:ascii="Calibri" w:hAnsi="Calibri" w:eastAsia="Calibri" w:cs="Calibri"/>
+        </w:rPr>
+        <w:t>notebooks/README.md и notebooks/00_eda.ipynb ... notebooks/05_grouped_sku_demo.ipynb.</w:t>
+      </w:r>
+    </w:p>
+    <w:p>
+      <w:pPr>
+        <w:pStyle w:val="ListBullet"/>
+      </w:pPr>
+      <w:r>
+        <w:rPr>
+          <w:rFonts w:ascii="Calibri" w:hAnsi="Calibri" w:eastAsia="Calibri" w:cs="Calibri"/>
+        </w:rPr>
+        <w:t>artifacts/reports/fine_tuning/all_models_terminal_summary.csv и binary_threshold_summary.csv.</w:t>
+      </w:r>
+    </w:p>
+    <w:p>
+      <w:pPr>
+        <w:pStyle w:val="ListBullet"/>
+      </w:pPr>
+      <w:r>
+        <w:rPr>
+          <w:rFonts w:ascii="Calibri" w:hAnsi="Calibri" w:eastAsia="Calibri" w:cs="Calibri"/>
+        </w:rPr>
+        <w:t>research/dedup/data/* local artifacts: candidates, labeling, frozen splits, fusion outputs.</w:t>
+      </w:r>
+    </w:p>
+    <w:p>
+      <w:pPr>
+        <w:pStyle w:val="ListBullet"/>
+      </w:pPr>
+      <w:r>
+        <w:rPr>
+          <w:rFonts w:ascii="Calibri" w:hAnsi="Calibri" w:eastAsia="Calibri" w:cs="Calibri"/>
+        </w:rPr>
+        <w:t>/Users/exoldoff/Desktop/да: скриншоты notebook/output/web-app для визуальной части отчета.</w:t>
+      </w:r>
+    </w:p>
+    <w:p>
+      <w:r>
+        <w:rPr>
+          <w:rFonts w:ascii="Calibri" w:hAnsi="Calibri" w:eastAsia="Calibri" w:cs="Calibri"/>
+        </w:rPr>
+        <w:t>Оговорка: CSV/DB/artifacts являются локальными свидетельствами этого development checkout. Они полезны для отчета о текущей разработке, но не заменяют состояние пользовательской машины с production-данными.</w:t>
       </w:r>
     </w:p>
     <w:sectPr>
@@ -2241,11 +6590,11 @@
     </w:pPr>
     <w:r>
       <w:rPr>
-        <w:rFonts w:ascii="Calibri" w:hAnsi="Calibri" w:eastAsia="Calibri"/>
-        <w:color w:val="4B5563"/>
-        <w:sz w:val="17"/>
-      </w:rPr>
-      <w:t>Сводка по памяти Codex и текущим проектным документам</w:t>
+        <w:rFonts w:ascii="Calibri" w:hAnsi="Calibri" w:eastAsia="Calibri" w:cs="Calibri"/>
+        <w:color w:val="5B6770"/>
+        <w:sz w:val="18"/>
+      </w:rPr>
+      <w:t>Локальный отчет по состоянию репозитория и артефактов на 1 июля 2026</w:t>
     </w:r>
   </w:p>
 </w:ftr>
@@ -2260,11 +6609,11 @@
     </w:pPr>
     <w:r>
       <w:rPr>
-        <w:rFonts w:ascii="Calibri" w:hAnsi="Calibri" w:eastAsia="Calibri"/>
-        <w:color w:val="4B5563"/>
+        <w:rFonts w:ascii="Calibri" w:hAnsi="Calibri" w:eastAsia="Calibri" w:cs="Calibri"/>
+        <w:color w:val="5B6770"/>
         <w:sz w:val="18"/>
       </w:rPr>
-      <w:t>MPStats lore / июнь 2026</w:t>
+      <w:t>MPStats ML-дедупликация — отчет о процессе</w:t>
     </w:r>
   </w:p>
 </w:hdr>
@@ -2634,11 +6983,10 @@
     <w:qFormat/>
     <w:rsid w:val="00FC693F"/>
     <w:pPr>
-      <w:spacing w:after="120" w:line="300" w:lineRule="auto"/>
+      <w:spacing w:after="120" w:line="264" w:lineRule="auto"/>
     </w:pPr>
     <w:rPr>
       <w:rFonts w:ascii="Calibri" w:hAnsi="Calibri" w:eastAsia="Calibri"/>
-      <w:color w:val="111827"/>
       <w:sz w:val="22"/>
     </w:rPr>
   </w:style>
@@ -2697,7 +7045,7 @@
     <w:pPr>
       <w:keepNext/>
       <w:keepLines/>
-      <w:spacing w:before="360" w:after="200"/>
+      <w:spacing w:before="320" w:after="160"/>
       <w:outlineLvl w:val="0"/>
     </w:pPr>
     <w:rPr>
@@ -2721,7 +7069,7 @@
     <w:pPr>
       <w:keepNext/>
       <w:keepLines/>
-      <w:spacing w:before="280" w:after="140"/>
+      <w:spacing w:before="240" w:after="120"/>
       <w:outlineLvl w:val="1"/>
     </w:pPr>
     <w:rPr>
@@ -2745,7 +7093,7 @@
     <w:pPr>
       <w:keepNext/>
       <w:keepLines/>
-      <w:spacing w:before="200" w:after="100"/>
+      <w:spacing w:before="160" w:after="80"/>
       <w:outlineLvl w:val="2"/>
     </w:pPr>
     <w:rPr>
@@ -3430,12 +7778,14 @@
     <w:qFormat/>
     <w:rsid w:val="00FC693F"/>
     <w:pPr>
-      <w:spacing w:line="240" w:lineRule="auto"/>
+      <w:spacing w:line="240" w:lineRule="auto" w:after="160"/>
     </w:pPr>
     <w:rPr>
+      <w:rFonts w:ascii="Calibri" w:hAnsi="Calibri" w:eastAsia="Calibri"/>
       <w:b/>
       <w:bCs/>
-      <w:color w:val="4F81BD" w:themeColor="accent1"/>
+      <w:i w:val="0"/>
+      <w:color w:val="5B6770"/>
       <w:sz w:val="18"/>
       <w:szCs w:val="18"/>
     </w:rPr>
